--- a/pr-preview/pr-154/limit-theorems.docx
+++ b/pr-preview/pr-154/limit-theorems.docx
@@ -15,7 +15,7 @@
         <w:pStyle w:val="Date"/>
       </w:pPr>
       <w:r>
-        <w:t xml:space="preserve">Last modified: 2026-10-14 23:44:23 (PDT)</w:t>
+        <w:t xml:space="preserve">Last modified: 2026-10-15 00:05:31 (PDT)</w:t>
       </w:r>
     </w:p>
     <w:bookmarkStart w:id="37" w:name="sec-clt"/>

--- a/pr-preview/pr-154/limit-theorems.docx
+++ b/pr-preview/pr-154/limit-theorems.docx
@@ -15,7 +15,7 @@
         <w:pStyle w:val="Date"/>
       </w:pPr>
       <w:r>
-        <w:t xml:space="preserve">Last modified: 2026-10-15 00:05:31 (PDT)</w:t>
+        <w:t xml:space="preserve">Last modified: 2026-10-15 00:16:29 (PDT)</w:t>
       </w:r>
     </w:p>
     <w:bookmarkStart w:id="37" w:name="sec-clt"/>

--- a/pr-preview/pr-154/limit-theorems.docx
+++ b/pr-preview/pr-154/limit-theorems.docx
@@ -15,7 +15,7 @@
         <w:pStyle w:val="Date"/>
       </w:pPr>
       <w:r>
-        <w:t xml:space="preserve">Last modified: 2026-10-15 00:16:29 (PDT)</w:t>
+        <w:t xml:space="preserve">Last modified: 2026-10-15 01:13:53 (PDT)</w:t>
       </w:r>
     </w:p>
     <w:bookmarkStart w:id="37" w:name="sec-clt"/>

--- a/pr-preview/pr-154/limit-theorems.docx
+++ b/pr-preview/pr-154/limit-theorems.docx
@@ -15,7 +15,7 @@
         <w:pStyle w:val="Date"/>
       </w:pPr>
       <w:r>
-        <w:t xml:space="preserve">Last modified: 2026-10-15 01:13:53 (PDT)</w:t>
+        <w:t xml:space="preserve">Last modified: 2026-10-15 01:21:58 (PDT)</w:t>
       </w:r>
     </w:p>
     <w:bookmarkStart w:id="37" w:name="sec-clt"/>
@@ -7617,7 +7617,7 @@
       </w:r>
     </w:p>
     <w:bookmarkEnd w:id="37"/>
-    <w:bookmarkStart w:id="43" w:name="sec-tail-bounds"/>
+    <w:bookmarkStart w:id="49" w:name="sec-tail-bounds"/>
     <w:p>
       <w:pPr>
         <w:pStyle w:val="Heading2"/>
@@ -11978,8 +11978,9426 @@
       </w:r>
     </w:p>
     <w:bookmarkEnd w:id="42"/>
+    <w:bookmarkStart w:id="43" w:name="lem-hoeffding"/>
+    <w:p>
+      <w:pPr>
+        <w:pStyle w:val="BodyText"/>
+      </w:pPr>
+      <w:r>
+        <w:rPr>
+          <w:b/>
+          <w:bCs/>
+        </w:rPr>
+        <w:t xml:space="preserve">Lemma 1 (Hoeffding’s lemma)</w:t>
+      </w:r>
+      <w:r>
+        <w:t xml:space="preserve"> </w:t>
+      </w:r>
+      <w:r>
+        <w:t xml:space="preserve">Let</w:t>
+      </w:r>
+      <w:r>
+        <w:t xml:space="preserve"> </w:t>
+      </w:r>
+      <m:oMath>
+        <m:r>
+          <m:t>X</m:t>
+        </m:r>
+      </m:oMath>
+      <w:r>
+        <w:t xml:space="preserve"> </w:t>
+      </w:r>
+      <w:r>
+        <w:t xml:space="preserve">be a random variable with</w:t>
+      </w:r>
+      <w:r>
+        <w:t xml:space="preserve"> </w:t>
+      </w:r>
+      <m:oMath>
+        <m:r>
+          <m:t>0</m:t>
+        </m:r>
+        <m:r>
+          <m:rPr>
+            <m:sty m:val="p"/>
+          </m:rPr>
+          <m:t>≤</m:t>
+        </m:r>
+        <m:r>
+          <m:t>X</m:t>
+        </m:r>
+        <m:r>
+          <m:rPr>
+            <m:sty m:val="p"/>
+          </m:rPr>
+          <m:t>≤</m:t>
+        </m:r>
+        <m:r>
+          <m:t>1</m:t>
+        </m:r>
+      </m:oMath>
+      <w:r>
+        <w:t xml:space="preserve"> </w:t>
+      </w:r>
+      <w:r>
+        <w:t xml:space="preserve">and mean</w:t>
+      </w:r>
+      <w:r>
+        <w:t xml:space="preserve"> </w:t>
+      </w:r>
+      <m:oMath>
+        <m:r>
+          <m:t>μ</m:t>
+        </m:r>
+      </m:oMath>
+      <w:r>
+        <w:t xml:space="preserve">.</w:t>
+      </w:r>
+      <w:r>
+        <w:t xml:space="preserve"> </w:t>
+      </w:r>
+      <w:r>
+        <w:t xml:space="preserve">Then for every real number</w:t>
+      </w:r>
+      <w:r>
+        <w:t xml:space="preserve"> </w:t>
+      </w:r>
+      <m:oMath>
+        <m:r>
+          <m:t>s</m:t>
+        </m:r>
+      </m:oMath>
+      <w:r>
+        <w:t xml:space="preserve">,</w:t>
+      </w:r>
+    </w:p>
+    <w:p>
+      <w:pPr>
+        <w:pStyle w:val="BodyText"/>
+      </w:pPr>
+      <m:oMathPara>
+        <m:oMathParaPr>
+          <m:jc m:val="center"/>
+        </m:oMathParaPr>
+        <m:oMath>
+          <m:r>
+            <m:rPr>
+              <m:sty m:val="p"/>
+            </m:rPr>
+            <m:t>E</m:t>
+          </m:r>
+          <m:r>
+            <m:t>​</m:t>
+          </m:r>
+          <m:d>
+            <m:dPr>
+              <m:begChr m:val="["/>
+              <m:sepChr m:val=""/>
+              <m:endChr m:val="]"/>
+              <m:grow/>
+            </m:dPr>
+            <m:e>
+              <m:sSup>
+                <m:e>
+                  <m:r>
+                    <m:t>e</m:t>
+                  </m:r>
+                </m:e>
+                <m:sup>
+                  <m:r>
+                    <m:t>s</m:t>
+                  </m:r>
+                  <m:r>
+                    <m:rPr>
+                      <m:sty m:val="p"/>
+                    </m:rPr>
+                    <m:t>(</m:t>
+                  </m:r>
+                  <m:r>
+                    <m:t>X</m:t>
+                  </m:r>
+                  <m:r>
+                    <m:rPr>
+                      <m:sty m:val="p"/>
+                    </m:rPr>
+                    <m:t>−</m:t>
+                  </m:r>
+                  <m:r>
+                    <m:t>μ</m:t>
+                  </m:r>
+                  <m:r>
+                    <m:rPr>
+                      <m:sty m:val="p"/>
+                    </m:rPr>
+                    <m:t>)</m:t>
+                  </m:r>
+                </m:sup>
+              </m:sSup>
+            </m:e>
+          </m:d>
+          <m:r>
+            <m:t>​</m:t>
+          </m:r>
+          <m:r>
+            <m:rPr>
+              <m:sty m:val="p"/>
+            </m:rPr>
+            <m:t>≤</m:t>
+          </m:r>
+          <m:sSup>
+            <m:e>
+              <m:r>
+                <m:t>e</m:t>
+              </m:r>
+            </m:e>
+            <m:sup>
+              <m:sSup>
+                <m:e>
+                  <m:r>
+                    <m:t>s</m:t>
+                  </m:r>
+                </m:e>
+                <m:sup>
+                  <m:r>
+                    <m:t>2</m:t>
+                  </m:r>
+                </m:sup>
+              </m:sSup>
+              <m:r>
+                <m:rPr>
+                  <m:sty m:val="p"/>
+                </m:rPr>
+                <m:t>/</m:t>
+              </m:r>
+              <m:r>
+                <m:t>8</m:t>
+              </m:r>
+            </m:sup>
+          </m:sSup>
+          <m:r>
+            <m:rPr>
+              <m:sty m:val="p"/>
+            </m:rPr>
+            <m:t>.</m:t>
+          </m:r>
+        </m:oMath>
+      </m:oMathPara>
+    </w:p>
     <w:bookmarkEnd w:id="43"/>
-    <w:bookmarkStart w:id="56" w:name="references"/>
+    <w:p>
+      <w:pPr>
+        <w:pStyle w:val="FirstParagraph"/>
+      </w:pPr>
+      <w:r>
+        <w:rPr>
+          <w:i/>
+          <w:iCs/>
+        </w:rPr>
+        <w:t xml:space="preserve">Proof</w:t>
+      </w:r>
+      <w:r>
+        <w:t xml:space="preserve">. </w:t>
+      </w:r>
+      <w:r>
+        <w:t xml:space="preserve">First bound</w:t>
+      </w:r>
+      <w:r>
+        <w:t xml:space="preserve"> </w:t>
+      </w:r>
+      <m:oMath>
+        <m:sSup>
+          <m:e>
+            <m:r>
+              <m:t>e</m:t>
+            </m:r>
+          </m:e>
+          <m:sup>
+            <m:r>
+              <m:t>s</m:t>
+            </m:r>
+            <m:r>
+              <m:t>X</m:t>
+            </m:r>
+          </m:sup>
+        </m:sSup>
+      </m:oMath>
+      <w:r>
+        <w:t xml:space="preserve"> </w:t>
+      </w:r>
+      <w:r>
+        <w:t xml:space="preserve">by a line.</w:t>
+      </w:r>
+      <w:r>
+        <w:t xml:space="preserve"> </w:t>
+      </w:r>
+      <w:r>
+        <w:t xml:space="preserve">The function</w:t>
+      </w:r>
+      <w:r>
+        <w:t xml:space="preserve"> </w:t>
+      </w:r>
+      <m:oMath>
+        <m:r>
+          <m:t>x</m:t>
+        </m:r>
+        <m:r>
+          <m:rPr>
+            <m:sty m:val="p"/>
+          </m:rPr>
+          <m:t>↦</m:t>
+        </m:r>
+        <m:sSup>
+          <m:e>
+            <m:r>
+              <m:t>e</m:t>
+            </m:r>
+          </m:e>
+          <m:sup>
+            <m:r>
+              <m:t>x</m:t>
+            </m:r>
+          </m:sup>
+        </m:sSup>
+      </m:oMath>
+      <w:r>
+        <w:t xml:space="preserve"> </w:t>
+      </w:r>
+      <w:r>
+        <w:t xml:space="preserve">is convex, and for</w:t>
+      </w:r>
+      <w:r>
+        <w:t xml:space="preserve"> </w:t>
+      </w:r>
+      <m:oMath>
+        <m:r>
+          <m:t>0</m:t>
+        </m:r>
+        <m:r>
+          <m:rPr>
+            <m:sty m:val="p"/>
+          </m:rPr>
+          <m:t>≤</m:t>
+        </m:r>
+        <m:r>
+          <m:t>X</m:t>
+        </m:r>
+        <m:r>
+          <m:rPr>
+            <m:sty m:val="p"/>
+          </m:rPr>
+          <m:t>≤</m:t>
+        </m:r>
+        <m:r>
+          <m:t>1</m:t>
+        </m:r>
+      </m:oMath>
+      <w:r>
+        <w:t xml:space="preserve"> </w:t>
+      </w:r>
+      <w:r>
+        <w:t xml:space="preserve">the number</w:t>
+      </w:r>
+      <w:r>
+        <w:t xml:space="preserve"> </w:t>
+      </w:r>
+      <m:oMath>
+        <m:r>
+          <m:t>s</m:t>
+        </m:r>
+        <m:r>
+          <m:t>X</m:t>
+        </m:r>
+      </m:oMath>
+      <w:r>
+        <w:t xml:space="preserve"> </w:t>
+      </w:r>
+      <w:r>
+        <w:t xml:space="preserve">is the weighted average</w:t>
+      </w:r>
+      <w:r>
+        <w:t xml:space="preserve"> </w:t>
+      </w:r>
+      <m:oMath>
+        <m:r>
+          <m:rPr>
+            <m:sty m:val="p"/>
+          </m:rPr>
+          <m:t>(</m:t>
+        </m:r>
+        <m:r>
+          <m:t>1</m:t>
+        </m:r>
+        <m:r>
+          <m:rPr>
+            <m:sty m:val="p"/>
+          </m:rPr>
+          <m:t>−</m:t>
+        </m:r>
+        <m:r>
+          <m:t>X</m:t>
+        </m:r>
+        <m:r>
+          <m:rPr>
+            <m:sty m:val="p"/>
+          </m:rPr>
+          <m:t>)</m:t>
+        </m:r>
+        <m:r>
+          <m:rPr>
+            <m:sty m:val="p"/>
+          </m:rPr>
+          <m:t>⋅</m:t>
+        </m:r>
+        <m:r>
+          <m:t>0</m:t>
+        </m:r>
+        <m:r>
+          <m:rPr>
+            <m:sty m:val="p"/>
+          </m:rPr>
+          <m:t>+</m:t>
+        </m:r>
+        <m:r>
+          <m:t>X</m:t>
+        </m:r>
+        <m:r>
+          <m:rPr>
+            <m:sty m:val="p"/>
+          </m:rPr>
+          <m:t>⋅</m:t>
+        </m:r>
+        <m:r>
+          <m:t>s</m:t>
+        </m:r>
+      </m:oMath>
+      <w:r>
+        <w:t xml:space="preserve">,</w:t>
+      </w:r>
+      <w:r>
+        <w:t xml:space="preserve"> </w:t>
+      </w:r>
+      <w:r>
+        <w:t xml:space="preserve">so</w:t>
+      </w:r>
+    </w:p>
+    <w:p>
+      <w:pPr>
+        <w:pStyle w:val="BodyText"/>
+      </w:pPr>
+      <m:oMathPara>
+        <m:oMathParaPr>
+          <m:jc m:val="center"/>
+        </m:oMathParaPr>
+        <m:oMath>
+          <m:eqArr>
+            <m:e>
+              <m:sSup>
+                <m:e>
+                  <m:r>
+                    <m:t>e</m:t>
+                  </m:r>
+                </m:e>
+                <m:sup>
+                  <m:r>
+                    <m:t>s</m:t>
+                  </m:r>
+                  <m:r>
+                    <m:t>X</m:t>
+                  </m:r>
+                </m:sup>
+              </m:sSup>
+              <m:r>
+                <m:t>&amp;</m:t>
+              </m:r>
+              <m:r>
+                <m:rPr>
+                  <m:sty m:val="p"/>
+                </m:rPr>
+                <m:t>≤</m:t>
+              </m:r>
+              <m:r>
+                <m:rPr>
+                  <m:sty m:val="p"/>
+                </m:rPr>
+                <m:t>(</m:t>
+              </m:r>
+              <m:r>
+                <m:t>1</m:t>
+              </m:r>
+              <m:r>
+                <m:rPr>
+                  <m:sty m:val="p"/>
+                </m:rPr>
+                <m:t>−</m:t>
+              </m:r>
+              <m:r>
+                <m:t>X</m:t>
+              </m:r>
+              <m:r>
+                <m:rPr>
+                  <m:sty m:val="p"/>
+                </m:rPr>
+                <m:t>)</m:t>
+              </m:r>
+              <m:sSup>
+                <m:e>
+                  <m:r>
+                    <m:t>e</m:t>
+                  </m:r>
+                </m:e>
+                <m:sup>
+                  <m:r>
+                    <m:t>0</m:t>
+                  </m:r>
+                </m:sup>
+              </m:sSup>
+              <m:r>
+                <m:rPr>
+                  <m:sty m:val="p"/>
+                </m:rPr>
+                <m:t>+</m:t>
+              </m:r>
+              <m:r>
+                <m:t>X</m:t>
+              </m:r>
+              <m:sSup>
+                <m:e>
+                  <m:r>
+                    <m:t>e</m:t>
+                  </m:r>
+                </m:e>
+                <m:sup>
+                  <m:r>
+                    <m:t>s</m:t>
+                  </m:r>
+                </m:sup>
+              </m:sSup>
+              <m:r>
+                <m:t>&amp;</m:t>
+              </m:r>
+              <m:r>
+                <m:t>&amp;</m:t>
+              </m:r>
+              <m:r>
+                <m:rPr>
+                  <m:nor/>
+                  <m:sty m:val="p"/>
+                </m:rPr>
+                <m:t>(convexity of the exponential)</m:t>
+              </m:r>
+            </m:e>
+            <m:e>
+              <m:r>
+                <m:t>&amp;</m:t>
+              </m:r>
+              <m:r>
+                <m:rPr>
+                  <m:sty m:val="p"/>
+                </m:rPr>
+                <m:t>=</m:t>
+              </m:r>
+              <m:r>
+                <m:t>1</m:t>
+              </m:r>
+              <m:r>
+                <m:rPr>
+                  <m:sty m:val="p"/>
+                </m:rPr>
+                <m:t>−</m:t>
+              </m:r>
+              <m:r>
+                <m:t>X</m:t>
+              </m:r>
+              <m:r>
+                <m:rPr>
+                  <m:sty m:val="p"/>
+                </m:rPr>
+                <m:t>+</m:t>
+              </m:r>
+              <m:r>
+                <m:t>X</m:t>
+              </m:r>
+              <m:sSup>
+                <m:e>
+                  <m:r>
+                    <m:t>e</m:t>
+                  </m:r>
+                </m:e>
+                <m:sup>
+                  <m:r>
+                    <m:t>s</m:t>
+                  </m:r>
+                </m:sup>
+              </m:sSup>
+              <m:r>
+                <m:t>&amp;</m:t>
+              </m:r>
+              <m:r>
+                <m:t>&amp;</m:t>
+              </m:r>
+              <m:r>
+                <m:rPr>
+                  <m:nor/>
+                  <m:sty m:val="p"/>
+                </m:rPr>
+                <m:t>(</m:t>
+              </m:r>
+              <m:sSup>
+                <m:e>
+                  <m:r>
+                    <m:t>e</m:t>
+                  </m:r>
+                </m:e>
+                <m:sup>
+                  <m:r>
+                    <m:t>0</m:t>
+                  </m:r>
+                </m:sup>
+              </m:sSup>
+              <m:r>
+                <m:rPr>
+                  <m:sty m:val="p"/>
+                </m:rPr>
+                <m:t>=</m:t>
+              </m:r>
+              <m:r>
+                <m:t>1</m:t>
+              </m:r>
+              <m:r>
+                <m:rPr>
+                  <m:nor/>
+                  <m:sty m:val="p"/>
+                </m:rPr>
+                <m:t>)</m:t>
+              </m:r>
+            </m:e>
+          </m:eqArr>
+        </m:oMath>
+      </m:oMathPara>
+    </w:p>
+    <w:p>
+      <w:pPr>
+        <w:pStyle w:val="FirstParagraph"/>
+      </w:pPr>
+      <w:r>
+        <w:t xml:space="preserve">Take the expectation of both sides,</w:t>
+      </w:r>
+      <w:r>
+        <w:t xml:space="preserve"> </w:t>
+      </w:r>
+      <w:r>
+        <w:t xml:space="preserve">which preserves the inequality:</w:t>
+      </w:r>
+    </w:p>
+    <w:p>
+      <w:pPr>
+        <w:pStyle w:val="BodyText"/>
+      </w:pPr>
+      <m:oMathPara>
+        <m:oMathParaPr>
+          <m:jc m:val="center"/>
+        </m:oMathParaPr>
+        <m:oMath>
+          <m:eqArr>
+            <m:e>
+              <m:r>
+                <m:rPr>
+                  <m:sty m:val="p"/>
+                </m:rPr>
+                <m:t>E</m:t>
+              </m:r>
+              <m:r>
+                <m:t>​</m:t>
+              </m:r>
+              <m:d>
+                <m:dPr>
+                  <m:begChr m:val="["/>
+                  <m:sepChr m:val=""/>
+                  <m:endChr m:val="]"/>
+                  <m:grow/>
+                </m:dPr>
+                <m:e>
+                  <m:sSup>
+                    <m:e>
+                      <m:r>
+                        <m:t>e</m:t>
+                      </m:r>
+                    </m:e>
+                    <m:sup>
+                      <m:r>
+                        <m:t>s</m:t>
+                      </m:r>
+                      <m:r>
+                        <m:t>X</m:t>
+                      </m:r>
+                    </m:sup>
+                  </m:sSup>
+                </m:e>
+              </m:d>
+              <m:r>
+                <m:t>​</m:t>
+              </m:r>
+              <m:r>
+                <m:t>&amp;</m:t>
+              </m:r>
+              <m:r>
+                <m:rPr>
+                  <m:sty m:val="p"/>
+                </m:rPr>
+                <m:t>≤</m:t>
+              </m:r>
+              <m:r>
+                <m:t>1</m:t>
+              </m:r>
+              <m:r>
+                <m:rPr>
+                  <m:sty m:val="p"/>
+                </m:rPr>
+                <m:t>−</m:t>
+              </m:r>
+              <m:r>
+                <m:rPr>
+                  <m:sty m:val="p"/>
+                </m:rPr>
+                <m:t>E</m:t>
+              </m:r>
+              <m:r>
+                <m:t>​</m:t>
+              </m:r>
+              <m:d>
+                <m:dPr>
+                  <m:begChr m:val="["/>
+                  <m:sepChr m:val=""/>
+                  <m:endChr m:val="]"/>
+                  <m:grow/>
+                </m:dPr>
+                <m:e>
+                  <m:r>
+                    <m:t>X</m:t>
+                  </m:r>
+                </m:e>
+              </m:d>
+              <m:r>
+                <m:t>​</m:t>
+              </m:r>
+              <m:r>
+                <m:rPr>
+                  <m:sty m:val="p"/>
+                </m:rPr>
+                <m:t>+</m:t>
+              </m:r>
+              <m:r>
+                <m:rPr>
+                  <m:sty m:val="p"/>
+                </m:rPr>
+                <m:t>E</m:t>
+              </m:r>
+              <m:r>
+                <m:t>​</m:t>
+              </m:r>
+              <m:d>
+                <m:dPr>
+                  <m:begChr m:val="["/>
+                  <m:sepChr m:val=""/>
+                  <m:endChr m:val="]"/>
+                  <m:grow/>
+                </m:dPr>
+                <m:e>
+                  <m:r>
+                    <m:t>X</m:t>
+                  </m:r>
+                </m:e>
+              </m:d>
+              <m:r>
+                <m:t>​</m:t>
+              </m:r>
+              <m:sSup>
+                <m:e>
+                  <m:r>
+                    <m:t>e</m:t>
+                  </m:r>
+                </m:e>
+                <m:sup>
+                  <m:r>
+                    <m:t>s</m:t>
+                  </m:r>
+                </m:sup>
+              </m:sSup>
+              <m:r>
+                <m:t>&amp;</m:t>
+              </m:r>
+              <m:r>
+                <m:t>&amp;</m:t>
+              </m:r>
+              <m:r>
+                <m:rPr>
+                  <m:nor/>
+                  <m:sty m:val="p"/>
+                </m:rPr>
+                <m:t>(linearity of expectation)</m:t>
+              </m:r>
+            </m:e>
+            <m:e>
+              <m:r>
+                <m:t>&amp;</m:t>
+              </m:r>
+              <m:r>
+                <m:rPr>
+                  <m:sty m:val="p"/>
+                </m:rPr>
+                <m:t>=</m:t>
+              </m:r>
+              <m:r>
+                <m:t>1</m:t>
+              </m:r>
+              <m:r>
+                <m:rPr>
+                  <m:sty m:val="p"/>
+                </m:rPr>
+                <m:t>−</m:t>
+              </m:r>
+              <m:r>
+                <m:t>μ</m:t>
+              </m:r>
+              <m:r>
+                <m:rPr>
+                  <m:sty m:val="p"/>
+                </m:rPr>
+                <m:t>+</m:t>
+              </m:r>
+              <m:r>
+                <m:t>μ</m:t>
+              </m:r>
+              <m:sSup>
+                <m:e>
+                  <m:r>
+                    <m:t>e</m:t>
+                  </m:r>
+                </m:e>
+                <m:sup>
+                  <m:r>
+                    <m:t>s</m:t>
+                  </m:r>
+                </m:sup>
+              </m:sSup>
+              <m:r>
+                <m:t>&amp;</m:t>
+              </m:r>
+              <m:r>
+                <m:t>&amp;</m:t>
+              </m:r>
+              <m:r>
+                <m:rPr>
+                  <m:nor/>
+                  <m:sty m:val="p"/>
+                </m:rPr>
+                <m:t>(definition of </m:t>
+              </m:r>
+              <m:r>
+                <m:t>μ</m:t>
+              </m:r>
+              <m:r>
+                <m:rPr>
+                  <m:nor/>
+                  <m:sty m:val="p"/>
+                </m:rPr>
+                <m:t>)</m:t>
+              </m:r>
+            </m:e>
+          </m:eqArr>
+        </m:oMath>
+      </m:oMathPara>
+    </w:p>
+    <w:p>
+      <w:pPr>
+        <w:pStyle w:val="FirstParagraph"/>
+      </w:pPr>
+      <w:r>
+        <w:t xml:space="preserve">The number</w:t>
+      </w:r>
+      <w:r>
+        <w:t xml:space="preserve"> </w:t>
+      </w:r>
+      <m:oMath>
+        <m:r>
+          <m:t>1</m:t>
+        </m:r>
+        <m:r>
+          <m:rPr>
+            <m:sty m:val="p"/>
+          </m:rPr>
+          <m:t>−</m:t>
+        </m:r>
+        <m:r>
+          <m:t>μ</m:t>
+        </m:r>
+        <m:r>
+          <m:rPr>
+            <m:sty m:val="p"/>
+          </m:rPr>
+          <m:t>+</m:t>
+        </m:r>
+        <m:r>
+          <m:t>μ</m:t>
+        </m:r>
+        <m:sSup>
+          <m:e>
+            <m:r>
+              <m:t>e</m:t>
+            </m:r>
+          </m:e>
+          <m:sup>
+            <m:r>
+              <m:t>s</m:t>
+            </m:r>
+          </m:sup>
+        </m:sSup>
+      </m:oMath>
+      <w:r>
+        <w:t xml:space="preserve"> </w:t>
+      </w:r>
+      <w:r>
+        <w:t xml:space="preserve">is a weighted average of</w:t>
+      </w:r>
+      <w:r>
+        <w:t xml:space="preserve"> </w:t>
+      </w:r>
+      <m:oMath>
+        <m:r>
+          <m:t>1</m:t>
+        </m:r>
+      </m:oMath>
+      <w:r>
+        <w:t xml:space="preserve"> </w:t>
+      </w:r>
+      <w:r>
+        <w:t xml:space="preserve">and</w:t>
+      </w:r>
+      <w:r>
+        <w:t xml:space="preserve"> </w:t>
+      </w:r>
+      <m:oMath>
+        <m:sSup>
+          <m:e>
+            <m:r>
+              <m:t>e</m:t>
+            </m:r>
+          </m:e>
+          <m:sup>
+            <m:r>
+              <m:t>s</m:t>
+            </m:r>
+          </m:sup>
+        </m:sSup>
+      </m:oMath>
+      <w:r>
+        <w:t xml:space="preserve"> </w:t>
+      </w:r>
+      <w:r>
+        <w:t xml:space="preserve">with weights</w:t>
+      </w:r>
+      <w:r>
+        <w:t xml:space="preserve"> </w:t>
+      </w:r>
+      <m:oMath>
+        <m:r>
+          <m:t>1</m:t>
+        </m:r>
+        <m:r>
+          <m:rPr>
+            <m:sty m:val="p"/>
+          </m:rPr>
+          <m:t>−</m:t>
+        </m:r>
+        <m:r>
+          <m:t>μ</m:t>
+        </m:r>
+      </m:oMath>
+      <w:r>
+        <w:t xml:space="preserve"> </w:t>
+      </w:r>
+      <w:r>
+        <w:t xml:space="preserve">and</w:t>
+      </w:r>
+      <w:r>
+        <w:t xml:space="preserve"> </w:t>
+      </w:r>
+      <m:oMath>
+        <m:r>
+          <m:t>μ</m:t>
+        </m:r>
+      </m:oMath>
+      <w:r>
+        <w:t xml:space="preserve">,</w:t>
+      </w:r>
+      <w:r>
+        <w:t xml:space="preserve"> </w:t>
+      </w:r>
+      <w:r>
+        <w:t xml:space="preserve">so it is positive.</w:t>
+      </w:r>
+      <w:r>
+        <w:t xml:space="preserve"> </w:t>
+      </w:r>
+      <w:r>
+        <w:t xml:space="preserve">Multiply by the constant</w:t>
+      </w:r>
+      <w:r>
+        <w:t xml:space="preserve"> </w:t>
+      </w:r>
+      <m:oMath>
+        <m:sSup>
+          <m:e>
+            <m:r>
+              <m:t>e</m:t>
+            </m:r>
+          </m:e>
+          <m:sup>
+            <m:r>
+              <m:rPr>
+                <m:sty m:val="p"/>
+              </m:rPr>
+              <m:t>−</m:t>
+            </m:r>
+            <m:r>
+              <m:t>s</m:t>
+            </m:r>
+            <m:r>
+              <m:t>μ</m:t>
+            </m:r>
+          </m:sup>
+        </m:sSup>
+      </m:oMath>
+      <w:r>
+        <w:t xml:space="preserve"> </w:t>
+      </w:r>
+      <w:r>
+        <w:t xml:space="preserve">and write the result as an exponential:</w:t>
+      </w:r>
+    </w:p>
+    <w:p>
+      <w:pPr>
+        <w:pStyle w:val="BodyText"/>
+      </w:pPr>
+      <m:oMathPara>
+        <m:oMathParaPr>
+          <m:jc m:val="center"/>
+        </m:oMathParaPr>
+        <m:oMath>
+          <m:eqArr>
+            <m:e>
+              <m:r>
+                <m:rPr>
+                  <m:sty m:val="p"/>
+                </m:rPr>
+                <m:t>E</m:t>
+              </m:r>
+              <m:r>
+                <m:t>​</m:t>
+              </m:r>
+              <m:d>
+                <m:dPr>
+                  <m:begChr m:val="["/>
+                  <m:sepChr m:val=""/>
+                  <m:endChr m:val="]"/>
+                  <m:grow/>
+                </m:dPr>
+                <m:e>
+                  <m:sSup>
+                    <m:e>
+                      <m:r>
+                        <m:t>e</m:t>
+                      </m:r>
+                    </m:e>
+                    <m:sup>
+                      <m:r>
+                        <m:t>s</m:t>
+                      </m:r>
+                      <m:r>
+                        <m:rPr>
+                          <m:sty m:val="p"/>
+                        </m:rPr>
+                        <m:t>(</m:t>
+                      </m:r>
+                      <m:r>
+                        <m:t>X</m:t>
+                      </m:r>
+                      <m:r>
+                        <m:rPr>
+                          <m:sty m:val="p"/>
+                        </m:rPr>
+                        <m:t>−</m:t>
+                      </m:r>
+                      <m:r>
+                        <m:t>μ</m:t>
+                      </m:r>
+                      <m:r>
+                        <m:rPr>
+                          <m:sty m:val="p"/>
+                        </m:rPr>
+                        <m:t>)</m:t>
+                      </m:r>
+                    </m:sup>
+                  </m:sSup>
+                </m:e>
+              </m:d>
+              <m:r>
+                <m:t>​</m:t>
+              </m:r>
+              <m:r>
+                <m:t>&amp;</m:t>
+              </m:r>
+              <m:r>
+                <m:rPr>
+                  <m:sty m:val="p"/>
+                </m:rPr>
+                <m:t>=</m:t>
+              </m:r>
+              <m:sSup>
+                <m:e>
+                  <m:r>
+                    <m:t>e</m:t>
+                  </m:r>
+                </m:e>
+                <m:sup>
+                  <m:r>
+                    <m:rPr>
+                      <m:sty m:val="p"/>
+                    </m:rPr>
+                    <m:t>−</m:t>
+                  </m:r>
+                  <m:r>
+                    <m:t>s</m:t>
+                  </m:r>
+                  <m:r>
+                    <m:t>μ</m:t>
+                  </m:r>
+                </m:sup>
+              </m:sSup>
+              <m:r>
+                <m:rPr>
+                  <m:sty m:val="p"/>
+                </m:rPr>
+                <m:t>E</m:t>
+              </m:r>
+              <m:r>
+                <m:t>​</m:t>
+              </m:r>
+              <m:d>
+                <m:dPr>
+                  <m:begChr m:val="["/>
+                  <m:sepChr m:val=""/>
+                  <m:endChr m:val="]"/>
+                  <m:grow/>
+                </m:dPr>
+                <m:e>
+                  <m:sSup>
+                    <m:e>
+                      <m:r>
+                        <m:t>e</m:t>
+                      </m:r>
+                    </m:e>
+                    <m:sup>
+                      <m:r>
+                        <m:t>s</m:t>
+                      </m:r>
+                      <m:r>
+                        <m:t>X</m:t>
+                      </m:r>
+                    </m:sup>
+                  </m:sSup>
+                </m:e>
+              </m:d>
+              <m:r>
+                <m:t>​</m:t>
+              </m:r>
+              <m:r>
+                <m:t>&amp;</m:t>
+              </m:r>
+              <m:r>
+                <m:t>&amp;</m:t>
+              </m:r>
+              <m:r>
+                <m:rPr>
+                  <m:nor/>
+                  <m:sty m:val="p"/>
+                </m:rPr>
+                <m:t>(</m:t>
+              </m:r>
+              <m:sSup>
+                <m:e>
+                  <m:r>
+                    <m:t>e</m:t>
+                  </m:r>
+                </m:e>
+                <m:sup>
+                  <m:r>
+                    <m:rPr>
+                      <m:sty m:val="p"/>
+                    </m:rPr>
+                    <m:t>−</m:t>
+                  </m:r>
+                  <m:r>
+                    <m:t>s</m:t>
+                  </m:r>
+                  <m:r>
+                    <m:t>μ</m:t>
+                  </m:r>
+                </m:sup>
+              </m:sSup>
+              <m:r>
+                <m:rPr>
+                  <m:nor/>
+                  <m:sty m:val="p"/>
+                </m:rPr>
+                <m:t> is a constant)</m:t>
+              </m:r>
+            </m:e>
+            <m:e>
+              <m:r>
+                <m:t>&amp;</m:t>
+              </m:r>
+              <m:r>
+                <m:rPr>
+                  <m:sty m:val="p"/>
+                </m:rPr>
+                <m:t>≤</m:t>
+              </m:r>
+              <m:sSup>
+                <m:e>
+                  <m:r>
+                    <m:t>e</m:t>
+                  </m:r>
+                </m:e>
+                <m:sup>
+                  <m:r>
+                    <m:rPr>
+                      <m:sty m:val="p"/>
+                    </m:rPr>
+                    <m:t>−</m:t>
+                  </m:r>
+                  <m:r>
+                    <m:t>s</m:t>
+                  </m:r>
+                  <m:r>
+                    <m:t>μ</m:t>
+                  </m:r>
+                </m:sup>
+              </m:sSup>
+              <m:r>
+                <m:t>​</m:t>
+              </m:r>
+              <m:d>
+                <m:dPr>
+                  <m:begChr m:val="("/>
+                  <m:sepChr m:val=""/>
+                  <m:endChr m:val=")"/>
+                  <m:grow/>
+                </m:dPr>
+                <m:e>
+                  <m:r>
+                    <m:t>1</m:t>
+                  </m:r>
+                  <m:r>
+                    <m:rPr>
+                      <m:sty m:val="p"/>
+                    </m:rPr>
+                    <m:t>−</m:t>
+                  </m:r>
+                  <m:r>
+                    <m:t>μ</m:t>
+                  </m:r>
+                  <m:r>
+                    <m:rPr>
+                      <m:sty m:val="p"/>
+                    </m:rPr>
+                    <m:t>+</m:t>
+                  </m:r>
+                  <m:r>
+                    <m:t>μ</m:t>
+                  </m:r>
+                  <m:sSup>
+                    <m:e>
+                      <m:r>
+                        <m:t>e</m:t>
+                      </m:r>
+                    </m:e>
+                    <m:sup>
+                      <m:r>
+                        <m:t>s</m:t>
+                      </m:r>
+                    </m:sup>
+                  </m:sSup>
+                </m:e>
+              </m:d>
+              <m:r>
+                <m:t>​</m:t>
+              </m:r>
+              <m:r>
+                <m:t>&amp;</m:t>
+              </m:r>
+              <m:r>
+                <m:t>&amp;</m:t>
+              </m:r>
+              <m:r>
+                <m:rPr>
+                  <m:nor/>
+                  <m:sty m:val="p"/>
+                </m:rPr>
+                <m:t>(the bound above)</m:t>
+              </m:r>
+            </m:e>
+            <m:e>
+              <m:r>
+                <m:t>&amp;</m:t>
+              </m:r>
+              <m:r>
+                <m:rPr>
+                  <m:sty m:val="p"/>
+                </m:rPr>
+                <m:t>=</m:t>
+              </m:r>
+              <m:sSup>
+                <m:e>
+                  <m:r>
+                    <m:t>e</m:t>
+                  </m:r>
+                </m:e>
+                <m:sup>
+                  <m:r>
+                    <m:t>L</m:t>
+                  </m:r>
+                  <m:r>
+                    <m:rPr>
+                      <m:sty m:val="p"/>
+                    </m:rPr>
+                    <m:t>(</m:t>
+                  </m:r>
+                  <m:r>
+                    <m:t>s</m:t>
+                  </m:r>
+                  <m:r>
+                    <m:rPr>
+                      <m:sty m:val="p"/>
+                    </m:rPr>
+                    <m:t>)</m:t>
+                  </m:r>
+                </m:sup>
+              </m:sSup>
+              <m:r>
+                <m:t>&amp;</m:t>
+              </m:r>
+              <m:r>
+                <m:t>&amp;</m:t>
+              </m:r>
+              <m:r>
+                <m:rPr>
+                  <m:nor/>
+                  <m:sty m:val="p"/>
+                </m:rPr>
+                <m:t>(define </m:t>
+              </m:r>
+              <m:r>
+                <m:t>L</m:t>
+              </m:r>
+              <m:r>
+                <m:rPr>
+                  <m:sty m:val="p"/>
+                </m:rPr>
+                <m:t>(</m:t>
+              </m:r>
+              <m:r>
+                <m:t>s</m:t>
+              </m:r>
+              <m:r>
+                <m:rPr>
+                  <m:sty m:val="p"/>
+                </m:rPr>
+                <m:t>)</m:t>
+              </m:r>
+              <m:limUpp>
+                <m:e>
+                  <m:r>
+                    <m:rPr>
+                      <m:sty m:val="p"/>
+                    </m:rPr>
+                    <m:t>=</m:t>
+                  </m:r>
+                </m:e>
+                <m:lim>
+                  <m:r>
+                    <m:rPr>
+                      <m:nor/>
+                      <m:sty m:val="p"/>
+                    </m:rPr>
+                    <m:t>def</m:t>
+                  </m:r>
+                </m:lim>
+              </m:limUpp>
+              <m:r>
+                <m:rPr>
+                  <m:sty m:val="p"/>
+                </m:rPr>
+                <m:t>−</m:t>
+              </m:r>
+              <m:r>
+                <m:t>s</m:t>
+              </m:r>
+              <m:r>
+                <m:t>μ</m:t>
+              </m:r>
+              <m:r>
+                <m:rPr>
+                  <m:sty m:val="p"/>
+                </m:rPr>
+                <m:t>+</m:t>
+              </m:r>
+              <m:r>
+                <m:rPr>
+                  <m:sty m:val="p"/>
+                </m:rPr>
+                <m:t>log</m:t>
+              </m:r>
+              <m:r>
+                <m:t>​</m:t>
+              </m:r>
+              <m:d>
+                <m:dPr>
+                  <m:begChr m:val="("/>
+                  <m:sepChr m:val=""/>
+                  <m:endChr m:val=")"/>
+                  <m:grow/>
+                </m:dPr>
+                <m:e>
+                  <m:r>
+                    <m:t>1</m:t>
+                  </m:r>
+                  <m:r>
+                    <m:rPr>
+                      <m:sty m:val="p"/>
+                    </m:rPr>
+                    <m:t>−</m:t>
+                  </m:r>
+                  <m:r>
+                    <m:t>μ</m:t>
+                  </m:r>
+                  <m:r>
+                    <m:rPr>
+                      <m:sty m:val="p"/>
+                    </m:rPr>
+                    <m:t>+</m:t>
+                  </m:r>
+                  <m:r>
+                    <m:t>μ</m:t>
+                  </m:r>
+                  <m:sSup>
+                    <m:e>
+                      <m:r>
+                        <m:t>e</m:t>
+                      </m:r>
+                    </m:e>
+                    <m:sup>
+                      <m:r>
+                        <m:t>s</m:t>
+                      </m:r>
+                    </m:sup>
+                  </m:sSup>
+                </m:e>
+              </m:d>
+              <m:r>
+                <m:t>​</m:t>
+              </m:r>
+              <m:r>
+                <m:rPr>
+                  <m:nor/>
+                  <m:sty m:val="p"/>
+                </m:rPr>
+                <m:t>)</m:t>
+              </m:r>
+            </m:e>
+          </m:eqArr>
+        </m:oMath>
+      </m:oMathPara>
+    </w:p>
+    <w:p>
+      <w:pPr>
+        <w:pStyle w:val="FirstParagraph"/>
+      </w:pPr>
+      <w:r>
+        <w:t xml:space="preserve">It remains to show</w:t>
+      </w:r>
+      <w:r>
+        <w:t xml:space="preserve"> </w:t>
+      </w:r>
+      <m:oMath>
+        <m:r>
+          <m:t>L</m:t>
+        </m:r>
+        <m:r>
+          <m:rPr>
+            <m:sty m:val="p"/>
+          </m:rPr>
+          <m:t>(</m:t>
+        </m:r>
+        <m:r>
+          <m:t>s</m:t>
+        </m:r>
+        <m:r>
+          <m:rPr>
+            <m:sty m:val="p"/>
+          </m:rPr>
+          <m:t>)</m:t>
+        </m:r>
+        <m:r>
+          <m:rPr>
+            <m:sty m:val="p"/>
+          </m:rPr>
+          <m:t>≤</m:t>
+        </m:r>
+        <m:sSup>
+          <m:e>
+            <m:r>
+              <m:t>s</m:t>
+            </m:r>
+          </m:e>
+          <m:sup>
+            <m:r>
+              <m:t>2</m:t>
+            </m:r>
+          </m:sup>
+        </m:sSup>
+        <m:r>
+          <m:rPr>
+            <m:sty m:val="p"/>
+          </m:rPr>
+          <m:t>/</m:t>
+        </m:r>
+        <m:r>
+          <m:t>8</m:t>
+        </m:r>
+      </m:oMath>
+      <w:r>
+        <w:t xml:space="preserve">.</w:t>
+      </w:r>
+      <w:r>
+        <w:t xml:space="preserve"> </w:t>
+      </w:r>
+      <w:r>
+        <w:t xml:space="preserve">Write</w:t>
+      </w:r>
+    </w:p>
+    <w:p>
+      <w:pPr>
+        <w:pStyle w:val="BodyText"/>
+      </w:pPr>
+      <m:oMathPara>
+        <m:oMathParaPr>
+          <m:jc m:val="center"/>
+        </m:oMathParaPr>
+        <m:oMath>
+          <m:r>
+            <m:t>p</m:t>
+          </m:r>
+          <m:r>
+            <m:rPr>
+              <m:sty m:val="p"/>
+            </m:rPr>
+            <m:t>(</m:t>
+          </m:r>
+          <m:r>
+            <m:t>s</m:t>
+          </m:r>
+          <m:r>
+            <m:rPr>
+              <m:sty m:val="p"/>
+            </m:rPr>
+            <m:t>)</m:t>
+          </m:r>
+          <m:limUpp>
+            <m:e>
+              <m:r>
+                <m:rPr>
+                  <m:sty m:val="p"/>
+                </m:rPr>
+                <m:t>=</m:t>
+              </m:r>
+            </m:e>
+            <m:lim>
+              <m:r>
+                <m:rPr>
+                  <m:nor/>
+                  <m:sty m:val="p"/>
+                </m:rPr>
+                <m:t>def</m:t>
+              </m:r>
+            </m:lim>
+          </m:limUpp>
+          <m:f>
+            <m:fPr>
+              <m:type m:val="bar"/>
+            </m:fPr>
+            <m:num>
+              <m:r>
+                <m:t>μ</m:t>
+              </m:r>
+              <m:sSup>
+                <m:e>
+                  <m:r>
+                    <m:t>e</m:t>
+                  </m:r>
+                </m:e>
+                <m:sup>
+                  <m:r>
+                    <m:t>s</m:t>
+                  </m:r>
+                </m:sup>
+              </m:sSup>
+            </m:num>
+            <m:den>
+              <m:r>
+                <m:t>1</m:t>
+              </m:r>
+              <m:r>
+                <m:rPr>
+                  <m:sty m:val="p"/>
+                </m:rPr>
+                <m:t>−</m:t>
+              </m:r>
+              <m:r>
+                <m:t>μ</m:t>
+              </m:r>
+              <m:r>
+                <m:rPr>
+                  <m:sty m:val="p"/>
+                </m:rPr>
+                <m:t>+</m:t>
+              </m:r>
+              <m:r>
+                <m:t>μ</m:t>
+              </m:r>
+              <m:sSup>
+                <m:e>
+                  <m:r>
+                    <m:t>e</m:t>
+                  </m:r>
+                </m:e>
+                <m:sup>
+                  <m:r>
+                    <m:t>s</m:t>
+                  </m:r>
+                </m:sup>
+              </m:sSup>
+            </m:den>
+          </m:f>
+          <m:r>
+            <m:rPr>
+              <m:sty m:val="p"/>
+            </m:rPr>
+            <m:t>,</m:t>
+          </m:r>
+        </m:oMath>
+      </m:oMathPara>
+    </w:p>
+    <w:p>
+      <w:pPr>
+        <w:pStyle w:val="FirstParagraph"/>
+      </w:pPr>
+      <w:r>
+        <w:t xml:space="preserve">which lies in</w:t>
+      </w:r>
+      <w:r>
+        <w:t xml:space="preserve"> </w:t>
+      </w:r>
+      <m:oMath>
+        <m:r>
+          <m:rPr>
+            <m:sty m:val="p"/>
+          </m:rPr>
+          <m:t>[</m:t>
+        </m:r>
+        <m:r>
+          <m:t>0</m:t>
+        </m:r>
+        <m:r>
+          <m:rPr>
+            <m:sty m:val="p"/>
+          </m:rPr>
+          <m:t>,</m:t>
+        </m:r>
+        <m:r>
+          <m:t>1</m:t>
+        </m:r>
+        <m:r>
+          <m:rPr>
+            <m:sty m:val="p"/>
+          </m:rPr>
+          <m:t>]</m:t>
+        </m:r>
+      </m:oMath>
+      <w:r>
+        <w:t xml:space="preserve">.</w:t>
+      </w:r>
+      <w:r>
+        <w:t xml:space="preserve"> </w:t>
+      </w:r>
+      <w:r>
+        <w:t xml:space="preserve">The first derivative of</w:t>
+      </w:r>
+      <w:r>
+        <w:t xml:space="preserve"> </w:t>
+      </w:r>
+      <m:oMath>
+        <m:r>
+          <m:t>L</m:t>
+        </m:r>
+      </m:oMath>
+      <w:r>
+        <w:t xml:space="preserve"> </w:t>
+      </w:r>
+      <w:r>
+        <w:t xml:space="preserve">is</w:t>
+      </w:r>
+    </w:p>
+    <w:p>
+      <w:pPr>
+        <w:pStyle w:val="BodyText"/>
+      </w:pPr>
+      <m:oMathPara>
+        <m:oMathParaPr>
+          <m:jc m:val="center"/>
+        </m:oMathParaPr>
+        <m:oMath>
+          <m:eqArr>
+            <m:e>
+              <m:sSup>
+                <m:e>
+                  <m:r>
+                    <m:t>L</m:t>
+                  </m:r>
+                </m:e>
+                <m:sup>
+                  <m:r>
+                    <m:rPr>
+                      <m:sty m:val="p"/>
+                    </m:rPr>
+                    <m:t>′</m:t>
+                  </m:r>
+                </m:sup>
+              </m:sSup>
+              <m:r>
+                <m:rPr>
+                  <m:sty m:val="p"/>
+                </m:rPr>
+                <m:t>(</m:t>
+              </m:r>
+              <m:r>
+                <m:t>s</m:t>
+              </m:r>
+              <m:r>
+                <m:rPr>
+                  <m:sty m:val="p"/>
+                </m:rPr>
+                <m:t>)</m:t>
+              </m:r>
+              <m:r>
+                <m:t>&amp;</m:t>
+              </m:r>
+              <m:r>
+                <m:rPr>
+                  <m:sty m:val="p"/>
+                </m:rPr>
+                <m:t>=</m:t>
+              </m:r>
+              <m:r>
+                <m:rPr>
+                  <m:sty m:val="p"/>
+                </m:rPr>
+                <m:t>−</m:t>
+              </m:r>
+              <m:r>
+                <m:t>μ</m:t>
+              </m:r>
+              <m:r>
+                <m:rPr>
+                  <m:sty m:val="p"/>
+                </m:rPr>
+                <m:t>+</m:t>
+              </m:r>
+              <m:f>
+                <m:fPr>
+                  <m:type m:val="bar"/>
+                </m:fPr>
+                <m:num>
+                  <m:r>
+                    <m:t>μ</m:t>
+                  </m:r>
+                  <m:sSup>
+                    <m:e>
+                      <m:r>
+                        <m:t>e</m:t>
+                      </m:r>
+                    </m:e>
+                    <m:sup>
+                      <m:r>
+                        <m:t>s</m:t>
+                      </m:r>
+                    </m:sup>
+                  </m:sSup>
+                </m:num>
+                <m:den>
+                  <m:r>
+                    <m:t>1</m:t>
+                  </m:r>
+                  <m:r>
+                    <m:rPr>
+                      <m:sty m:val="p"/>
+                    </m:rPr>
+                    <m:t>−</m:t>
+                  </m:r>
+                  <m:r>
+                    <m:t>μ</m:t>
+                  </m:r>
+                  <m:r>
+                    <m:rPr>
+                      <m:sty m:val="p"/>
+                    </m:rPr>
+                    <m:t>+</m:t>
+                  </m:r>
+                  <m:r>
+                    <m:t>μ</m:t>
+                  </m:r>
+                  <m:sSup>
+                    <m:e>
+                      <m:r>
+                        <m:t>e</m:t>
+                      </m:r>
+                    </m:e>
+                    <m:sup>
+                      <m:r>
+                        <m:t>s</m:t>
+                      </m:r>
+                    </m:sup>
+                  </m:sSup>
+                </m:den>
+              </m:f>
+              <m:r>
+                <m:t>&amp;</m:t>
+              </m:r>
+              <m:r>
+                <m:t>&amp;</m:t>
+              </m:r>
+              <m:r>
+                <m:rPr>
+                  <m:nor/>
+                  <m:sty m:val="p"/>
+                </m:rPr>
+                <m:t>(chain rule for the logarithm)</m:t>
+              </m:r>
+            </m:e>
+            <m:e>
+              <m:r>
+                <m:t>&amp;</m:t>
+              </m:r>
+              <m:r>
+                <m:rPr>
+                  <m:sty m:val="p"/>
+                </m:rPr>
+                <m:t>=</m:t>
+              </m:r>
+              <m:r>
+                <m:rPr>
+                  <m:sty m:val="p"/>
+                </m:rPr>
+                <m:t>−</m:t>
+              </m:r>
+              <m:r>
+                <m:t>μ</m:t>
+              </m:r>
+              <m:r>
+                <m:rPr>
+                  <m:sty m:val="p"/>
+                </m:rPr>
+                <m:t>+</m:t>
+              </m:r>
+              <m:r>
+                <m:t>p</m:t>
+              </m:r>
+              <m:r>
+                <m:rPr>
+                  <m:sty m:val="p"/>
+                </m:rPr>
+                <m:t>(</m:t>
+              </m:r>
+              <m:r>
+                <m:t>s</m:t>
+              </m:r>
+              <m:r>
+                <m:rPr>
+                  <m:sty m:val="p"/>
+                </m:rPr>
+                <m:t>)</m:t>
+              </m:r>
+              <m:r>
+                <m:t>&amp;</m:t>
+              </m:r>
+              <m:r>
+                <m:t>&amp;</m:t>
+              </m:r>
+              <m:r>
+                <m:rPr>
+                  <m:nor/>
+                  <m:sty m:val="p"/>
+                </m:rPr>
+                <m:t>(definition of </m:t>
+              </m:r>
+              <m:r>
+                <m:t>p</m:t>
+              </m:r>
+              <m:r>
+                <m:rPr>
+                  <m:nor/>
+                  <m:sty m:val="p"/>
+                </m:rPr>
+                <m:t>)</m:t>
+              </m:r>
+            </m:e>
+          </m:eqArr>
+        </m:oMath>
+      </m:oMathPara>
+    </w:p>
+    <w:p>
+      <w:pPr>
+        <w:pStyle w:val="FirstParagraph"/>
+      </w:pPr>
+      <w:r>
+        <w:t xml:space="preserve">The derivative of</w:t>
+      </w:r>
+      <w:r>
+        <w:t xml:space="preserve"> </w:t>
+      </w:r>
+      <m:oMath>
+        <m:r>
+          <m:t>p</m:t>
+        </m:r>
+      </m:oMath>
+      <w:r>
+        <w:t xml:space="preserve"> </w:t>
+      </w:r>
+      <w:r>
+        <w:t xml:space="preserve">is</w:t>
+      </w:r>
+    </w:p>
+    <w:p>
+      <w:pPr>
+        <w:pStyle w:val="BodyText"/>
+      </w:pPr>
+      <m:oMathPara>
+        <m:oMathParaPr>
+          <m:jc m:val="center"/>
+        </m:oMathParaPr>
+        <m:oMath>
+          <m:eqArr>
+            <m:e>
+              <m:sSup>
+                <m:e>
+                  <m:r>
+                    <m:t>p</m:t>
+                  </m:r>
+                </m:e>
+                <m:sup>
+                  <m:r>
+                    <m:rPr>
+                      <m:sty m:val="p"/>
+                    </m:rPr>
+                    <m:t>′</m:t>
+                  </m:r>
+                </m:sup>
+              </m:sSup>
+              <m:r>
+                <m:rPr>
+                  <m:sty m:val="p"/>
+                </m:rPr>
+                <m:t>(</m:t>
+              </m:r>
+              <m:r>
+                <m:t>s</m:t>
+              </m:r>
+              <m:r>
+                <m:rPr>
+                  <m:sty m:val="p"/>
+                </m:rPr>
+                <m:t>)</m:t>
+              </m:r>
+              <m:r>
+                <m:t>&amp;</m:t>
+              </m:r>
+              <m:r>
+                <m:rPr>
+                  <m:sty m:val="p"/>
+                </m:rPr>
+                <m:t>=</m:t>
+              </m:r>
+              <m:f>
+                <m:fPr>
+                  <m:type m:val="bar"/>
+                </m:fPr>
+                <m:num>
+                  <m:r>
+                    <m:t>μ</m:t>
+                  </m:r>
+                  <m:sSup>
+                    <m:e>
+                      <m:r>
+                        <m:t>e</m:t>
+                      </m:r>
+                    </m:e>
+                    <m:sup>
+                      <m:r>
+                        <m:t>s</m:t>
+                      </m:r>
+                    </m:sup>
+                  </m:sSup>
+                  <m:r>
+                    <m:t>​</m:t>
+                  </m:r>
+                  <m:d>
+                    <m:dPr>
+                      <m:begChr m:val="("/>
+                      <m:sepChr m:val=""/>
+                      <m:endChr m:val=")"/>
+                      <m:grow/>
+                    </m:dPr>
+                    <m:e>
+                      <m:r>
+                        <m:t>1</m:t>
+                      </m:r>
+                      <m:r>
+                        <m:rPr>
+                          <m:sty m:val="p"/>
+                        </m:rPr>
+                        <m:t>−</m:t>
+                      </m:r>
+                      <m:r>
+                        <m:t>μ</m:t>
+                      </m:r>
+                      <m:r>
+                        <m:rPr>
+                          <m:sty m:val="p"/>
+                        </m:rPr>
+                        <m:t>+</m:t>
+                      </m:r>
+                      <m:r>
+                        <m:t>μ</m:t>
+                      </m:r>
+                      <m:sSup>
+                        <m:e>
+                          <m:r>
+                            <m:t>e</m:t>
+                          </m:r>
+                        </m:e>
+                        <m:sup>
+                          <m:r>
+                            <m:t>s</m:t>
+                          </m:r>
+                        </m:sup>
+                      </m:sSup>
+                    </m:e>
+                  </m:d>
+                  <m:r>
+                    <m:t>​</m:t>
+                  </m:r>
+                  <m:r>
+                    <m:rPr>
+                      <m:sty m:val="p"/>
+                    </m:rPr>
+                    <m:t>−</m:t>
+                  </m:r>
+                  <m:r>
+                    <m:t>μ</m:t>
+                  </m:r>
+                  <m:sSup>
+                    <m:e>
+                      <m:r>
+                        <m:t>e</m:t>
+                      </m:r>
+                    </m:e>
+                    <m:sup>
+                      <m:r>
+                        <m:t>s</m:t>
+                      </m:r>
+                    </m:sup>
+                  </m:sSup>
+                  <m:r>
+                    <m:rPr>
+                      <m:sty m:val="p"/>
+                    </m:rPr>
+                    <m:t>⋅</m:t>
+                  </m:r>
+                  <m:r>
+                    <m:t>μ</m:t>
+                  </m:r>
+                  <m:sSup>
+                    <m:e>
+                      <m:r>
+                        <m:t>e</m:t>
+                      </m:r>
+                    </m:e>
+                    <m:sup>
+                      <m:r>
+                        <m:t>s</m:t>
+                      </m:r>
+                    </m:sup>
+                  </m:sSup>
+                </m:num>
+                <m:den>
+                  <m:r>
+                    <m:t>​</m:t>
+                  </m:r>
+                  <m:d>
+                    <m:dPr>
+                      <m:begChr m:val="("/>
+                      <m:sepChr m:val=""/>
+                      <m:endChr m:val=")"/>
+                      <m:grow/>
+                    </m:dPr>
+                    <m:e>
+                      <m:r>
+                        <m:t>1</m:t>
+                      </m:r>
+                      <m:r>
+                        <m:rPr>
+                          <m:sty m:val="p"/>
+                        </m:rPr>
+                        <m:t>−</m:t>
+                      </m:r>
+                      <m:r>
+                        <m:t>μ</m:t>
+                      </m:r>
+                      <m:r>
+                        <m:rPr>
+                          <m:sty m:val="p"/>
+                        </m:rPr>
+                        <m:t>+</m:t>
+                      </m:r>
+                      <m:r>
+                        <m:t>μ</m:t>
+                      </m:r>
+                      <m:sSup>
+                        <m:e>
+                          <m:r>
+                            <m:t>e</m:t>
+                          </m:r>
+                        </m:e>
+                        <m:sup>
+                          <m:r>
+                            <m:t>s</m:t>
+                          </m:r>
+                        </m:sup>
+                      </m:sSup>
+                    </m:e>
+                  </m:d>
+                  <m:sSup>
+                    <m:e>
+                      <m:r>
+                        <m:t>​</m:t>
+                      </m:r>
+                    </m:e>
+                    <m:sup>
+                      <m:r>
+                        <m:t>2</m:t>
+                      </m:r>
+                    </m:sup>
+                  </m:sSup>
+                </m:den>
+              </m:f>
+              <m:r>
+                <m:t>&amp;</m:t>
+              </m:r>
+              <m:r>
+                <m:t>&amp;</m:t>
+              </m:r>
+              <m:r>
+                <m:rPr>
+                  <m:nor/>
+                  <m:sty m:val="p"/>
+                </m:rPr>
+                <m:t>(quotient rule)</m:t>
+              </m:r>
+            </m:e>
+            <m:e>
+              <m:r>
+                <m:t>&amp;</m:t>
+              </m:r>
+              <m:r>
+                <m:rPr>
+                  <m:sty m:val="p"/>
+                </m:rPr>
+                <m:t>=</m:t>
+              </m:r>
+              <m:f>
+                <m:fPr>
+                  <m:type m:val="bar"/>
+                </m:fPr>
+                <m:num>
+                  <m:r>
+                    <m:t>μ</m:t>
+                  </m:r>
+                  <m:sSup>
+                    <m:e>
+                      <m:r>
+                        <m:t>e</m:t>
+                      </m:r>
+                    </m:e>
+                    <m:sup>
+                      <m:r>
+                        <m:t>s</m:t>
+                      </m:r>
+                    </m:sup>
+                  </m:sSup>
+                  <m:r>
+                    <m:t>​</m:t>
+                  </m:r>
+                  <m:d>
+                    <m:dPr>
+                      <m:begChr m:val="("/>
+                      <m:sepChr m:val=""/>
+                      <m:endChr m:val=")"/>
+                      <m:grow/>
+                    </m:dPr>
+                    <m:e>
+                      <m:r>
+                        <m:t>1</m:t>
+                      </m:r>
+                      <m:r>
+                        <m:rPr>
+                          <m:sty m:val="p"/>
+                        </m:rPr>
+                        <m:t>−</m:t>
+                      </m:r>
+                      <m:r>
+                        <m:t>μ</m:t>
+                      </m:r>
+                    </m:e>
+                  </m:d>
+                  <m:r>
+                    <m:t>​</m:t>
+                  </m:r>
+                </m:num>
+                <m:den>
+                  <m:r>
+                    <m:t>​</m:t>
+                  </m:r>
+                  <m:d>
+                    <m:dPr>
+                      <m:begChr m:val="("/>
+                      <m:sepChr m:val=""/>
+                      <m:endChr m:val=")"/>
+                      <m:grow/>
+                    </m:dPr>
+                    <m:e>
+                      <m:r>
+                        <m:t>1</m:t>
+                      </m:r>
+                      <m:r>
+                        <m:rPr>
+                          <m:sty m:val="p"/>
+                        </m:rPr>
+                        <m:t>−</m:t>
+                      </m:r>
+                      <m:r>
+                        <m:t>μ</m:t>
+                      </m:r>
+                      <m:r>
+                        <m:rPr>
+                          <m:sty m:val="p"/>
+                        </m:rPr>
+                        <m:t>+</m:t>
+                      </m:r>
+                      <m:r>
+                        <m:t>μ</m:t>
+                      </m:r>
+                      <m:sSup>
+                        <m:e>
+                          <m:r>
+                            <m:t>e</m:t>
+                          </m:r>
+                        </m:e>
+                        <m:sup>
+                          <m:r>
+                            <m:t>s</m:t>
+                          </m:r>
+                        </m:sup>
+                      </m:sSup>
+                    </m:e>
+                  </m:d>
+                  <m:sSup>
+                    <m:e>
+                      <m:r>
+                        <m:t>​</m:t>
+                      </m:r>
+                    </m:e>
+                    <m:sup>
+                      <m:r>
+                        <m:t>2</m:t>
+                      </m:r>
+                    </m:sup>
+                  </m:sSup>
+                </m:den>
+              </m:f>
+              <m:r>
+                <m:t>&amp;</m:t>
+              </m:r>
+              <m:r>
+                <m:t>&amp;</m:t>
+              </m:r>
+              <m:r>
+                <m:rPr>
+                  <m:nor/>
+                  <m:sty m:val="p"/>
+                </m:rPr>
+                <m:t>(the </m:t>
+              </m:r>
+              <m:sSup>
+                <m:e>
+                  <m:r>
+                    <m:t>μ</m:t>
+                  </m:r>
+                </m:e>
+                <m:sup>
+                  <m:r>
+                    <m:t>2</m:t>
+                  </m:r>
+                </m:sup>
+              </m:sSup>
+              <m:sSup>
+                <m:e>
+                  <m:r>
+                    <m:t>e</m:t>
+                  </m:r>
+                </m:e>
+                <m:sup>
+                  <m:r>
+                    <m:t>2</m:t>
+                  </m:r>
+                  <m:r>
+                    <m:t>s</m:t>
+                  </m:r>
+                </m:sup>
+              </m:sSup>
+              <m:r>
+                <m:rPr>
+                  <m:nor/>
+                  <m:sty m:val="p"/>
+                </m:rPr>
+                <m:t> terms cancel)</m:t>
+              </m:r>
+            </m:e>
+            <m:e>
+              <m:r>
+                <m:t>&amp;</m:t>
+              </m:r>
+              <m:r>
+                <m:rPr>
+                  <m:sty m:val="p"/>
+                </m:rPr>
+                <m:t>=</m:t>
+              </m:r>
+              <m:r>
+                <m:t>p</m:t>
+              </m:r>
+              <m:r>
+                <m:rPr>
+                  <m:sty m:val="p"/>
+                </m:rPr>
+                <m:t>(</m:t>
+              </m:r>
+              <m:r>
+                <m:t>s</m:t>
+              </m:r>
+              <m:r>
+                <m:rPr>
+                  <m:sty m:val="p"/>
+                </m:rPr>
+                <m:t>)</m:t>
+              </m:r>
+              <m:r>
+                <m:t>​</m:t>
+              </m:r>
+              <m:d>
+                <m:dPr>
+                  <m:begChr m:val="("/>
+                  <m:sepChr m:val=""/>
+                  <m:endChr m:val=")"/>
+                  <m:grow/>
+                </m:dPr>
+                <m:e>
+                  <m:r>
+                    <m:t>1</m:t>
+                  </m:r>
+                  <m:r>
+                    <m:rPr>
+                      <m:sty m:val="p"/>
+                    </m:rPr>
+                    <m:t>−</m:t>
+                  </m:r>
+                  <m:r>
+                    <m:t>p</m:t>
+                  </m:r>
+                  <m:r>
+                    <m:rPr>
+                      <m:sty m:val="p"/>
+                    </m:rPr>
+                    <m:t>(</m:t>
+                  </m:r>
+                  <m:r>
+                    <m:t>s</m:t>
+                  </m:r>
+                  <m:r>
+                    <m:rPr>
+                      <m:sty m:val="p"/>
+                    </m:rPr>
+                    <m:t>)</m:t>
+                  </m:r>
+                </m:e>
+              </m:d>
+              <m:r>
+                <m:t>​</m:t>
+              </m:r>
+              <m:r>
+                <m:t>&amp;</m:t>
+              </m:r>
+              <m:r>
+                <m:t>&amp;</m:t>
+              </m:r>
+              <m:r>
+                <m:rPr>
+                  <m:nor/>
+                  <m:sty m:val="p"/>
+                </m:rPr>
+                <m:t>(</m:t>
+              </m:r>
+              <m:r>
+                <m:t>1</m:t>
+              </m:r>
+              <m:r>
+                <m:rPr>
+                  <m:sty m:val="p"/>
+                </m:rPr>
+                <m:t>−</m:t>
+              </m:r>
+              <m:r>
+                <m:t>p</m:t>
+              </m:r>
+              <m:r>
+                <m:rPr>
+                  <m:sty m:val="p"/>
+                </m:rPr>
+                <m:t>(</m:t>
+              </m:r>
+              <m:r>
+                <m:t>s</m:t>
+              </m:r>
+              <m:r>
+                <m:rPr>
+                  <m:sty m:val="p"/>
+                </m:rPr>
+                <m:t>)</m:t>
+              </m:r>
+              <m:r>
+                <m:rPr>
+                  <m:sty m:val="p"/>
+                </m:rPr>
+                <m:t>=</m:t>
+              </m:r>
+              <m:f>
+                <m:fPr>
+                  <m:type m:val="lin"/>
+                </m:fPr>
+                <m:num>
+                  <m:r>
+                    <m:t>1</m:t>
+                  </m:r>
+                  <m:r>
+                    <m:rPr>
+                      <m:sty m:val="p"/>
+                    </m:rPr>
+                    <m:t>−</m:t>
+                  </m:r>
+                  <m:r>
+                    <m:t>μ</m:t>
+                  </m:r>
+                </m:num>
+                <m:den>
+                  <m:r>
+                    <m:t>1</m:t>
+                  </m:r>
+                  <m:r>
+                    <m:rPr>
+                      <m:sty m:val="p"/>
+                    </m:rPr>
+                    <m:t>−</m:t>
+                  </m:r>
+                  <m:r>
+                    <m:t>μ</m:t>
+                  </m:r>
+                  <m:r>
+                    <m:rPr>
+                      <m:sty m:val="p"/>
+                    </m:rPr>
+                    <m:t>+</m:t>
+                  </m:r>
+                  <m:r>
+                    <m:t>μ</m:t>
+                  </m:r>
+                  <m:sSup>
+                    <m:e>
+                      <m:r>
+                        <m:t>e</m:t>
+                      </m:r>
+                    </m:e>
+                    <m:sup>
+                      <m:r>
+                        <m:t>s</m:t>
+                      </m:r>
+                    </m:sup>
+                  </m:sSup>
+                </m:den>
+              </m:f>
+              <m:r>
+                <m:rPr>
+                  <m:nor/>
+                  <m:sty m:val="p"/>
+                </m:rPr>
+                <m:t>)</m:t>
+              </m:r>
+            </m:e>
+          </m:eqArr>
+        </m:oMath>
+      </m:oMathPara>
+    </w:p>
+    <w:p>
+      <w:pPr>
+        <w:pStyle w:val="FirstParagraph"/>
+      </w:pPr>
+      <w:r>
+        <w:t xml:space="preserve">so</w:t>
+      </w:r>
+      <w:r>
+        <w:t xml:space="preserve"> </w:t>
+      </w:r>
+      <m:oMath>
+        <m:sSup>
+          <m:e>
+            <m:r>
+              <m:t>L</m:t>
+            </m:r>
+          </m:e>
+          <m:sup>
+            <m:r>
+              <m:rPr>
+                <m:sty m:val="p"/>
+              </m:rPr>
+              <m:t>″</m:t>
+            </m:r>
+          </m:sup>
+        </m:sSup>
+        <m:r>
+          <m:rPr>
+            <m:sty m:val="p"/>
+          </m:rPr>
+          <m:t>(</m:t>
+        </m:r>
+        <m:r>
+          <m:t>s</m:t>
+        </m:r>
+        <m:r>
+          <m:rPr>
+            <m:sty m:val="p"/>
+          </m:rPr>
+          <m:t>)</m:t>
+        </m:r>
+        <m:r>
+          <m:rPr>
+            <m:sty m:val="p"/>
+          </m:rPr>
+          <m:t>=</m:t>
+        </m:r>
+        <m:sSup>
+          <m:e>
+            <m:r>
+              <m:t>p</m:t>
+            </m:r>
+          </m:e>
+          <m:sup>
+            <m:r>
+              <m:rPr>
+                <m:sty m:val="p"/>
+              </m:rPr>
+              <m:t>′</m:t>
+            </m:r>
+          </m:sup>
+        </m:sSup>
+        <m:r>
+          <m:rPr>
+            <m:sty m:val="p"/>
+          </m:rPr>
+          <m:t>(</m:t>
+        </m:r>
+        <m:r>
+          <m:t>s</m:t>
+        </m:r>
+        <m:r>
+          <m:rPr>
+            <m:sty m:val="p"/>
+          </m:rPr>
+          <m:t>)</m:t>
+        </m:r>
+        <m:r>
+          <m:rPr>
+            <m:sty m:val="p"/>
+          </m:rPr>
+          <m:t>=</m:t>
+        </m:r>
+        <m:r>
+          <m:t>p</m:t>
+        </m:r>
+        <m:r>
+          <m:rPr>
+            <m:sty m:val="p"/>
+          </m:rPr>
+          <m:t>(</m:t>
+        </m:r>
+        <m:r>
+          <m:t>s</m:t>
+        </m:r>
+        <m:r>
+          <m:rPr>
+            <m:sty m:val="p"/>
+          </m:rPr>
+          <m:t>)</m:t>
+        </m:r>
+        <m:r>
+          <m:t>​</m:t>
+        </m:r>
+        <m:d>
+          <m:dPr>
+            <m:begChr m:val="("/>
+            <m:sepChr m:val=""/>
+            <m:endChr m:val=")"/>
+            <m:grow/>
+          </m:dPr>
+          <m:e>
+            <m:r>
+              <m:t>1</m:t>
+            </m:r>
+            <m:r>
+              <m:rPr>
+                <m:sty m:val="p"/>
+              </m:rPr>
+              <m:t>−</m:t>
+            </m:r>
+            <m:r>
+              <m:t>p</m:t>
+            </m:r>
+            <m:r>
+              <m:rPr>
+                <m:sty m:val="p"/>
+              </m:rPr>
+              <m:t>(</m:t>
+            </m:r>
+            <m:r>
+              <m:t>s</m:t>
+            </m:r>
+            <m:r>
+              <m:rPr>
+                <m:sty m:val="p"/>
+              </m:rPr>
+              <m:t>)</m:t>
+            </m:r>
+          </m:e>
+        </m:d>
+        <m:r>
+          <m:t>​</m:t>
+        </m:r>
+      </m:oMath>
+      <w:r>
+        <w:t xml:space="preserve">.</w:t>
+      </w:r>
+      <w:r>
+        <w:t xml:space="preserve"> </w:t>
+      </w:r>
+      <w:r>
+        <w:t xml:space="preserve">Completing the square gives</w:t>
+      </w:r>
+    </w:p>
+    <w:p>
+      <w:pPr>
+        <w:pStyle w:val="BodyText"/>
+      </w:pPr>
+      <m:oMathPara>
+        <m:oMathParaPr>
+          <m:jc m:val="center"/>
+        </m:oMathParaPr>
+        <m:oMath>
+          <m:eqArr>
+            <m:e>
+              <m:r>
+                <m:t>p</m:t>
+              </m:r>
+              <m:r>
+                <m:rPr>
+                  <m:sty m:val="p"/>
+                </m:rPr>
+                <m:t>(</m:t>
+              </m:r>
+              <m:r>
+                <m:t>s</m:t>
+              </m:r>
+              <m:r>
+                <m:rPr>
+                  <m:sty m:val="p"/>
+                </m:rPr>
+                <m:t>)</m:t>
+              </m:r>
+              <m:r>
+                <m:t>​</m:t>
+              </m:r>
+              <m:d>
+                <m:dPr>
+                  <m:begChr m:val="("/>
+                  <m:sepChr m:val=""/>
+                  <m:endChr m:val=")"/>
+                  <m:grow/>
+                </m:dPr>
+                <m:e>
+                  <m:r>
+                    <m:t>1</m:t>
+                  </m:r>
+                  <m:r>
+                    <m:rPr>
+                      <m:sty m:val="p"/>
+                    </m:rPr>
+                    <m:t>−</m:t>
+                  </m:r>
+                  <m:r>
+                    <m:t>p</m:t>
+                  </m:r>
+                  <m:r>
+                    <m:rPr>
+                      <m:sty m:val="p"/>
+                    </m:rPr>
+                    <m:t>(</m:t>
+                  </m:r>
+                  <m:r>
+                    <m:t>s</m:t>
+                  </m:r>
+                  <m:r>
+                    <m:rPr>
+                      <m:sty m:val="p"/>
+                    </m:rPr>
+                    <m:t>)</m:t>
+                  </m:r>
+                </m:e>
+              </m:d>
+              <m:r>
+                <m:t>​</m:t>
+              </m:r>
+              <m:r>
+                <m:t>&amp;</m:t>
+              </m:r>
+              <m:r>
+                <m:rPr>
+                  <m:sty m:val="p"/>
+                </m:rPr>
+                <m:t>=</m:t>
+              </m:r>
+              <m:f>
+                <m:fPr>
+                  <m:type m:val="bar"/>
+                </m:fPr>
+                <m:num>
+                  <m:r>
+                    <m:t>1</m:t>
+                  </m:r>
+                </m:num>
+                <m:den>
+                  <m:r>
+                    <m:t>4</m:t>
+                  </m:r>
+                </m:den>
+              </m:f>
+              <m:r>
+                <m:rPr>
+                  <m:sty m:val="p"/>
+                </m:rPr>
+                <m:t>−</m:t>
+              </m:r>
+              <m:r>
+                <m:t>​</m:t>
+              </m:r>
+              <m:d>
+                <m:dPr>
+                  <m:begChr m:val="("/>
+                  <m:sepChr m:val=""/>
+                  <m:endChr m:val=")"/>
+                  <m:grow/>
+                </m:dPr>
+                <m:e>
+                  <m:r>
+                    <m:t>p</m:t>
+                  </m:r>
+                  <m:r>
+                    <m:rPr>
+                      <m:sty m:val="p"/>
+                    </m:rPr>
+                    <m:t>(</m:t>
+                  </m:r>
+                  <m:r>
+                    <m:t>s</m:t>
+                  </m:r>
+                  <m:r>
+                    <m:rPr>
+                      <m:sty m:val="p"/>
+                    </m:rPr>
+                    <m:t>)</m:t>
+                  </m:r>
+                  <m:r>
+                    <m:rPr>
+                      <m:sty m:val="p"/>
+                    </m:rPr>
+                    <m:t>−</m:t>
+                  </m:r>
+                  <m:f>
+                    <m:fPr>
+                      <m:type m:val="bar"/>
+                    </m:fPr>
+                    <m:num>
+                      <m:r>
+                        <m:t>1</m:t>
+                      </m:r>
+                    </m:num>
+                    <m:den>
+                      <m:r>
+                        <m:t>2</m:t>
+                      </m:r>
+                    </m:den>
+                  </m:f>
+                </m:e>
+              </m:d>
+              <m:sSup>
+                <m:e>
+                  <m:r>
+                    <m:t>​</m:t>
+                  </m:r>
+                </m:e>
+                <m:sup>
+                  <m:r>
+                    <m:t>2</m:t>
+                  </m:r>
+                </m:sup>
+              </m:sSup>
+              <m:r>
+                <m:t>&amp;</m:t>
+              </m:r>
+              <m:r>
+                <m:t>&amp;</m:t>
+              </m:r>
+              <m:r>
+                <m:rPr>
+                  <m:nor/>
+                  <m:sty m:val="p"/>
+                </m:rPr>
+                <m:t>(complete the square)</m:t>
+              </m:r>
+            </m:e>
+            <m:e>
+              <m:r>
+                <m:t>&amp;</m:t>
+              </m:r>
+              <m:r>
+                <m:rPr>
+                  <m:sty m:val="p"/>
+                </m:rPr>
+                <m:t>≤</m:t>
+              </m:r>
+              <m:f>
+                <m:fPr>
+                  <m:type m:val="bar"/>
+                </m:fPr>
+                <m:num>
+                  <m:r>
+                    <m:t>1</m:t>
+                  </m:r>
+                </m:num>
+                <m:den>
+                  <m:r>
+                    <m:t>4</m:t>
+                  </m:r>
+                </m:den>
+              </m:f>
+              <m:r>
+                <m:t>&amp;</m:t>
+              </m:r>
+              <m:r>
+                <m:t>&amp;</m:t>
+              </m:r>
+              <m:r>
+                <m:rPr>
+                  <m:nor/>
+                  <m:sty m:val="p"/>
+                </m:rPr>
+                <m:t>(a square is not negative)</m:t>
+              </m:r>
+            </m:e>
+          </m:eqArr>
+        </m:oMath>
+      </m:oMathPara>
+    </w:p>
+    <w:p>
+      <w:pPr>
+        <w:pStyle w:val="FirstParagraph"/>
+      </w:pPr>
+      <w:r>
+        <w:t xml:space="preserve">At</w:t>
+      </w:r>
+      <w:r>
+        <w:t xml:space="preserve"> </w:t>
+      </w:r>
+      <m:oMath>
+        <m:r>
+          <m:t>s</m:t>
+        </m:r>
+        <m:r>
+          <m:rPr>
+            <m:sty m:val="p"/>
+          </m:rPr>
+          <m:t>=</m:t>
+        </m:r>
+        <m:r>
+          <m:t>0</m:t>
+        </m:r>
+      </m:oMath>
+      <w:r>
+        <w:t xml:space="preserve">,</w:t>
+      </w:r>
+      <w:r>
+        <w:t xml:space="preserve"> </w:t>
+      </w:r>
+      <m:oMath>
+        <m:r>
+          <m:t>L</m:t>
+        </m:r>
+        <m:r>
+          <m:rPr>
+            <m:sty m:val="p"/>
+          </m:rPr>
+          <m:t>(</m:t>
+        </m:r>
+        <m:r>
+          <m:t>0</m:t>
+        </m:r>
+        <m:r>
+          <m:rPr>
+            <m:sty m:val="p"/>
+          </m:rPr>
+          <m:t>)</m:t>
+        </m:r>
+        <m:r>
+          <m:rPr>
+            <m:sty m:val="p"/>
+          </m:rPr>
+          <m:t>=</m:t>
+        </m:r>
+        <m:r>
+          <m:t>0</m:t>
+        </m:r>
+        <m:r>
+          <m:rPr>
+            <m:sty m:val="p"/>
+          </m:rPr>
+          <m:t>+</m:t>
+        </m:r>
+        <m:r>
+          <m:rPr>
+            <m:sty m:val="p"/>
+          </m:rPr>
+          <m:t>log</m:t>
+        </m:r>
+        <m:r>
+          <m:t>1</m:t>
+        </m:r>
+        <m:r>
+          <m:rPr>
+            <m:sty m:val="p"/>
+          </m:rPr>
+          <m:t>=</m:t>
+        </m:r>
+        <m:r>
+          <m:t>0</m:t>
+        </m:r>
+      </m:oMath>
+      <w:r>
+        <w:t xml:space="preserve"> </w:t>
+      </w:r>
+      <w:r>
+        <w:t xml:space="preserve">and</w:t>
+      </w:r>
+      <w:r>
+        <w:t xml:space="preserve"> </w:t>
+      </w:r>
+      <m:oMath>
+        <m:sSup>
+          <m:e>
+            <m:r>
+              <m:t>L</m:t>
+            </m:r>
+          </m:e>
+          <m:sup>
+            <m:r>
+              <m:rPr>
+                <m:sty m:val="p"/>
+              </m:rPr>
+              <m:t>′</m:t>
+            </m:r>
+          </m:sup>
+        </m:sSup>
+        <m:r>
+          <m:rPr>
+            <m:sty m:val="p"/>
+          </m:rPr>
+          <m:t>(</m:t>
+        </m:r>
+        <m:r>
+          <m:t>0</m:t>
+        </m:r>
+        <m:r>
+          <m:rPr>
+            <m:sty m:val="p"/>
+          </m:rPr>
+          <m:t>)</m:t>
+        </m:r>
+        <m:r>
+          <m:rPr>
+            <m:sty m:val="p"/>
+          </m:rPr>
+          <m:t>=</m:t>
+        </m:r>
+        <m:r>
+          <m:rPr>
+            <m:sty m:val="p"/>
+          </m:rPr>
+          <m:t>−</m:t>
+        </m:r>
+        <m:r>
+          <m:t>μ</m:t>
+        </m:r>
+        <m:r>
+          <m:rPr>
+            <m:sty m:val="p"/>
+          </m:rPr>
+          <m:t>+</m:t>
+        </m:r>
+        <m:r>
+          <m:t>μ</m:t>
+        </m:r>
+        <m:r>
+          <m:rPr>
+            <m:sty m:val="p"/>
+          </m:rPr>
+          <m:t>=</m:t>
+        </m:r>
+        <m:r>
+          <m:t>0</m:t>
+        </m:r>
+      </m:oMath>
+      <w:r>
+        <w:t xml:space="preserve">.</w:t>
+      </w:r>
+      <w:r>
+        <w:t xml:space="preserve"> </w:t>
+      </w:r>
+      <w:r>
+        <w:t xml:space="preserve">By Taylor’s theorem with the Lagrange remainder,</w:t>
+      </w:r>
+      <w:r>
+        <w:t xml:space="preserve"> </w:t>
+      </w:r>
+      <w:r>
+        <w:t xml:space="preserve">there is a number</w:t>
+      </w:r>
+      <w:r>
+        <w:t xml:space="preserve"> </w:t>
+      </w:r>
+      <m:oMath>
+        <m:r>
+          <m:t>ξ</m:t>
+        </m:r>
+      </m:oMath>
+      <w:r>
+        <w:t xml:space="preserve"> </w:t>
+      </w:r>
+      <w:r>
+        <w:t xml:space="preserve">between</w:t>
+      </w:r>
+      <w:r>
+        <w:t xml:space="preserve"> </w:t>
+      </w:r>
+      <m:oMath>
+        <m:r>
+          <m:t>0</m:t>
+        </m:r>
+      </m:oMath>
+      <w:r>
+        <w:t xml:space="preserve"> </w:t>
+      </w:r>
+      <w:r>
+        <w:t xml:space="preserve">and</w:t>
+      </w:r>
+      <w:r>
+        <w:t xml:space="preserve"> </w:t>
+      </w:r>
+      <m:oMath>
+        <m:r>
+          <m:t>s</m:t>
+        </m:r>
+      </m:oMath>
+      <w:r>
+        <w:t xml:space="preserve"> </w:t>
+      </w:r>
+      <w:r>
+        <w:t xml:space="preserve">with</w:t>
+      </w:r>
+    </w:p>
+    <w:p>
+      <w:pPr>
+        <w:pStyle w:val="BodyText"/>
+      </w:pPr>
+      <m:oMathPara>
+        <m:oMathParaPr>
+          <m:jc m:val="center"/>
+        </m:oMathParaPr>
+        <m:oMath>
+          <m:eqArr>
+            <m:e>
+              <m:r>
+                <m:t>L</m:t>
+              </m:r>
+              <m:r>
+                <m:rPr>
+                  <m:sty m:val="p"/>
+                </m:rPr>
+                <m:t>(</m:t>
+              </m:r>
+              <m:r>
+                <m:t>s</m:t>
+              </m:r>
+              <m:r>
+                <m:rPr>
+                  <m:sty m:val="p"/>
+                </m:rPr>
+                <m:t>)</m:t>
+              </m:r>
+              <m:r>
+                <m:t>&amp;</m:t>
+              </m:r>
+              <m:r>
+                <m:rPr>
+                  <m:sty m:val="p"/>
+                </m:rPr>
+                <m:t>=</m:t>
+              </m:r>
+              <m:r>
+                <m:t>L</m:t>
+              </m:r>
+              <m:r>
+                <m:rPr>
+                  <m:sty m:val="p"/>
+                </m:rPr>
+                <m:t>(</m:t>
+              </m:r>
+              <m:r>
+                <m:t>0</m:t>
+              </m:r>
+              <m:r>
+                <m:rPr>
+                  <m:sty m:val="p"/>
+                </m:rPr>
+                <m:t>)</m:t>
+              </m:r>
+              <m:r>
+                <m:rPr>
+                  <m:sty m:val="p"/>
+                </m:rPr>
+                <m:t>+</m:t>
+              </m:r>
+              <m:sSup>
+                <m:e>
+                  <m:r>
+                    <m:t>L</m:t>
+                  </m:r>
+                </m:e>
+                <m:sup>
+                  <m:r>
+                    <m:rPr>
+                      <m:sty m:val="p"/>
+                    </m:rPr>
+                    <m:t>′</m:t>
+                  </m:r>
+                </m:sup>
+              </m:sSup>
+              <m:r>
+                <m:rPr>
+                  <m:sty m:val="p"/>
+                </m:rPr>
+                <m:t>(</m:t>
+              </m:r>
+              <m:r>
+                <m:t>0</m:t>
+              </m:r>
+              <m:r>
+                <m:rPr>
+                  <m:sty m:val="p"/>
+                </m:rPr>
+                <m:t>)</m:t>
+              </m:r>
+              <m:r>
+                <m:t> </m:t>
+              </m:r>
+              <m:r>
+                <m:t>s</m:t>
+              </m:r>
+              <m:r>
+                <m:rPr>
+                  <m:sty m:val="p"/>
+                </m:rPr>
+                <m:t>+</m:t>
+              </m:r>
+              <m:f>
+                <m:fPr>
+                  <m:type m:val="bar"/>
+                </m:fPr>
+                <m:num>
+                  <m:sSup>
+                    <m:e>
+                      <m:r>
+                        <m:t>L</m:t>
+                      </m:r>
+                    </m:e>
+                    <m:sup>
+                      <m:r>
+                        <m:rPr>
+                          <m:sty m:val="p"/>
+                        </m:rPr>
+                        <m:t>″</m:t>
+                      </m:r>
+                    </m:sup>
+                  </m:sSup>
+                  <m:r>
+                    <m:rPr>
+                      <m:sty m:val="p"/>
+                    </m:rPr>
+                    <m:t>(</m:t>
+                  </m:r>
+                  <m:r>
+                    <m:t>ξ</m:t>
+                  </m:r>
+                  <m:r>
+                    <m:rPr>
+                      <m:sty m:val="p"/>
+                    </m:rPr>
+                    <m:t>)</m:t>
+                  </m:r>
+                </m:num>
+                <m:den>
+                  <m:r>
+                    <m:t>2</m:t>
+                  </m:r>
+                </m:den>
+              </m:f>
+              <m:sSup>
+                <m:e>
+                  <m:r>
+                    <m:t>s</m:t>
+                  </m:r>
+                </m:e>
+                <m:sup>
+                  <m:r>
+                    <m:t>2</m:t>
+                  </m:r>
+                </m:sup>
+              </m:sSup>
+              <m:r>
+                <m:t>&amp;</m:t>
+              </m:r>
+              <m:r>
+                <m:t>&amp;</m:t>
+              </m:r>
+              <m:r>
+                <m:rPr>
+                  <m:nor/>
+                  <m:sty m:val="p"/>
+                </m:rPr>
+                <m:t>(Taylor’s theorem)</m:t>
+              </m:r>
+            </m:e>
+            <m:e>
+              <m:r>
+                <m:t>&amp;</m:t>
+              </m:r>
+              <m:r>
+                <m:rPr>
+                  <m:sty m:val="p"/>
+                </m:rPr>
+                <m:t>=</m:t>
+              </m:r>
+              <m:f>
+                <m:fPr>
+                  <m:type m:val="bar"/>
+                </m:fPr>
+                <m:num>
+                  <m:sSup>
+                    <m:e>
+                      <m:r>
+                        <m:t>L</m:t>
+                      </m:r>
+                    </m:e>
+                    <m:sup>
+                      <m:r>
+                        <m:rPr>
+                          <m:sty m:val="p"/>
+                        </m:rPr>
+                        <m:t>″</m:t>
+                      </m:r>
+                    </m:sup>
+                  </m:sSup>
+                  <m:r>
+                    <m:rPr>
+                      <m:sty m:val="p"/>
+                    </m:rPr>
+                    <m:t>(</m:t>
+                  </m:r>
+                  <m:r>
+                    <m:t>ξ</m:t>
+                  </m:r>
+                  <m:r>
+                    <m:rPr>
+                      <m:sty m:val="p"/>
+                    </m:rPr>
+                    <m:t>)</m:t>
+                  </m:r>
+                </m:num>
+                <m:den>
+                  <m:r>
+                    <m:t>2</m:t>
+                  </m:r>
+                </m:den>
+              </m:f>
+              <m:sSup>
+                <m:e>
+                  <m:r>
+                    <m:t>s</m:t>
+                  </m:r>
+                </m:e>
+                <m:sup>
+                  <m:r>
+                    <m:t>2</m:t>
+                  </m:r>
+                </m:sup>
+              </m:sSup>
+              <m:r>
+                <m:t>&amp;</m:t>
+              </m:r>
+              <m:r>
+                <m:t>&amp;</m:t>
+              </m:r>
+              <m:r>
+                <m:rPr>
+                  <m:nor/>
+                  <m:sty m:val="p"/>
+                </m:rPr>
+                <m:t>(</m:t>
+              </m:r>
+              <m:r>
+                <m:t>L</m:t>
+              </m:r>
+              <m:r>
+                <m:rPr>
+                  <m:sty m:val="p"/>
+                </m:rPr>
+                <m:t>(</m:t>
+              </m:r>
+              <m:r>
+                <m:t>0</m:t>
+              </m:r>
+              <m:r>
+                <m:rPr>
+                  <m:sty m:val="p"/>
+                </m:rPr>
+                <m:t>)</m:t>
+              </m:r>
+              <m:r>
+                <m:rPr>
+                  <m:sty m:val="p"/>
+                </m:rPr>
+                <m:t>=</m:t>
+              </m:r>
+              <m:sSup>
+                <m:e>
+                  <m:r>
+                    <m:t>L</m:t>
+                  </m:r>
+                </m:e>
+                <m:sup>
+                  <m:r>
+                    <m:rPr>
+                      <m:sty m:val="p"/>
+                    </m:rPr>
+                    <m:t>′</m:t>
+                  </m:r>
+                </m:sup>
+              </m:sSup>
+              <m:r>
+                <m:rPr>
+                  <m:sty m:val="p"/>
+                </m:rPr>
+                <m:t>(</m:t>
+              </m:r>
+              <m:r>
+                <m:t>0</m:t>
+              </m:r>
+              <m:r>
+                <m:rPr>
+                  <m:sty m:val="p"/>
+                </m:rPr>
+                <m:t>)</m:t>
+              </m:r>
+              <m:r>
+                <m:rPr>
+                  <m:sty m:val="p"/>
+                </m:rPr>
+                <m:t>=</m:t>
+              </m:r>
+              <m:r>
+                <m:t>0</m:t>
+              </m:r>
+              <m:r>
+                <m:rPr>
+                  <m:nor/>
+                  <m:sty m:val="p"/>
+                </m:rPr>
+                <m:t>)</m:t>
+              </m:r>
+            </m:e>
+            <m:e>
+              <m:r>
+                <m:t>&amp;</m:t>
+              </m:r>
+              <m:r>
+                <m:rPr>
+                  <m:sty m:val="p"/>
+                </m:rPr>
+                <m:t>≤</m:t>
+              </m:r>
+              <m:f>
+                <m:fPr>
+                  <m:type m:val="bar"/>
+                </m:fPr>
+                <m:num>
+                  <m:sSup>
+                    <m:e>
+                      <m:r>
+                        <m:t>s</m:t>
+                      </m:r>
+                    </m:e>
+                    <m:sup>
+                      <m:r>
+                        <m:t>2</m:t>
+                      </m:r>
+                    </m:sup>
+                  </m:sSup>
+                </m:num>
+                <m:den>
+                  <m:r>
+                    <m:t>8</m:t>
+                  </m:r>
+                </m:den>
+              </m:f>
+              <m:r>
+                <m:t>&amp;</m:t>
+              </m:r>
+              <m:r>
+                <m:t>&amp;</m:t>
+              </m:r>
+              <m:r>
+                <m:rPr>
+                  <m:nor/>
+                  <m:sty m:val="p"/>
+                </m:rPr>
+                <m:t>(</m:t>
+              </m:r>
+              <m:sSup>
+                <m:e>
+                  <m:r>
+                    <m:t>L</m:t>
+                  </m:r>
+                </m:e>
+                <m:sup>
+                  <m:r>
+                    <m:rPr>
+                      <m:sty m:val="p"/>
+                    </m:rPr>
+                    <m:t>″</m:t>
+                  </m:r>
+                </m:sup>
+              </m:sSup>
+              <m:r>
+                <m:rPr>
+                  <m:sty m:val="p"/>
+                </m:rPr>
+                <m:t>(</m:t>
+              </m:r>
+              <m:r>
+                <m:t>ξ</m:t>
+              </m:r>
+              <m:r>
+                <m:rPr>
+                  <m:sty m:val="p"/>
+                </m:rPr>
+                <m:t>)</m:t>
+              </m:r>
+              <m:r>
+                <m:rPr>
+                  <m:sty m:val="p"/>
+                </m:rPr>
+                <m:t>≤</m:t>
+              </m:r>
+              <m:f>
+                <m:fPr>
+                  <m:type m:val="lin"/>
+                </m:fPr>
+                <m:num>
+                  <m:r>
+                    <m:t>1</m:t>
+                  </m:r>
+                </m:num>
+                <m:den>
+                  <m:r>
+                    <m:t>4</m:t>
+                  </m:r>
+                </m:den>
+              </m:f>
+              <m:r>
+                <m:rPr>
+                  <m:nor/>
+                  <m:sty m:val="p"/>
+                </m:rPr>
+                <m:t>)</m:t>
+              </m:r>
+            </m:e>
+          </m:eqArr>
+        </m:oMath>
+      </m:oMathPara>
+    </w:p>
+    <w:p>
+      <w:pPr>
+        <w:pStyle w:val="FirstParagraph"/>
+      </w:pPr>
+      <w:r>
+        <w:t xml:space="preserve">Therefore</w:t>
+      </w:r>
+      <w:r>
+        <w:t xml:space="preserve"> </w:t>
+      </w:r>
+      <m:oMath>
+        <m:r>
+          <m:rPr>
+            <m:sty m:val="p"/>
+          </m:rPr>
+          <m:t>E</m:t>
+        </m:r>
+        <m:r>
+          <m:t>​</m:t>
+        </m:r>
+        <m:d>
+          <m:dPr>
+            <m:begChr m:val="["/>
+            <m:sepChr m:val=""/>
+            <m:endChr m:val="]"/>
+            <m:grow/>
+          </m:dPr>
+          <m:e>
+            <m:sSup>
+              <m:e>
+                <m:r>
+                  <m:t>e</m:t>
+                </m:r>
+              </m:e>
+              <m:sup>
+                <m:r>
+                  <m:t>s</m:t>
+                </m:r>
+                <m:r>
+                  <m:rPr>
+                    <m:sty m:val="p"/>
+                  </m:rPr>
+                  <m:t>(</m:t>
+                </m:r>
+                <m:r>
+                  <m:t>X</m:t>
+                </m:r>
+                <m:r>
+                  <m:rPr>
+                    <m:sty m:val="p"/>
+                  </m:rPr>
+                  <m:t>−</m:t>
+                </m:r>
+                <m:r>
+                  <m:t>μ</m:t>
+                </m:r>
+                <m:r>
+                  <m:rPr>
+                    <m:sty m:val="p"/>
+                  </m:rPr>
+                  <m:t>)</m:t>
+                </m:r>
+              </m:sup>
+            </m:sSup>
+          </m:e>
+        </m:d>
+        <m:r>
+          <m:t>​</m:t>
+        </m:r>
+        <m:r>
+          <m:rPr>
+            <m:sty m:val="p"/>
+          </m:rPr>
+          <m:t>≤</m:t>
+        </m:r>
+        <m:sSup>
+          <m:e>
+            <m:r>
+              <m:t>e</m:t>
+            </m:r>
+          </m:e>
+          <m:sup>
+            <m:r>
+              <m:t>L</m:t>
+            </m:r>
+            <m:r>
+              <m:rPr>
+                <m:sty m:val="p"/>
+              </m:rPr>
+              <m:t>(</m:t>
+            </m:r>
+            <m:r>
+              <m:t>s</m:t>
+            </m:r>
+            <m:r>
+              <m:rPr>
+                <m:sty m:val="p"/>
+              </m:rPr>
+              <m:t>)</m:t>
+            </m:r>
+          </m:sup>
+        </m:sSup>
+        <m:r>
+          <m:rPr>
+            <m:sty m:val="p"/>
+          </m:rPr>
+          <m:t>≤</m:t>
+        </m:r>
+        <m:sSup>
+          <m:e>
+            <m:r>
+              <m:t>e</m:t>
+            </m:r>
+          </m:e>
+          <m:sup>
+            <m:sSup>
+              <m:e>
+                <m:r>
+                  <m:t>s</m:t>
+                </m:r>
+              </m:e>
+              <m:sup>
+                <m:r>
+                  <m:t>2</m:t>
+                </m:r>
+              </m:sup>
+            </m:sSup>
+            <m:r>
+              <m:rPr>
+                <m:sty m:val="p"/>
+              </m:rPr>
+              <m:t>/</m:t>
+            </m:r>
+            <m:r>
+              <m:t>8</m:t>
+            </m:r>
+          </m:sup>
+        </m:sSup>
+      </m:oMath>
+      <w:r>
+        <w:t xml:space="preserve">.</w:t>
+      </w:r>
+    </w:p>
+    <w:p>
+      <w:pPr>
+        <w:pStyle w:val="BodyText"/>
+      </w:pPr>
+      <w:r>
+        <w:rPr>
+          <w:i/>
+          <w:iCs/>
+        </w:rPr>
+        <w:t xml:space="preserve">Remark</w:t>
+      </w:r>
+      <w:r>
+        <w:t xml:space="preserve">. </w:t>
+      </w:r>
+      <w:r>
+        <w:t xml:space="preserve">The bound on the moment generating function</w:t>
+      </w:r>
+      <w:r>
+        <w:t xml:space="preserve"> </w:t>
+      </w:r>
+      <m:oMath>
+        <m:r>
+          <m:rPr>
+            <m:sty m:val="p"/>
+          </m:rPr>
+          <m:t>E</m:t>
+        </m:r>
+        <m:r>
+          <m:t>​</m:t>
+        </m:r>
+        <m:d>
+          <m:dPr>
+            <m:begChr m:val="["/>
+            <m:sepChr m:val=""/>
+            <m:endChr m:val="]"/>
+            <m:grow/>
+          </m:dPr>
+          <m:e>
+            <m:sSup>
+              <m:e>
+                <m:r>
+                  <m:t>e</m:t>
+                </m:r>
+              </m:e>
+              <m:sup>
+                <m:r>
+                  <m:t>s</m:t>
+                </m:r>
+                <m:r>
+                  <m:rPr>
+                    <m:sty m:val="p"/>
+                  </m:rPr>
+                  <m:t>(</m:t>
+                </m:r>
+                <m:r>
+                  <m:t>X</m:t>
+                </m:r>
+                <m:r>
+                  <m:rPr>
+                    <m:sty m:val="p"/>
+                  </m:rPr>
+                  <m:t>−</m:t>
+                </m:r>
+                <m:r>
+                  <m:t>μ</m:t>
+                </m:r>
+                <m:r>
+                  <m:rPr>
+                    <m:sty m:val="p"/>
+                  </m:rPr>
+                  <m:t>)</m:t>
+                </m:r>
+              </m:sup>
+            </m:sSup>
+          </m:e>
+        </m:d>
+        <m:r>
+          <m:t>​</m:t>
+        </m:r>
+      </m:oMath>
+      <w:r>
+        <w:t xml:space="preserve"> </w:t>
+      </w:r>
+      <w:r>
+        <w:t xml:space="preserve">is the step of Hoeffding’s 1963 paper</w:t>
+      </w:r>
+      <w:r>
+        <w:t xml:space="preserve"> </w:t>
+      </w:r>
+      <w:r>
+        <w:t xml:space="preserve">(Hoeffding 1963)</w:t>
+      </w:r>
+      <w:r>
+        <w:t xml:space="preserve"> </w:t>
+      </w:r>
+      <w:r>
+        <w:t xml:space="preserve">that the literature calls Hoeffding’s lemma.</w:t>
+      </w:r>
+      <w:r>
+        <w:t xml:space="preserve"> </w:t>
+      </w:r>
+      <w:r>
+        <w:t xml:space="preserve">The next result uses it to bound the tails of an average.</w:t>
+      </w:r>
+    </w:p>
+    <w:bookmarkStart w:id="45" w:name="thm-hoeffding"/>
+    <w:p>
+      <w:pPr>
+        <w:pStyle w:val="BodyText"/>
+      </w:pPr>
+      <w:r>
+        <w:rPr>
+          <w:b/>
+          <w:bCs/>
+        </w:rPr>
+        <w:t xml:space="preserve">Theorem 4 (Hoeffding’s inequality)</w:t>
+      </w:r>
+      <w:r>
+        <w:t xml:space="preserve"> </w:t>
+      </w:r>
+      <w:r>
+        <w:t xml:space="preserve">Let</w:t>
+      </w:r>
+      <w:r>
+        <w:t xml:space="preserve"> </w:t>
+      </w:r>
+      <m:oMath>
+        <m:sSub>
+          <m:e>
+            <m:r>
+              <m:t>X</m:t>
+            </m:r>
+          </m:e>
+          <m:sub>
+            <m:r>
+              <m:t>1</m:t>
+            </m:r>
+          </m:sub>
+        </m:sSub>
+        <m:r>
+          <m:rPr>
+            <m:sty m:val="p"/>
+          </m:rPr>
+          <m:t>,</m:t>
+        </m:r>
+        <m:r>
+          <m:rPr>
+            <m:sty m:val="p"/>
+          </m:rPr>
+          <m:t>…</m:t>
+        </m:r>
+        <m:r>
+          <m:rPr>
+            <m:sty m:val="p"/>
+          </m:rPr>
+          <m:t>,</m:t>
+        </m:r>
+        <m:sSub>
+          <m:e>
+            <m:r>
+              <m:t>X</m:t>
+            </m:r>
+          </m:e>
+          <m:sub>
+            <m:r>
+              <m:t>n</m:t>
+            </m:r>
+          </m:sub>
+        </m:sSub>
+      </m:oMath>
+      <w:r>
+        <w:t xml:space="preserve"> </w:t>
+      </w:r>
+      <w:r>
+        <w:t xml:space="preserve">be</w:t>
+      </w:r>
+      <w:r>
+        <w:t xml:space="preserve"> </w:t>
+      </w:r>
+      <w:hyperlink r:id="rId9">
+        <w:r>
+          <w:rPr>
+            <w:rStyle w:val="Hyperlink"/>
+          </w:rPr>
+          <w:t xml:space="preserve">IID</w:t>
+        </w:r>
+      </w:hyperlink>
+      <w:r>
+        <w:t xml:space="preserve"> </w:t>
+      </w:r>
+      <w:r>
+        <w:t xml:space="preserve">random variables with</w:t>
+      </w:r>
+      <w:r>
+        <w:t xml:space="preserve"> </w:t>
+      </w:r>
+      <m:oMath>
+        <m:r>
+          <m:t>0</m:t>
+        </m:r>
+        <m:r>
+          <m:rPr>
+            <m:sty m:val="p"/>
+          </m:rPr>
+          <m:t>≤</m:t>
+        </m:r>
+        <m:sSub>
+          <m:e>
+            <m:r>
+              <m:t>X</m:t>
+            </m:r>
+          </m:e>
+          <m:sub>
+            <m:r>
+              <m:t>i</m:t>
+            </m:r>
+          </m:sub>
+        </m:sSub>
+        <m:r>
+          <m:rPr>
+            <m:sty m:val="p"/>
+          </m:rPr>
+          <m:t>≤</m:t>
+        </m:r>
+        <m:r>
+          <m:t>1</m:t>
+        </m:r>
+      </m:oMath>
+      <w:r>
+        <w:t xml:space="preserve"> </w:t>
+      </w:r>
+      <w:r>
+        <w:t xml:space="preserve">and mean</w:t>
+      </w:r>
+      <w:r>
+        <w:t xml:space="preserve"> </w:t>
+      </w:r>
+      <m:oMath>
+        <m:r>
+          <m:t>μ</m:t>
+        </m:r>
+      </m:oMath>
+      <w:r>
+        <w:t xml:space="preserve">,</w:t>
+      </w:r>
+      <w:r>
+        <w:t xml:space="preserve"> </w:t>
+      </w:r>
+      <w:r>
+        <w:t xml:space="preserve">and let</w:t>
+      </w:r>
+      <w:r>
+        <w:t xml:space="preserve"> </w:t>
+      </w:r>
+      <m:oMath>
+        <m:sSub>
+          <m:e>
+            <m:acc>
+              <m:accPr>
+                <m:chr m:val="‾"/>
+              </m:accPr>
+              <m:e>
+                <m:r>
+                  <m:t>X</m:t>
+                </m:r>
+              </m:e>
+            </m:acc>
+          </m:e>
+          <m:sub>
+            <m:r>
+              <m:t>n</m:t>
+            </m:r>
+          </m:sub>
+        </m:sSub>
+        <m:limUpp>
+          <m:e>
+            <m:r>
+              <m:rPr>
+                <m:sty m:val="p"/>
+              </m:rPr>
+              <m:t>=</m:t>
+            </m:r>
+          </m:e>
+          <m:lim>
+            <m:r>
+              <m:rPr>
+                <m:nor/>
+                <m:sty m:val="p"/>
+              </m:rPr>
+              <m:t>def</m:t>
+            </m:r>
+          </m:lim>
+        </m:limUpp>
+        <m:f>
+          <m:fPr>
+            <m:type m:val="bar"/>
+          </m:fPr>
+          <m:num>
+            <m:r>
+              <m:t>1</m:t>
+            </m:r>
+          </m:num>
+          <m:den>
+            <m:r>
+              <m:t>n</m:t>
+            </m:r>
+          </m:den>
+        </m:f>
+        <m:nary>
+          <m:naryPr>
+            <m:chr m:val="∑"/>
+            <m:limLoc m:val="undOvr"/>
+            <m:subHide m:val="off"/>
+            <m:supHide m:val="off"/>
+          </m:naryPr>
+          <m:sub>
+            <m:r>
+              <m:t>i</m:t>
+            </m:r>
+            <m:r>
+              <m:rPr>
+                <m:sty m:val="p"/>
+              </m:rPr>
+              <m:t>=</m:t>
+            </m:r>
+            <m:r>
+              <m:t>1</m:t>
+            </m:r>
+          </m:sub>
+          <m:sup>
+            <m:r>
+              <m:t>n</m:t>
+            </m:r>
+          </m:sup>
+          <m:e>
+            <m:sSub>
+              <m:e>
+                <m:r>
+                  <m:t>X</m:t>
+                </m:r>
+              </m:e>
+              <m:sub>
+                <m:r>
+                  <m:t>i</m:t>
+                </m:r>
+              </m:sub>
+            </m:sSub>
+          </m:e>
+        </m:nary>
+      </m:oMath>
+      <w:r>
+        <w:t xml:space="preserve">.</w:t>
+      </w:r>
+      <w:r>
+        <w:t xml:space="preserve"> </w:t>
+      </w:r>
+      <w:r>
+        <w:t xml:space="preserve">Then for every</w:t>
+      </w:r>
+      <w:r>
+        <w:t xml:space="preserve"> </w:t>
+      </w:r>
+      <m:oMath>
+        <m:r>
+          <m:t>ε</m:t>
+        </m:r>
+        <m:r>
+          <m:rPr>
+            <m:sty m:val="p"/>
+          </m:rPr>
+          <m:t>&gt;</m:t>
+        </m:r>
+        <m:r>
+          <m:t>0</m:t>
+        </m:r>
+      </m:oMath>
+      <w:r>
+        <w:t xml:space="preserve">,</w:t>
+      </w:r>
+    </w:p>
+    <w:p>
+      <w:pPr>
+        <w:pStyle w:val="BodyText"/>
+      </w:pPr>
+      <w:bookmarkStart w:id="44" w:name="eq-hoeffding-one-sided"/>
+      <m:oMathPara>
+        <m:oMathParaPr>
+          <m:jc m:val="center"/>
+        </m:oMathParaPr>
+        <m:oMath>
+          <m:r>
+            <m:rPr>
+              <m:sty m:val="p"/>
+            </m:rPr>
+            <m:t>Pr</m:t>
+          </m:r>
+          <m:r>
+            <m:t>​</m:t>
+          </m:r>
+          <m:d>
+            <m:dPr>
+              <m:begChr m:val="("/>
+              <m:sepChr m:val=""/>
+              <m:endChr m:val=")"/>
+              <m:grow/>
+            </m:dPr>
+            <m:e>
+              <m:sSub>
+                <m:e>
+                  <m:acc>
+                    <m:accPr>
+                      <m:chr m:val="‾"/>
+                    </m:accPr>
+                    <m:e>
+                      <m:r>
+                        <m:t>X</m:t>
+                      </m:r>
+                    </m:e>
+                  </m:acc>
+                </m:e>
+                <m:sub>
+                  <m:r>
+                    <m:t>n</m:t>
+                  </m:r>
+                </m:sub>
+              </m:sSub>
+              <m:r>
+                <m:rPr>
+                  <m:sty m:val="p"/>
+                </m:rPr>
+                <m:t>−</m:t>
+              </m:r>
+              <m:r>
+                <m:t>μ</m:t>
+              </m:r>
+              <m:r>
+                <m:rPr>
+                  <m:sty m:val="p"/>
+                </m:rPr>
+                <m:t>≥</m:t>
+              </m:r>
+              <m:r>
+                <m:t>ε</m:t>
+              </m:r>
+            </m:e>
+          </m:d>
+          <m:r>
+            <m:t>​</m:t>
+          </m:r>
+          <m:r>
+            <m:rPr>
+              <m:sty m:val="p"/>
+            </m:rPr>
+            <m:t>≤</m:t>
+          </m:r>
+          <m:sSup>
+            <m:e>
+              <m:r>
+                <m:t>e</m:t>
+              </m:r>
+            </m:e>
+            <m:sup>
+              <m:r>
+                <m:rPr>
+                  <m:sty m:val="p"/>
+                </m:rPr>
+                <m:t>−</m:t>
+              </m:r>
+              <m:r>
+                <m:t>2</m:t>
+              </m:r>
+              <m:r>
+                <m:t>n</m:t>
+              </m:r>
+              <m:sSup>
+                <m:e>
+                  <m:r>
+                    <m:t>ε</m:t>
+                  </m:r>
+                </m:e>
+                <m:sup>
+                  <m:r>
+                    <m:t>2</m:t>
+                  </m:r>
+                </m:sup>
+              </m:sSup>
+            </m:sup>
+          </m:sSup>
+          <m:r>
+            <m:rPr>
+              <m:sty m:val="p"/>
+            </m:rPr>
+            <m:t>.</m:t>
+          </m:r>
+          <m:r>
+            <m:t>  </m:t>
+          </m:r>
+          <m:r>
+            <m:rPr>
+              <m:sty m:val="p"/>
+            </m:rPr>
+            <m:t>(</m:t>
+          </m:r>
+          <m:r>
+            <m:t>1</m:t>
+          </m:r>
+          <m:r>
+            <m:rPr>
+              <m:sty m:val="p"/>
+            </m:rPr>
+            <m:t>)</m:t>
+          </m:r>
+        </m:oMath>
+      </m:oMathPara>
+      <w:bookmarkEnd w:id="44"/>
+    </w:p>
+    <w:bookmarkEnd w:id="45"/>
+    <w:p>
+      <w:pPr>
+        <w:pStyle w:val="FirstParagraph"/>
+      </w:pPr>
+      <w:r>
+        <w:rPr>
+          <w:i/>
+          <w:iCs/>
+        </w:rPr>
+        <w:t xml:space="preserve">Proof</w:t>
+      </w:r>
+      <w:r>
+        <w:t xml:space="preserve">. </w:t>
+      </w:r>
+      <w:r>
+        <w:t xml:space="preserve">Fix</w:t>
+      </w:r>
+      <w:r>
+        <w:t xml:space="preserve"> </w:t>
+      </w:r>
+      <m:oMath>
+        <m:r>
+          <m:t>s</m:t>
+        </m:r>
+        <m:r>
+          <m:rPr>
+            <m:sty m:val="p"/>
+          </m:rPr>
+          <m:t>&gt;</m:t>
+        </m:r>
+        <m:r>
+          <m:t>0</m:t>
+        </m:r>
+      </m:oMath>
+      <w:r>
+        <w:t xml:space="preserve">.</w:t>
+      </w:r>
+      <w:r>
+        <w:t xml:space="preserve"> </w:t>
+      </w:r>
+      <w:r>
+        <w:t xml:space="preserve">The event</w:t>
+      </w:r>
+      <w:r>
+        <w:t xml:space="preserve"> </w:t>
+      </w:r>
+      <m:oMath>
+        <m:r>
+          <m:t>​</m:t>
+        </m:r>
+        <m:d>
+          <m:dPr>
+            <m:begChr m:val="{"/>
+            <m:sepChr m:val=""/>
+            <m:endChr m:val="}"/>
+            <m:grow/>
+          </m:dPr>
+          <m:e>
+            <m:sSub>
+              <m:e>
+                <m:acc>
+                  <m:accPr>
+                    <m:chr m:val="‾"/>
+                  </m:accPr>
+                  <m:e>
+                    <m:r>
+                      <m:t>X</m:t>
+                    </m:r>
+                  </m:e>
+                </m:acc>
+              </m:e>
+              <m:sub>
+                <m:r>
+                  <m:t>n</m:t>
+                </m:r>
+              </m:sub>
+            </m:sSub>
+            <m:r>
+              <m:rPr>
+                <m:sty m:val="p"/>
+              </m:rPr>
+              <m:t>−</m:t>
+            </m:r>
+            <m:r>
+              <m:t>μ</m:t>
+            </m:r>
+            <m:r>
+              <m:rPr>
+                <m:sty m:val="p"/>
+              </m:rPr>
+              <m:t>≥</m:t>
+            </m:r>
+            <m:r>
+              <m:t>ε</m:t>
+            </m:r>
+          </m:e>
+        </m:d>
+        <m:r>
+          <m:t>​</m:t>
+        </m:r>
+      </m:oMath>
+      <w:r>
+        <w:t xml:space="preserve"> </w:t>
+      </w:r>
+      <w:r>
+        <w:t xml:space="preserve">is the event</w:t>
+      </w:r>
+      <w:r>
+        <w:t xml:space="preserve"> </w:t>
+      </w:r>
+      <m:oMath>
+        <m:r>
+          <m:t>​</m:t>
+        </m:r>
+        <m:d>
+          <m:dPr>
+            <m:begChr m:val="{"/>
+            <m:sepChr m:val=""/>
+            <m:endChr m:val="}"/>
+            <m:grow/>
+          </m:dPr>
+          <m:e>
+            <m:sSup>
+              <m:e>
+                <m:r>
+                  <m:t>e</m:t>
+                </m:r>
+              </m:e>
+              <m:sup>
+                <m:r>
+                  <m:t>s</m:t>
+                </m:r>
+                <m:r>
+                  <m:t>n</m:t>
+                </m:r>
+                <m:r>
+                  <m:rPr>
+                    <m:sty m:val="p"/>
+                  </m:rPr>
+                  <m:t>(</m:t>
+                </m:r>
+                <m:sSub>
+                  <m:e>
+                    <m:acc>
+                      <m:accPr>
+                        <m:chr m:val="‾"/>
+                      </m:accPr>
+                      <m:e>
+                        <m:r>
+                          <m:t>X</m:t>
+                        </m:r>
+                      </m:e>
+                    </m:acc>
+                  </m:e>
+                  <m:sub>
+                    <m:r>
+                      <m:t>n</m:t>
+                    </m:r>
+                  </m:sub>
+                </m:sSub>
+                <m:r>
+                  <m:rPr>
+                    <m:sty m:val="p"/>
+                  </m:rPr>
+                  <m:t>−</m:t>
+                </m:r>
+                <m:r>
+                  <m:t>μ</m:t>
+                </m:r>
+                <m:r>
+                  <m:rPr>
+                    <m:sty m:val="p"/>
+                  </m:rPr>
+                  <m:t>)</m:t>
+                </m:r>
+              </m:sup>
+            </m:sSup>
+            <m:r>
+              <m:rPr>
+                <m:sty m:val="p"/>
+              </m:rPr>
+              <m:t>≥</m:t>
+            </m:r>
+            <m:sSup>
+              <m:e>
+                <m:r>
+                  <m:t>e</m:t>
+                </m:r>
+              </m:e>
+              <m:sup>
+                <m:r>
+                  <m:t>s</m:t>
+                </m:r>
+                <m:r>
+                  <m:t>n</m:t>
+                </m:r>
+                <m:r>
+                  <m:t>ε</m:t>
+                </m:r>
+              </m:sup>
+            </m:sSup>
+          </m:e>
+        </m:d>
+        <m:r>
+          <m:t>​</m:t>
+        </m:r>
+      </m:oMath>
+      <w:r>
+        <w:t xml:space="preserve">,</w:t>
+      </w:r>
+      <w:r>
+        <w:t xml:space="preserve"> </w:t>
+      </w:r>
+      <w:r>
+        <w:t xml:space="preserve">because the exponential is increasing and</w:t>
+      </w:r>
+      <w:r>
+        <w:t xml:space="preserve"> </w:t>
+      </w:r>
+      <m:oMath>
+        <m:r>
+          <m:t>s</m:t>
+        </m:r>
+        <m:r>
+          <m:t>n</m:t>
+        </m:r>
+        <m:r>
+          <m:rPr>
+            <m:sty m:val="p"/>
+          </m:rPr>
+          <m:t>&gt;</m:t>
+        </m:r>
+        <m:r>
+          <m:t>0</m:t>
+        </m:r>
+      </m:oMath>
+      <w:r>
+        <w:t xml:space="preserve">.</w:t>
+      </w:r>
+      <w:r>
+        <w:t xml:space="preserve"> </w:t>
+      </w:r>
+      <w:r>
+        <w:t xml:space="preserve">The random variable</w:t>
+      </w:r>
+      <w:r>
+        <w:t xml:space="preserve"> </w:t>
+      </w:r>
+      <m:oMath>
+        <m:sSup>
+          <m:e>
+            <m:r>
+              <m:t>e</m:t>
+            </m:r>
+          </m:e>
+          <m:sup>
+            <m:r>
+              <m:t>s</m:t>
+            </m:r>
+            <m:r>
+              <m:t>n</m:t>
+            </m:r>
+            <m:r>
+              <m:rPr>
+                <m:sty m:val="p"/>
+              </m:rPr>
+              <m:t>(</m:t>
+            </m:r>
+            <m:sSub>
+              <m:e>
+                <m:acc>
+                  <m:accPr>
+                    <m:chr m:val="‾"/>
+                  </m:accPr>
+                  <m:e>
+                    <m:r>
+                      <m:t>X</m:t>
+                    </m:r>
+                  </m:e>
+                </m:acc>
+              </m:e>
+              <m:sub>
+                <m:r>
+                  <m:t>n</m:t>
+                </m:r>
+              </m:sub>
+            </m:sSub>
+            <m:r>
+              <m:rPr>
+                <m:sty m:val="p"/>
+              </m:rPr>
+              <m:t>−</m:t>
+            </m:r>
+            <m:r>
+              <m:t>μ</m:t>
+            </m:r>
+            <m:r>
+              <m:rPr>
+                <m:sty m:val="p"/>
+              </m:rPr>
+              <m:t>)</m:t>
+            </m:r>
+          </m:sup>
+        </m:sSup>
+      </m:oMath>
+      <w:r>
+        <w:t xml:space="preserve"> </w:t>
+      </w:r>
+      <w:r>
+        <w:t xml:space="preserve">is positive,</w:t>
+      </w:r>
+      <w:r>
+        <w:t xml:space="preserve"> </w:t>
+      </w:r>
+      <w:r>
+        <w:t xml:space="preserve">so</w:t>
+      </w:r>
+      <w:r>
+        <w:t xml:space="preserve"> </w:t>
+      </w:r>
+      <w:hyperlink w:anchor="thm-markov">
+        <w:r>
+          <w:rPr>
+            <w:rStyle w:val="Hyperlink"/>
+          </w:rPr>
+          <w:t xml:space="preserve">Markov’s inequality</w:t>
+        </w:r>
+      </w:hyperlink>
+      <w:r>
+        <w:t xml:space="preserve"> </w:t>
+      </w:r>
+      <w:r>
+        <w:t xml:space="preserve">applies:</w:t>
+      </w:r>
+    </w:p>
+    <w:p>
+      <w:pPr>
+        <w:pStyle w:val="BodyText"/>
+      </w:pPr>
+      <m:oMathPara>
+        <m:oMathParaPr>
+          <m:jc m:val="center"/>
+        </m:oMathParaPr>
+        <m:oMath>
+          <m:eqArr>
+            <m:e>
+              <m:r>
+                <m:rPr>
+                  <m:sty m:val="p"/>
+                </m:rPr>
+                <m:t>Pr</m:t>
+              </m:r>
+              <m:r>
+                <m:t>​</m:t>
+              </m:r>
+              <m:d>
+                <m:dPr>
+                  <m:begChr m:val="("/>
+                  <m:sepChr m:val=""/>
+                  <m:endChr m:val=")"/>
+                  <m:grow/>
+                </m:dPr>
+                <m:e>
+                  <m:sSub>
+                    <m:e>
+                      <m:acc>
+                        <m:accPr>
+                          <m:chr m:val="‾"/>
+                        </m:accPr>
+                        <m:e>
+                          <m:r>
+                            <m:t>X</m:t>
+                          </m:r>
+                        </m:e>
+                      </m:acc>
+                    </m:e>
+                    <m:sub>
+                      <m:r>
+                        <m:t>n</m:t>
+                      </m:r>
+                    </m:sub>
+                  </m:sSub>
+                  <m:r>
+                    <m:rPr>
+                      <m:sty m:val="p"/>
+                    </m:rPr>
+                    <m:t>−</m:t>
+                  </m:r>
+                  <m:r>
+                    <m:t>μ</m:t>
+                  </m:r>
+                  <m:r>
+                    <m:rPr>
+                      <m:sty m:val="p"/>
+                    </m:rPr>
+                    <m:t>≥</m:t>
+                  </m:r>
+                  <m:r>
+                    <m:t>ε</m:t>
+                  </m:r>
+                </m:e>
+              </m:d>
+              <m:r>
+                <m:t>​</m:t>
+              </m:r>
+              <m:r>
+                <m:t>&amp;</m:t>
+              </m:r>
+              <m:r>
+                <m:rPr>
+                  <m:sty m:val="p"/>
+                </m:rPr>
+                <m:t>=</m:t>
+              </m:r>
+              <m:r>
+                <m:rPr>
+                  <m:sty m:val="p"/>
+                </m:rPr>
+                <m:t>Pr</m:t>
+              </m:r>
+              <m:r>
+                <m:t>​</m:t>
+              </m:r>
+              <m:d>
+                <m:dPr>
+                  <m:begChr m:val="("/>
+                  <m:sepChr m:val=""/>
+                  <m:endChr m:val=")"/>
+                  <m:grow/>
+                </m:dPr>
+                <m:e>
+                  <m:sSup>
+                    <m:e>
+                      <m:r>
+                        <m:t>e</m:t>
+                      </m:r>
+                    </m:e>
+                    <m:sup>
+                      <m:r>
+                        <m:t>s</m:t>
+                      </m:r>
+                      <m:r>
+                        <m:t>n</m:t>
+                      </m:r>
+                      <m:r>
+                        <m:rPr>
+                          <m:sty m:val="p"/>
+                        </m:rPr>
+                        <m:t>(</m:t>
+                      </m:r>
+                      <m:sSub>
+                        <m:e>
+                          <m:acc>
+                            <m:accPr>
+                              <m:chr m:val="‾"/>
+                            </m:accPr>
+                            <m:e>
+                              <m:r>
+                                <m:t>X</m:t>
+                              </m:r>
+                            </m:e>
+                          </m:acc>
+                        </m:e>
+                        <m:sub>
+                          <m:r>
+                            <m:t>n</m:t>
+                          </m:r>
+                        </m:sub>
+                      </m:sSub>
+                      <m:r>
+                        <m:rPr>
+                          <m:sty m:val="p"/>
+                        </m:rPr>
+                        <m:t>−</m:t>
+                      </m:r>
+                      <m:r>
+                        <m:t>μ</m:t>
+                      </m:r>
+                      <m:r>
+                        <m:rPr>
+                          <m:sty m:val="p"/>
+                        </m:rPr>
+                        <m:t>)</m:t>
+                      </m:r>
+                    </m:sup>
+                  </m:sSup>
+                  <m:r>
+                    <m:rPr>
+                      <m:sty m:val="p"/>
+                    </m:rPr>
+                    <m:t>≥</m:t>
+                  </m:r>
+                  <m:sSup>
+                    <m:e>
+                      <m:r>
+                        <m:t>e</m:t>
+                      </m:r>
+                    </m:e>
+                    <m:sup>
+                      <m:r>
+                        <m:t>s</m:t>
+                      </m:r>
+                      <m:r>
+                        <m:t>n</m:t>
+                      </m:r>
+                      <m:r>
+                        <m:t>ε</m:t>
+                      </m:r>
+                    </m:sup>
+                  </m:sSup>
+                </m:e>
+              </m:d>
+              <m:r>
+                <m:t>​</m:t>
+              </m:r>
+              <m:r>
+                <m:t>&amp;</m:t>
+              </m:r>
+              <m:r>
+                <m:t>&amp;</m:t>
+              </m:r>
+              <m:r>
+                <m:rPr>
+                  <m:nor/>
+                  <m:sty m:val="p"/>
+                </m:rPr>
+                <m:t>(the exponential is increasing)</m:t>
+              </m:r>
+            </m:e>
+            <m:e>
+              <m:r>
+                <m:t>&amp;</m:t>
+              </m:r>
+              <m:r>
+                <m:rPr>
+                  <m:sty m:val="p"/>
+                </m:rPr>
+                <m:t>≤</m:t>
+              </m:r>
+              <m:sSup>
+                <m:e>
+                  <m:r>
+                    <m:t>e</m:t>
+                  </m:r>
+                </m:e>
+                <m:sup>
+                  <m:r>
+                    <m:rPr>
+                      <m:sty m:val="p"/>
+                    </m:rPr>
+                    <m:t>−</m:t>
+                  </m:r>
+                  <m:r>
+                    <m:t>s</m:t>
+                  </m:r>
+                  <m:r>
+                    <m:t>n</m:t>
+                  </m:r>
+                  <m:r>
+                    <m:t>ε</m:t>
+                  </m:r>
+                </m:sup>
+              </m:sSup>
+              <m:r>
+                <m:rPr>
+                  <m:sty m:val="p"/>
+                </m:rPr>
+                <m:t>E</m:t>
+              </m:r>
+              <m:r>
+                <m:t>​</m:t>
+              </m:r>
+              <m:d>
+                <m:dPr>
+                  <m:begChr m:val="["/>
+                  <m:sepChr m:val=""/>
+                  <m:endChr m:val="]"/>
+                  <m:grow/>
+                </m:dPr>
+                <m:e>
+                  <m:sSup>
+                    <m:e>
+                      <m:r>
+                        <m:t>e</m:t>
+                      </m:r>
+                    </m:e>
+                    <m:sup>
+                      <m:r>
+                        <m:t>s</m:t>
+                      </m:r>
+                      <m:r>
+                        <m:t>n</m:t>
+                      </m:r>
+                      <m:r>
+                        <m:rPr>
+                          <m:sty m:val="p"/>
+                        </m:rPr>
+                        <m:t>(</m:t>
+                      </m:r>
+                      <m:sSub>
+                        <m:e>
+                          <m:acc>
+                            <m:accPr>
+                              <m:chr m:val="‾"/>
+                            </m:accPr>
+                            <m:e>
+                              <m:r>
+                                <m:t>X</m:t>
+                              </m:r>
+                            </m:e>
+                          </m:acc>
+                        </m:e>
+                        <m:sub>
+                          <m:r>
+                            <m:t>n</m:t>
+                          </m:r>
+                        </m:sub>
+                      </m:sSub>
+                      <m:r>
+                        <m:rPr>
+                          <m:sty m:val="p"/>
+                        </m:rPr>
+                        <m:t>−</m:t>
+                      </m:r>
+                      <m:r>
+                        <m:t>μ</m:t>
+                      </m:r>
+                      <m:r>
+                        <m:rPr>
+                          <m:sty m:val="p"/>
+                        </m:rPr>
+                        <m:t>)</m:t>
+                      </m:r>
+                    </m:sup>
+                  </m:sSup>
+                </m:e>
+              </m:d>
+              <m:r>
+                <m:t>​</m:t>
+              </m:r>
+              <m:r>
+                <m:t>&amp;</m:t>
+              </m:r>
+              <m:r>
+                <m:t>&amp;</m:t>
+              </m:r>
+              <m:r>
+                <m:rPr>
+                  <m:nor/>
+                  <m:sty m:val="p"/>
+                </m:rPr>
+                <m:t>(Markov’s inequality)</m:t>
+              </m:r>
+            </m:e>
+          </m:eqArr>
+        </m:oMath>
+      </m:oMathPara>
+    </w:p>
+    <w:p>
+      <w:pPr>
+        <w:pStyle w:val="FirstParagraph"/>
+      </w:pPr>
+      <w:r>
+        <w:t xml:space="preserve">Rewrite the exponent as a sum, so that the exponential becomes a product:</w:t>
+      </w:r>
+    </w:p>
+    <w:p>
+      <w:pPr>
+        <w:pStyle w:val="BodyText"/>
+      </w:pPr>
+      <m:oMathPara>
+        <m:oMathParaPr>
+          <m:jc m:val="center"/>
+        </m:oMathParaPr>
+        <m:oMath>
+          <m:eqArr>
+            <m:e>
+              <m:sSup>
+                <m:e>
+                  <m:r>
+                    <m:t>e</m:t>
+                  </m:r>
+                </m:e>
+                <m:sup>
+                  <m:r>
+                    <m:t>s</m:t>
+                  </m:r>
+                  <m:r>
+                    <m:t>n</m:t>
+                  </m:r>
+                  <m:r>
+                    <m:rPr>
+                      <m:sty m:val="p"/>
+                    </m:rPr>
+                    <m:t>(</m:t>
+                  </m:r>
+                  <m:sSub>
+                    <m:e>
+                      <m:acc>
+                        <m:accPr>
+                          <m:chr m:val="‾"/>
+                        </m:accPr>
+                        <m:e>
+                          <m:r>
+                            <m:t>X</m:t>
+                          </m:r>
+                        </m:e>
+                      </m:acc>
+                    </m:e>
+                    <m:sub>
+                      <m:r>
+                        <m:t>n</m:t>
+                      </m:r>
+                    </m:sub>
+                  </m:sSub>
+                  <m:r>
+                    <m:rPr>
+                      <m:sty m:val="p"/>
+                    </m:rPr>
+                    <m:t>−</m:t>
+                  </m:r>
+                  <m:r>
+                    <m:t>μ</m:t>
+                  </m:r>
+                  <m:r>
+                    <m:rPr>
+                      <m:sty m:val="p"/>
+                    </m:rPr>
+                    <m:t>)</m:t>
+                  </m:r>
+                </m:sup>
+              </m:sSup>
+              <m:r>
+                <m:t>&amp;</m:t>
+              </m:r>
+              <m:r>
+                <m:rPr>
+                  <m:sty m:val="p"/>
+                </m:rPr>
+                <m:t>=</m:t>
+              </m:r>
+              <m:sSup>
+                <m:e>
+                  <m:r>
+                    <m:t>e</m:t>
+                  </m:r>
+                </m:e>
+                <m:sup>
+                  <m:r>
+                    <m:t>s</m:t>
+                  </m:r>
+                  <m:nary>
+                    <m:naryPr>
+                      <m:chr m:val="∑"/>
+                      <m:limLoc m:val="undOvr"/>
+                      <m:subHide m:val="off"/>
+                      <m:supHide m:val="off"/>
+                    </m:naryPr>
+                    <m:sub>
+                      <m:r>
+                        <m:t>i</m:t>
+                      </m:r>
+                      <m:r>
+                        <m:rPr>
+                          <m:sty m:val="p"/>
+                        </m:rPr>
+                        <m:t>=</m:t>
+                      </m:r>
+                      <m:r>
+                        <m:t>1</m:t>
+                      </m:r>
+                    </m:sub>
+                    <m:sup>
+                      <m:r>
+                        <m:t>n</m:t>
+                      </m:r>
+                    </m:sup>
+                    <m:e>
+                      <m:r>
+                        <m:rPr>
+                          <m:sty m:val="p"/>
+                        </m:rPr>
+                        <m:t>(</m:t>
+                      </m:r>
+                    </m:e>
+                  </m:nary>
+                  <m:sSub>
+                    <m:e>
+                      <m:r>
+                        <m:t>X</m:t>
+                      </m:r>
+                    </m:e>
+                    <m:sub>
+                      <m:r>
+                        <m:t>i</m:t>
+                      </m:r>
+                    </m:sub>
+                  </m:sSub>
+                  <m:r>
+                    <m:rPr>
+                      <m:sty m:val="p"/>
+                    </m:rPr>
+                    <m:t>−</m:t>
+                  </m:r>
+                  <m:r>
+                    <m:t>μ</m:t>
+                  </m:r>
+                  <m:r>
+                    <m:rPr>
+                      <m:sty m:val="p"/>
+                    </m:rPr>
+                    <m:t>)</m:t>
+                  </m:r>
+                </m:sup>
+              </m:sSup>
+              <m:r>
+                <m:t>&amp;</m:t>
+              </m:r>
+              <m:r>
+                <m:t>&amp;</m:t>
+              </m:r>
+              <m:r>
+                <m:rPr>
+                  <m:nor/>
+                  <m:sty m:val="p"/>
+                </m:rPr>
+                <m:t>(</m:t>
+              </m:r>
+              <m:r>
+                <m:t>n</m:t>
+              </m:r>
+              <m:sSub>
+                <m:e>
+                  <m:acc>
+                    <m:accPr>
+                      <m:chr m:val="‾"/>
+                    </m:accPr>
+                    <m:e>
+                      <m:r>
+                        <m:t>X</m:t>
+                      </m:r>
+                    </m:e>
+                  </m:acc>
+                </m:e>
+                <m:sub>
+                  <m:r>
+                    <m:t>n</m:t>
+                  </m:r>
+                </m:sub>
+              </m:sSub>
+              <m:r>
+                <m:rPr>
+                  <m:sty m:val="p"/>
+                </m:rPr>
+                <m:t>=</m:t>
+              </m:r>
+              <m:nary>
+                <m:naryPr>
+                  <m:chr m:val="∑"/>
+                  <m:limLoc m:val="undOvr"/>
+                  <m:subHide m:val="off"/>
+                  <m:supHide m:val="off"/>
+                </m:naryPr>
+                <m:sub>
+                  <m:r>
+                    <m:t>i</m:t>
+                  </m:r>
+                  <m:r>
+                    <m:rPr>
+                      <m:sty m:val="p"/>
+                    </m:rPr>
+                    <m:t>=</m:t>
+                  </m:r>
+                  <m:r>
+                    <m:t>1</m:t>
+                  </m:r>
+                </m:sub>
+                <m:sup>
+                  <m:r>
+                    <m:t>n</m:t>
+                  </m:r>
+                </m:sup>
+                <m:e>
+                  <m:sSub>
+                    <m:e>
+                      <m:r>
+                        <m:t>X</m:t>
+                      </m:r>
+                    </m:e>
+                    <m:sub>
+                      <m:r>
+                        <m:t>i</m:t>
+                      </m:r>
+                    </m:sub>
+                  </m:sSub>
+                </m:e>
+              </m:nary>
+              <m:r>
+                <m:rPr>
+                  <m:nor/>
+                  <m:sty m:val="p"/>
+                </m:rPr>
+                <m:t>)</m:t>
+              </m:r>
+            </m:e>
+            <m:e>
+              <m:r>
+                <m:t>&amp;</m:t>
+              </m:r>
+              <m:r>
+                <m:rPr>
+                  <m:sty m:val="p"/>
+                </m:rPr>
+                <m:t>=</m:t>
+              </m:r>
+              <m:nary>
+                <m:naryPr>
+                  <m:chr m:val="∏"/>
+                  <m:limLoc m:val="undOvr"/>
+                  <m:subHide m:val="off"/>
+                  <m:supHide m:val="off"/>
+                </m:naryPr>
+                <m:sub>
+                  <m:r>
+                    <m:t>i</m:t>
+                  </m:r>
+                  <m:r>
+                    <m:rPr>
+                      <m:sty m:val="p"/>
+                    </m:rPr>
+                    <m:t>=</m:t>
+                  </m:r>
+                  <m:r>
+                    <m:t>1</m:t>
+                  </m:r>
+                </m:sub>
+                <m:sup>
+                  <m:r>
+                    <m:t>n</m:t>
+                  </m:r>
+                </m:sup>
+                <m:e>
+                  <m:sSup>
+                    <m:e>
+                      <m:r>
+                        <m:t>e</m:t>
+                      </m:r>
+                    </m:e>
+                    <m:sup>
+                      <m:r>
+                        <m:t>s</m:t>
+                      </m:r>
+                      <m:r>
+                        <m:rPr>
+                          <m:sty m:val="p"/>
+                        </m:rPr>
+                        <m:t>(</m:t>
+                      </m:r>
+                      <m:sSub>
+                        <m:e>
+                          <m:r>
+                            <m:t>X</m:t>
+                          </m:r>
+                        </m:e>
+                        <m:sub>
+                          <m:r>
+                            <m:t>i</m:t>
+                          </m:r>
+                        </m:sub>
+                      </m:sSub>
+                      <m:r>
+                        <m:rPr>
+                          <m:sty m:val="p"/>
+                        </m:rPr>
+                        <m:t>−</m:t>
+                      </m:r>
+                      <m:r>
+                        <m:t>μ</m:t>
+                      </m:r>
+                      <m:r>
+                        <m:rPr>
+                          <m:sty m:val="p"/>
+                        </m:rPr>
+                        <m:t>)</m:t>
+                      </m:r>
+                    </m:sup>
+                  </m:sSup>
+                </m:e>
+              </m:nary>
+              <m:r>
+                <m:t>&amp;</m:t>
+              </m:r>
+              <m:r>
+                <m:t>&amp;</m:t>
+              </m:r>
+              <m:r>
+                <m:rPr>
+                  <m:nor/>
+                  <m:sty m:val="p"/>
+                </m:rPr>
+                <m:t>(</m:t>
+              </m:r>
+              <m:sSup>
+                <m:e>
+                  <m:r>
+                    <m:t>e</m:t>
+                  </m:r>
+                </m:e>
+                <m:sup>
+                  <m:r>
+                    <m:t>a</m:t>
+                  </m:r>
+                  <m:r>
+                    <m:rPr>
+                      <m:sty m:val="p"/>
+                    </m:rPr>
+                    <m:t>+</m:t>
+                  </m:r>
+                  <m:r>
+                    <m:t>b</m:t>
+                  </m:r>
+                </m:sup>
+              </m:sSup>
+              <m:r>
+                <m:rPr>
+                  <m:sty m:val="p"/>
+                </m:rPr>
+                <m:t>=</m:t>
+              </m:r>
+              <m:sSup>
+                <m:e>
+                  <m:r>
+                    <m:t>e</m:t>
+                  </m:r>
+                </m:e>
+                <m:sup>
+                  <m:r>
+                    <m:t>a</m:t>
+                  </m:r>
+                </m:sup>
+              </m:sSup>
+              <m:sSup>
+                <m:e>
+                  <m:r>
+                    <m:t>e</m:t>
+                  </m:r>
+                </m:e>
+                <m:sup>
+                  <m:r>
+                    <m:t>b</m:t>
+                  </m:r>
+                </m:sup>
+              </m:sSup>
+              <m:r>
+                <m:rPr>
+                  <m:nor/>
+                  <m:sty m:val="p"/>
+                </m:rPr>
+                <m:t>)</m:t>
+              </m:r>
+            </m:e>
+          </m:eqArr>
+        </m:oMath>
+      </m:oMathPara>
+    </w:p>
+    <w:p>
+      <w:pPr>
+        <w:pStyle w:val="FirstParagraph"/>
+      </w:pPr>
+      <w:r>
+        <w:t xml:space="preserve">The factors are functions of independent random variables,</w:t>
+      </w:r>
+      <w:r>
+        <w:t xml:space="preserve"> </w:t>
+      </w:r>
+      <w:r>
+        <w:t xml:space="preserve">so they are independent,</w:t>
+      </w:r>
+      <w:r>
+        <w:t xml:space="preserve"> </w:t>
+      </w:r>
+      <w:r>
+        <w:t xml:space="preserve">and the expectation of a product of independent random variables is the product of their expectations</w:t>
+      </w:r>
+      <w:r>
+        <w:t xml:space="preserve"> </w:t>
+      </w:r>
+      <w:r>
+        <w:t xml:space="preserve">(the</w:t>
+      </w:r>
+      <w:r>
+        <w:t xml:space="preserve"> </w:t>
+      </w:r>
+      <w:hyperlink r:id="rId16">
+        <w:r>
+          <w:rPr>
+            <w:rStyle w:val="Hyperlink"/>
+          </w:rPr>
+          <w:t xml:space="preserve">expectation of a product of independent variables</w:t>
+        </w:r>
+      </w:hyperlink>
+      <w:r>
+        <w:t xml:space="preserve">, applied one factor at a time).</w:t>
+      </w:r>
+      <w:r>
+        <w:t xml:space="preserve"> </w:t>
+      </w:r>
+      <w:r>
+        <w:t xml:space="preserve">Then apply</w:t>
+      </w:r>
+      <w:r>
+        <w:t xml:space="preserve"> </w:t>
+      </w:r>
+      <w:hyperlink w:anchor="lem-hoeffding">
+        <w:r>
+          <w:rPr>
+            <w:rStyle w:val="Hyperlink"/>
+          </w:rPr>
+          <w:t xml:space="preserve">Lemma 1</w:t>
+        </w:r>
+      </w:hyperlink>
+      <w:r>
+        <w:t xml:space="preserve"> </w:t>
+      </w:r>
+      <w:r>
+        <w:t xml:space="preserve">to each factor:</w:t>
+      </w:r>
+    </w:p>
+    <w:p>
+      <w:pPr>
+        <w:pStyle w:val="BodyText"/>
+      </w:pPr>
+      <m:oMathPara>
+        <m:oMathParaPr>
+          <m:jc m:val="center"/>
+        </m:oMathParaPr>
+        <m:oMath>
+          <m:eqArr>
+            <m:e>
+              <m:r>
+                <m:rPr>
+                  <m:sty m:val="p"/>
+                </m:rPr>
+                <m:t>E</m:t>
+              </m:r>
+              <m:r>
+                <m:t>​</m:t>
+              </m:r>
+              <m:d>
+                <m:dPr>
+                  <m:begChr m:val="["/>
+                  <m:sepChr m:val=""/>
+                  <m:endChr m:val="]"/>
+                  <m:grow/>
+                </m:dPr>
+                <m:e>
+                  <m:sSup>
+                    <m:e>
+                      <m:r>
+                        <m:t>e</m:t>
+                      </m:r>
+                    </m:e>
+                    <m:sup>
+                      <m:r>
+                        <m:t>s</m:t>
+                      </m:r>
+                      <m:r>
+                        <m:t>n</m:t>
+                      </m:r>
+                      <m:r>
+                        <m:rPr>
+                          <m:sty m:val="p"/>
+                        </m:rPr>
+                        <m:t>(</m:t>
+                      </m:r>
+                      <m:sSub>
+                        <m:e>
+                          <m:acc>
+                            <m:accPr>
+                              <m:chr m:val="‾"/>
+                            </m:accPr>
+                            <m:e>
+                              <m:r>
+                                <m:t>X</m:t>
+                              </m:r>
+                            </m:e>
+                          </m:acc>
+                        </m:e>
+                        <m:sub>
+                          <m:r>
+                            <m:t>n</m:t>
+                          </m:r>
+                        </m:sub>
+                      </m:sSub>
+                      <m:r>
+                        <m:rPr>
+                          <m:sty m:val="p"/>
+                        </m:rPr>
+                        <m:t>−</m:t>
+                      </m:r>
+                      <m:r>
+                        <m:t>μ</m:t>
+                      </m:r>
+                      <m:r>
+                        <m:rPr>
+                          <m:sty m:val="p"/>
+                        </m:rPr>
+                        <m:t>)</m:t>
+                      </m:r>
+                    </m:sup>
+                  </m:sSup>
+                </m:e>
+              </m:d>
+              <m:r>
+                <m:t>​</m:t>
+              </m:r>
+              <m:r>
+                <m:t>&amp;</m:t>
+              </m:r>
+              <m:r>
+                <m:rPr>
+                  <m:sty m:val="p"/>
+                </m:rPr>
+                <m:t>=</m:t>
+              </m:r>
+              <m:nary>
+                <m:naryPr>
+                  <m:chr m:val="∏"/>
+                  <m:limLoc m:val="undOvr"/>
+                  <m:subHide m:val="off"/>
+                  <m:supHide m:val="off"/>
+                </m:naryPr>
+                <m:sub>
+                  <m:r>
+                    <m:t>i</m:t>
+                  </m:r>
+                  <m:r>
+                    <m:rPr>
+                      <m:sty m:val="p"/>
+                    </m:rPr>
+                    <m:t>=</m:t>
+                  </m:r>
+                  <m:r>
+                    <m:t>1</m:t>
+                  </m:r>
+                </m:sub>
+                <m:sup>
+                  <m:r>
+                    <m:t>n</m:t>
+                  </m:r>
+                </m:sup>
+                <m:e>
+                  <m:r>
+                    <m:rPr>
+                      <m:sty m:val="p"/>
+                    </m:rPr>
+                    <m:t>E</m:t>
+                  </m:r>
+                </m:e>
+              </m:nary>
+              <m:r>
+                <m:t>​</m:t>
+              </m:r>
+              <m:d>
+                <m:dPr>
+                  <m:begChr m:val="["/>
+                  <m:sepChr m:val=""/>
+                  <m:endChr m:val="]"/>
+                  <m:grow/>
+                </m:dPr>
+                <m:e>
+                  <m:sSup>
+                    <m:e>
+                      <m:r>
+                        <m:t>e</m:t>
+                      </m:r>
+                    </m:e>
+                    <m:sup>
+                      <m:r>
+                        <m:t>s</m:t>
+                      </m:r>
+                      <m:r>
+                        <m:rPr>
+                          <m:sty m:val="p"/>
+                        </m:rPr>
+                        <m:t>(</m:t>
+                      </m:r>
+                      <m:sSub>
+                        <m:e>
+                          <m:r>
+                            <m:t>X</m:t>
+                          </m:r>
+                        </m:e>
+                        <m:sub>
+                          <m:r>
+                            <m:t>i</m:t>
+                          </m:r>
+                        </m:sub>
+                      </m:sSub>
+                      <m:r>
+                        <m:rPr>
+                          <m:sty m:val="p"/>
+                        </m:rPr>
+                        <m:t>−</m:t>
+                      </m:r>
+                      <m:r>
+                        <m:t>μ</m:t>
+                      </m:r>
+                      <m:r>
+                        <m:rPr>
+                          <m:sty m:val="p"/>
+                        </m:rPr>
+                        <m:t>)</m:t>
+                      </m:r>
+                    </m:sup>
+                  </m:sSup>
+                </m:e>
+              </m:d>
+              <m:r>
+                <m:t>​</m:t>
+              </m:r>
+              <m:r>
+                <m:t>&amp;</m:t>
+              </m:r>
+              <m:r>
+                <m:t>&amp;</m:t>
+              </m:r>
+              <m:r>
+                <m:rPr>
+                  <m:nor/>
+                  <m:sty m:val="p"/>
+                </m:rPr>
+                <m:t>(independence)</m:t>
+              </m:r>
+            </m:e>
+            <m:e>
+              <m:r>
+                <m:t>&amp;</m:t>
+              </m:r>
+              <m:r>
+                <m:rPr>
+                  <m:sty m:val="p"/>
+                </m:rPr>
+                <m:t>≤</m:t>
+              </m:r>
+              <m:nary>
+                <m:naryPr>
+                  <m:chr m:val="∏"/>
+                  <m:limLoc m:val="undOvr"/>
+                  <m:subHide m:val="off"/>
+                  <m:supHide m:val="off"/>
+                </m:naryPr>
+                <m:sub>
+                  <m:r>
+                    <m:t>i</m:t>
+                  </m:r>
+                  <m:r>
+                    <m:rPr>
+                      <m:sty m:val="p"/>
+                    </m:rPr>
+                    <m:t>=</m:t>
+                  </m:r>
+                  <m:r>
+                    <m:t>1</m:t>
+                  </m:r>
+                </m:sub>
+                <m:sup>
+                  <m:r>
+                    <m:t>n</m:t>
+                  </m:r>
+                </m:sup>
+                <m:e>
+                  <m:sSup>
+                    <m:e>
+                      <m:r>
+                        <m:t>e</m:t>
+                      </m:r>
+                    </m:e>
+                    <m:sup>
+                      <m:sSup>
+                        <m:e>
+                          <m:r>
+                            <m:t>s</m:t>
+                          </m:r>
+                        </m:e>
+                        <m:sup>
+                          <m:r>
+                            <m:t>2</m:t>
+                          </m:r>
+                        </m:sup>
+                      </m:sSup>
+                      <m:r>
+                        <m:rPr>
+                          <m:sty m:val="p"/>
+                        </m:rPr>
+                        <m:t>/</m:t>
+                      </m:r>
+                      <m:r>
+                        <m:t>8</m:t>
+                      </m:r>
+                    </m:sup>
+                  </m:sSup>
+                </m:e>
+              </m:nary>
+              <m:r>
+                <m:t>&amp;</m:t>
+              </m:r>
+              <m:r>
+                <m:t>&amp;</m:t>
+              </m:r>
+              <m:r>
+                <m:rPr>
+                  <m:nor/>
+                  <m:sty m:val="p"/>
+                </m:rPr>
+                <m:t>(Hoeffding’s lemma)</m:t>
+              </m:r>
+            </m:e>
+            <m:e>
+              <m:r>
+                <m:t>&amp;</m:t>
+              </m:r>
+              <m:r>
+                <m:rPr>
+                  <m:sty m:val="p"/>
+                </m:rPr>
+                <m:t>=</m:t>
+              </m:r>
+              <m:sSup>
+                <m:e>
+                  <m:r>
+                    <m:t>e</m:t>
+                  </m:r>
+                </m:e>
+                <m:sup>
+                  <m:r>
+                    <m:t>n</m:t>
+                  </m:r>
+                  <m:sSup>
+                    <m:e>
+                      <m:r>
+                        <m:t>s</m:t>
+                      </m:r>
+                    </m:e>
+                    <m:sup>
+                      <m:r>
+                        <m:t>2</m:t>
+                      </m:r>
+                    </m:sup>
+                  </m:sSup>
+                  <m:r>
+                    <m:rPr>
+                      <m:sty m:val="p"/>
+                    </m:rPr>
+                    <m:t>/</m:t>
+                  </m:r>
+                  <m:r>
+                    <m:t>8</m:t>
+                  </m:r>
+                </m:sup>
+              </m:sSup>
+              <m:r>
+                <m:t>&amp;</m:t>
+              </m:r>
+              <m:r>
+                <m:t>&amp;</m:t>
+              </m:r>
+              <m:r>
+                <m:rPr>
+                  <m:nor/>
+                  <m:sty m:val="p"/>
+                </m:rPr>
+                <m:t>(</m:t>
+              </m:r>
+              <m:r>
+                <m:t>n</m:t>
+              </m:r>
+              <m:r>
+                <m:rPr>
+                  <m:nor/>
+                  <m:sty m:val="p"/>
+                </m:rPr>
+                <m:t> equal factors)</m:t>
+              </m:r>
+            </m:e>
+          </m:eqArr>
+        </m:oMath>
+      </m:oMathPara>
+    </w:p>
+    <w:p>
+      <w:pPr>
+        <w:pStyle w:val="FirstParagraph"/>
+      </w:pPr>
+      <w:r>
+        <w:t xml:space="preserve">Combining the two displays, for every</w:t>
+      </w:r>
+      <w:r>
+        <w:t xml:space="preserve"> </w:t>
+      </w:r>
+      <m:oMath>
+        <m:r>
+          <m:t>s</m:t>
+        </m:r>
+        <m:r>
+          <m:rPr>
+            <m:sty m:val="p"/>
+          </m:rPr>
+          <m:t>&gt;</m:t>
+        </m:r>
+        <m:r>
+          <m:t>0</m:t>
+        </m:r>
+      </m:oMath>
+      <w:r>
+        <w:t xml:space="preserve">,</w:t>
+      </w:r>
+    </w:p>
+    <w:p>
+      <w:pPr>
+        <w:pStyle w:val="BodyText"/>
+      </w:pPr>
+      <m:oMathPara>
+        <m:oMathParaPr>
+          <m:jc m:val="center"/>
+        </m:oMathParaPr>
+        <m:oMath>
+          <m:r>
+            <m:rPr>
+              <m:sty m:val="p"/>
+            </m:rPr>
+            <m:t>Pr</m:t>
+          </m:r>
+          <m:r>
+            <m:t>​</m:t>
+          </m:r>
+          <m:d>
+            <m:dPr>
+              <m:begChr m:val="("/>
+              <m:sepChr m:val=""/>
+              <m:endChr m:val=")"/>
+              <m:grow/>
+            </m:dPr>
+            <m:e>
+              <m:sSub>
+                <m:e>
+                  <m:acc>
+                    <m:accPr>
+                      <m:chr m:val="‾"/>
+                    </m:accPr>
+                    <m:e>
+                      <m:r>
+                        <m:t>X</m:t>
+                      </m:r>
+                    </m:e>
+                  </m:acc>
+                </m:e>
+                <m:sub>
+                  <m:r>
+                    <m:t>n</m:t>
+                  </m:r>
+                </m:sub>
+              </m:sSub>
+              <m:r>
+                <m:rPr>
+                  <m:sty m:val="p"/>
+                </m:rPr>
+                <m:t>−</m:t>
+              </m:r>
+              <m:r>
+                <m:t>μ</m:t>
+              </m:r>
+              <m:r>
+                <m:rPr>
+                  <m:sty m:val="p"/>
+                </m:rPr>
+                <m:t>≥</m:t>
+              </m:r>
+              <m:r>
+                <m:t>ε</m:t>
+              </m:r>
+            </m:e>
+          </m:d>
+          <m:r>
+            <m:t>​</m:t>
+          </m:r>
+          <m:r>
+            <m:rPr>
+              <m:sty m:val="p"/>
+            </m:rPr>
+            <m:t>≤</m:t>
+          </m:r>
+          <m:sSup>
+            <m:e>
+              <m:r>
+                <m:t>e</m:t>
+              </m:r>
+            </m:e>
+            <m:sup>
+              <m:r>
+                <m:rPr>
+                  <m:sty m:val="p"/>
+                </m:rPr>
+                <m:t>−</m:t>
+              </m:r>
+              <m:r>
+                <m:t>s</m:t>
+              </m:r>
+              <m:r>
+                <m:t>n</m:t>
+              </m:r>
+              <m:r>
+                <m:t>ε</m:t>
+              </m:r>
+              <m:r>
+                <m:rPr>
+                  <m:sty m:val="p"/>
+                </m:rPr>
+                <m:t>+</m:t>
+              </m:r>
+              <m:r>
+                <m:t>n</m:t>
+              </m:r>
+              <m:sSup>
+                <m:e>
+                  <m:r>
+                    <m:t>s</m:t>
+                  </m:r>
+                </m:e>
+                <m:sup>
+                  <m:r>
+                    <m:t>2</m:t>
+                  </m:r>
+                </m:sup>
+              </m:sSup>
+              <m:r>
+                <m:rPr>
+                  <m:sty m:val="p"/>
+                </m:rPr>
+                <m:t>/</m:t>
+              </m:r>
+              <m:r>
+                <m:t>8</m:t>
+              </m:r>
+            </m:sup>
+          </m:sSup>
+          <m:r>
+            <m:rPr>
+              <m:sty m:val="p"/>
+            </m:rPr>
+            <m:t>.</m:t>
+          </m:r>
+        </m:oMath>
+      </m:oMathPara>
+    </w:p>
+    <w:p>
+      <w:pPr>
+        <w:pStyle w:val="FirstParagraph"/>
+      </w:pPr>
+      <w:r>
+        <w:t xml:space="preserve">The right side is smallest where the exponent</w:t>
+      </w:r>
+      <w:r>
+        <w:t xml:space="preserve"> </w:t>
+      </w:r>
+      <m:oMath>
+        <m:r>
+          <m:rPr>
+            <m:sty m:val="p"/>
+          </m:rPr>
+          <m:t>−</m:t>
+        </m:r>
+        <m:r>
+          <m:t>s</m:t>
+        </m:r>
+        <m:r>
+          <m:t>n</m:t>
+        </m:r>
+        <m:r>
+          <m:t>ε</m:t>
+        </m:r>
+        <m:r>
+          <m:rPr>
+            <m:sty m:val="p"/>
+          </m:rPr>
+          <m:t>+</m:t>
+        </m:r>
+        <m:r>
+          <m:t>n</m:t>
+        </m:r>
+        <m:sSup>
+          <m:e>
+            <m:r>
+              <m:t>s</m:t>
+            </m:r>
+          </m:e>
+          <m:sup>
+            <m:r>
+              <m:t>2</m:t>
+            </m:r>
+          </m:sup>
+        </m:sSup>
+        <m:r>
+          <m:rPr>
+            <m:sty m:val="p"/>
+          </m:rPr>
+          <m:t>/</m:t>
+        </m:r>
+        <m:r>
+          <m:t>8</m:t>
+        </m:r>
+      </m:oMath>
+      <w:r>
+        <w:t xml:space="preserve"> </w:t>
+      </w:r>
+      <w:r>
+        <w:t xml:space="preserve">is smallest.</w:t>
+      </w:r>
+      <w:r>
+        <w:t xml:space="preserve"> </w:t>
+      </w:r>
+      <w:r>
+        <w:t xml:space="preserve">The exponent is a quadratic in</w:t>
+      </w:r>
+      <w:r>
+        <w:t xml:space="preserve"> </w:t>
+      </w:r>
+      <m:oMath>
+        <m:r>
+          <m:t>s</m:t>
+        </m:r>
+      </m:oMath>
+      <w:r>
+        <w:t xml:space="preserve"> </w:t>
+      </w:r>
+      <w:r>
+        <w:t xml:space="preserve">with a positive leading coefficient, so it has one minimum, where its derivative is zero.</w:t>
+      </w:r>
+      <w:r>
+        <w:t xml:space="preserve"> </w:t>
+      </w:r>
+      <w:r>
+        <w:t xml:space="preserve">Its derivative in</w:t>
+      </w:r>
+      <w:r>
+        <w:t xml:space="preserve"> </w:t>
+      </w:r>
+      <m:oMath>
+        <m:r>
+          <m:t>s</m:t>
+        </m:r>
+      </m:oMath>
+      <w:r>
+        <w:t xml:space="preserve"> </w:t>
+      </w:r>
+      <w:r>
+        <w:t xml:space="preserve">is</w:t>
+      </w:r>
+      <w:r>
+        <w:t xml:space="preserve"> </w:t>
+      </w:r>
+      <m:oMath>
+        <m:r>
+          <m:rPr>
+            <m:sty m:val="p"/>
+          </m:rPr>
+          <m:t>−</m:t>
+        </m:r>
+        <m:r>
+          <m:t>n</m:t>
+        </m:r>
+        <m:r>
+          <m:t>ε</m:t>
+        </m:r>
+        <m:r>
+          <m:rPr>
+            <m:sty m:val="p"/>
+          </m:rPr>
+          <m:t>+</m:t>
+        </m:r>
+        <m:r>
+          <m:t>n</m:t>
+        </m:r>
+        <m:r>
+          <m:t>s</m:t>
+        </m:r>
+        <m:r>
+          <m:rPr>
+            <m:sty m:val="p"/>
+          </m:rPr>
+          <m:t>/</m:t>
+        </m:r>
+        <m:r>
+          <m:t>4</m:t>
+        </m:r>
+      </m:oMath>
+      <w:r>
+        <w:t xml:space="preserve">,</w:t>
+      </w:r>
+      <w:r>
+        <w:t xml:space="preserve"> </w:t>
+      </w:r>
+      <w:r>
+        <w:t xml:space="preserve">which is zero at</w:t>
+      </w:r>
+      <w:r>
+        <w:t xml:space="preserve"> </w:t>
+      </w:r>
+      <m:oMath>
+        <m:r>
+          <m:t>s</m:t>
+        </m:r>
+        <m:r>
+          <m:rPr>
+            <m:sty m:val="p"/>
+          </m:rPr>
+          <m:t>=</m:t>
+        </m:r>
+        <m:r>
+          <m:t>4</m:t>
+        </m:r>
+        <m:r>
+          <m:t>ε</m:t>
+        </m:r>
+      </m:oMath>
+      <w:r>
+        <w:t xml:space="preserve">, and</w:t>
+      </w:r>
+      <w:r>
+        <w:t xml:space="preserve"> </w:t>
+      </w:r>
+      <m:oMath>
+        <m:r>
+          <m:t>4</m:t>
+        </m:r>
+        <m:r>
+          <m:t>ε</m:t>
+        </m:r>
+        <m:r>
+          <m:rPr>
+            <m:sty m:val="p"/>
+          </m:rPr>
+          <m:t>&gt;</m:t>
+        </m:r>
+        <m:r>
+          <m:t>0</m:t>
+        </m:r>
+      </m:oMath>
+      <w:r>
+        <w:t xml:space="preserve"> </w:t>
+      </w:r>
+      <w:r>
+        <w:t xml:space="preserve">is allowed.</w:t>
+      </w:r>
+      <w:r>
+        <w:t xml:space="preserve"> </w:t>
+      </w:r>
+      <w:r>
+        <w:t xml:space="preserve">There the exponent is</w:t>
+      </w:r>
+    </w:p>
+    <w:p>
+      <w:pPr>
+        <w:pStyle w:val="BodyText"/>
+      </w:pPr>
+      <m:oMathPara>
+        <m:oMathParaPr>
+          <m:jc m:val="center"/>
+        </m:oMathParaPr>
+        <m:oMath>
+          <m:eqArr>
+            <m:e>
+              <m:r>
+                <m:rPr>
+                  <m:sty m:val="p"/>
+                </m:rPr>
+                <m:t>−</m:t>
+              </m:r>
+              <m:r>
+                <m:t>4</m:t>
+              </m:r>
+              <m:r>
+                <m:t>ε</m:t>
+              </m:r>
+              <m:r>
+                <m:rPr>
+                  <m:sty m:val="p"/>
+                </m:rPr>
+                <m:t>⋅</m:t>
+              </m:r>
+              <m:r>
+                <m:t>n</m:t>
+              </m:r>
+              <m:r>
+                <m:t>ε</m:t>
+              </m:r>
+              <m:r>
+                <m:rPr>
+                  <m:sty m:val="p"/>
+                </m:rPr>
+                <m:t>+</m:t>
+              </m:r>
+              <m:f>
+                <m:fPr>
+                  <m:type m:val="bar"/>
+                </m:fPr>
+                <m:num>
+                  <m:r>
+                    <m:t>n</m:t>
+                  </m:r>
+                  <m:r>
+                    <m:rPr>
+                      <m:sty m:val="p"/>
+                    </m:rPr>
+                    <m:t>(</m:t>
+                  </m:r>
+                  <m:r>
+                    <m:t>4</m:t>
+                  </m:r>
+                  <m:r>
+                    <m:t>ε</m:t>
+                  </m:r>
+                  <m:sSup>
+                    <m:e>
+                      <m:r>
+                        <m:rPr>
+                          <m:sty m:val="p"/>
+                        </m:rPr>
+                        <m:t>)</m:t>
+                      </m:r>
+                    </m:e>
+                    <m:sup>
+                      <m:r>
+                        <m:t>2</m:t>
+                      </m:r>
+                    </m:sup>
+                  </m:sSup>
+                </m:num>
+                <m:den>
+                  <m:r>
+                    <m:t>8</m:t>
+                  </m:r>
+                </m:den>
+              </m:f>
+              <m:r>
+                <m:t>&amp;</m:t>
+              </m:r>
+              <m:r>
+                <m:rPr>
+                  <m:sty m:val="p"/>
+                </m:rPr>
+                <m:t>=</m:t>
+              </m:r>
+              <m:r>
+                <m:rPr>
+                  <m:sty m:val="p"/>
+                </m:rPr>
+                <m:t>−</m:t>
+              </m:r>
+              <m:r>
+                <m:t>4</m:t>
+              </m:r>
+              <m:r>
+                <m:t>n</m:t>
+              </m:r>
+              <m:sSup>
+                <m:e>
+                  <m:r>
+                    <m:t>ε</m:t>
+                  </m:r>
+                </m:e>
+                <m:sup>
+                  <m:r>
+                    <m:t>2</m:t>
+                  </m:r>
+                </m:sup>
+              </m:sSup>
+              <m:r>
+                <m:rPr>
+                  <m:sty m:val="p"/>
+                </m:rPr>
+                <m:t>+</m:t>
+              </m:r>
+              <m:r>
+                <m:t>2</m:t>
+              </m:r>
+              <m:r>
+                <m:t>n</m:t>
+              </m:r>
+              <m:sSup>
+                <m:e>
+                  <m:r>
+                    <m:t>ε</m:t>
+                  </m:r>
+                </m:e>
+                <m:sup>
+                  <m:r>
+                    <m:t>2</m:t>
+                  </m:r>
+                </m:sup>
+              </m:sSup>
+              <m:r>
+                <m:t>&amp;</m:t>
+              </m:r>
+              <m:r>
+                <m:t>&amp;</m:t>
+              </m:r>
+              <m:r>
+                <m:rPr>
+                  <m:nor/>
+                  <m:sty m:val="p"/>
+                </m:rPr>
+                <m:t>(substitute </m:t>
+              </m:r>
+              <m:r>
+                <m:t>s</m:t>
+              </m:r>
+              <m:r>
+                <m:rPr>
+                  <m:sty m:val="p"/>
+                </m:rPr>
+                <m:t>=</m:t>
+              </m:r>
+              <m:r>
+                <m:t>4</m:t>
+              </m:r>
+              <m:r>
+                <m:t>ε</m:t>
+              </m:r>
+              <m:r>
+                <m:rPr>
+                  <m:nor/>
+                  <m:sty m:val="p"/>
+                </m:rPr>
+                <m:t>)</m:t>
+              </m:r>
+            </m:e>
+            <m:e>
+              <m:r>
+                <m:t>&amp;</m:t>
+              </m:r>
+              <m:r>
+                <m:rPr>
+                  <m:sty m:val="p"/>
+                </m:rPr>
+                <m:t>=</m:t>
+              </m:r>
+              <m:r>
+                <m:rPr>
+                  <m:sty m:val="p"/>
+                </m:rPr>
+                <m:t>−</m:t>
+              </m:r>
+              <m:r>
+                <m:t>2</m:t>
+              </m:r>
+              <m:r>
+                <m:t>n</m:t>
+              </m:r>
+              <m:sSup>
+                <m:e>
+                  <m:r>
+                    <m:t>ε</m:t>
+                  </m:r>
+                </m:e>
+                <m:sup>
+                  <m:r>
+                    <m:t>2</m:t>
+                  </m:r>
+                </m:sup>
+              </m:sSup>
+              <m:r>
+                <m:t>&amp;</m:t>
+              </m:r>
+              <m:r>
+                <m:t>&amp;</m:t>
+              </m:r>
+              <m:r>
+                <m:rPr>
+                  <m:nor/>
+                  <m:sty m:val="p"/>
+                </m:rPr>
+                <m:t>(combine like terms)</m:t>
+              </m:r>
+            </m:e>
+          </m:eqArr>
+        </m:oMath>
+      </m:oMathPara>
+    </w:p>
+    <w:p>
+      <w:pPr>
+        <w:pStyle w:val="FirstParagraph"/>
+      </w:pPr>
+      <w:r>
+        <w:t xml:space="preserve">which is the claim.</w:t>
+      </w:r>
+    </w:p>
+    <w:bookmarkStart w:id="47" w:name="cor-hoeffding-two-sided"/>
+    <w:p>
+      <w:pPr>
+        <w:pStyle w:val="BodyText"/>
+      </w:pPr>
+      <w:r>
+        <w:rPr>
+          <w:b/>
+          <w:bCs/>
+        </w:rPr>
+        <w:t xml:space="preserve">Corollary 2 (Hoeffding’s inequality, two-sided)</w:t>
+      </w:r>
+      <w:r>
+        <w:t xml:space="preserve"> </w:t>
+      </w:r>
+      <w:r>
+        <w:t xml:space="preserve">Under the assumptions of</w:t>
+      </w:r>
+      <w:r>
+        <w:t xml:space="preserve"> </w:t>
+      </w:r>
+      <w:hyperlink w:anchor="thm-hoeffding">
+        <w:r>
+          <w:rPr>
+            <w:rStyle w:val="Hyperlink"/>
+          </w:rPr>
+          <w:t xml:space="preserve">Theorem 4</w:t>
+        </w:r>
+      </w:hyperlink>
+      <w:r>
+        <w:t xml:space="preserve">, for every</w:t>
+      </w:r>
+      <w:r>
+        <w:t xml:space="preserve"> </w:t>
+      </w:r>
+      <m:oMath>
+        <m:r>
+          <m:t>ε</m:t>
+        </m:r>
+        <m:r>
+          <m:rPr>
+            <m:sty m:val="p"/>
+          </m:rPr>
+          <m:t>&gt;</m:t>
+        </m:r>
+        <m:r>
+          <m:t>0</m:t>
+        </m:r>
+      </m:oMath>
+      <w:r>
+        <w:t xml:space="preserve">,</w:t>
+      </w:r>
+    </w:p>
+    <w:p>
+      <w:pPr>
+        <w:pStyle w:val="BodyText"/>
+      </w:pPr>
+      <w:bookmarkStart w:id="46" w:name="eq-hoeffding"/>
+      <m:oMathPara>
+        <m:oMathParaPr>
+          <m:jc m:val="center"/>
+        </m:oMathParaPr>
+        <m:oMath>
+          <m:r>
+            <m:rPr>
+              <m:sty m:val="p"/>
+            </m:rPr>
+            <m:t>Pr</m:t>
+          </m:r>
+          <m:r>
+            <m:t>​</m:t>
+          </m:r>
+          <m:d>
+            <m:dPr>
+              <m:begChr m:val="("/>
+              <m:sepChr m:val=""/>
+              <m:endChr m:val=")"/>
+              <m:grow/>
+            </m:dPr>
+            <m:e>
+              <m:r>
+                <m:t>​</m:t>
+              </m:r>
+              <m:d>
+                <m:dPr>
+                  <m:begChr m:val="|"/>
+                  <m:sepChr m:val=""/>
+                  <m:endChr m:val="|"/>
+                  <m:grow/>
+                </m:dPr>
+                <m:e>
+                  <m:sSub>
+                    <m:e>
+                      <m:acc>
+                        <m:accPr>
+                          <m:chr m:val="‾"/>
+                        </m:accPr>
+                        <m:e>
+                          <m:r>
+                            <m:t>X</m:t>
+                          </m:r>
+                        </m:e>
+                      </m:acc>
+                    </m:e>
+                    <m:sub>
+                      <m:r>
+                        <m:t>n</m:t>
+                      </m:r>
+                    </m:sub>
+                  </m:sSub>
+                  <m:r>
+                    <m:rPr>
+                      <m:sty m:val="p"/>
+                    </m:rPr>
+                    <m:t>−</m:t>
+                  </m:r>
+                  <m:r>
+                    <m:t>μ</m:t>
+                  </m:r>
+                </m:e>
+              </m:d>
+              <m:r>
+                <m:t>​</m:t>
+              </m:r>
+              <m:r>
+                <m:rPr>
+                  <m:sty m:val="p"/>
+                </m:rPr>
+                <m:t>≥</m:t>
+              </m:r>
+              <m:r>
+                <m:t>ε</m:t>
+              </m:r>
+            </m:e>
+          </m:d>
+          <m:r>
+            <m:t>​</m:t>
+          </m:r>
+          <m:r>
+            <m:rPr>
+              <m:sty m:val="p"/>
+            </m:rPr>
+            <m:t>≤</m:t>
+          </m:r>
+          <m:r>
+            <m:t>2</m:t>
+          </m:r>
+          <m:sSup>
+            <m:e>
+              <m:r>
+                <m:t>e</m:t>
+              </m:r>
+            </m:e>
+            <m:sup>
+              <m:r>
+                <m:rPr>
+                  <m:sty m:val="p"/>
+                </m:rPr>
+                <m:t>−</m:t>
+              </m:r>
+              <m:r>
+                <m:t>2</m:t>
+              </m:r>
+              <m:r>
+                <m:t>n</m:t>
+              </m:r>
+              <m:sSup>
+                <m:e>
+                  <m:r>
+                    <m:t>ε</m:t>
+                  </m:r>
+                </m:e>
+                <m:sup>
+                  <m:r>
+                    <m:t>2</m:t>
+                  </m:r>
+                </m:sup>
+              </m:sSup>
+            </m:sup>
+          </m:sSup>
+          <m:r>
+            <m:rPr>
+              <m:sty m:val="p"/>
+            </m:rPr>
+            <m:t>.</m:t>
+          </m:r>
+          <m:r>
+            <m:t>  </m:t>
+          </m:r>
+          <m:r>
+            <m:rPr>
+              <m:sty m:val="p"/>
+            </m:rPr>
+            <m:t>(</m:t>
+          </m:r>
+          <m:r>
+            <m:t>2</m:t>
+          </m:r>
+          <m:r>
+            <m:rPr>
+              <m:sty m:val="p"/>
+            </m:rPr>
+            <m:t>)</m:t>
+          </m:r>
+        </m:oMath>
+      </m:oMathPara>
+      <w:bookmarkEnd w:id="46"/>
+    </w:p>
+    <w:bookmarkEnd w:id="47"/>
+    <w:p>
+      <w:pPr>
+        <w:pStyle w:val="FirstParagraph"/>
+      </w:pPr>
+      <w:r>
+        <w:rPr>
+          <w:i/>
+          <w:iCs/>
+        </w:rPr>
+        <w:t xml:space="preserve">Proof</w:t>
+      </w:r>
+      <w:r>
+        <w:t xml:space="preserve">. </w:t>
+      </w:r>
+      <w:r>
+        <w:t xml:space="preserve">The variables</w:t>
+      </w:r>
+      <w:r>
+        <w:t xml:space="preserve"> </w:t>
+      </w:r>
+      <m:oMath>
+        <m:r>
+          <m:t>1</m:t>
+        </m:r>
+        <m:r>
+          <m:rPr>
+            <m:sty m:val="p"/>
+          </m:rPr>
+          <m:t>−</m:t>
+        </m:r>
+        <m:sSub>
+          <m:e>
+            <m:r>
+              <m:t>X</m:t>
+            </m:r>
+          </m:e>
+          <m:sub>
+            <m:r>
+              <m:t>1</m:t>
+            </m:r>
+          </m:sub>
+        </m:sSub>
+        <m:r>
+          <m:rPr>
+            <m:sty m:val="p"/>
+          </m:rPr>
+          <m:t>,</m:t>
+        </m:r>
+        <m:r>
+          <m:rPr>
+            <m:sty m:val="p"/>
+          </m:rPr>
+          <m:t>…</m:t>
+        </m:r>
+        <m:r>
+          <m:rPr>
+            <m:sty m:val="p"/>
+          </m:rPr>
+          <m:t>,</m:t>
+        </m:r>
+        <m:r>
+          <m:t>1</m:t>
+        </m:r>
+        <m:r>
+          <m:rPr>
+            <m:sty m:val="p"/>
+          </m:rPr>
+          <m:t>−</m:t>
+        </m:r>
+        <m:sSub>
+          <m:e>
+            <m:r>
+              <m:t>X</m:t>
+            </m:r>
+          </m:e>
+          <m:sub>
+            <m:r>
+              <m:t>n</m:t>
+            </m:r>
+          </m:sub>
+        </m:sSub>
+      </m:oMath>
+      <w:r>
+        <w:t xml:space="preserve"> </w:t>
+      </w:r>
+      <w:r>
+        <w:t xml:space="preserve">are IID, lie in</w:t>
+      </w:r>
+      <w:r>
+        <w:t xml:space="preserve"> </w:t>
+      </w:r>
+      <m:oMath>
+        <m:r>
+          <m:rPr>
+            <m:sty m:val="p"/>
+          </m:rPr>
+          <m:t>[</m:t>
+        </m:r>
+        <m:r>
+          <m:t>0</m:t>
+        </m:r>
+        <m:r>
+          <m:rPr>
+            <m:sty m:val="p"/>
+          </m:rPr>
+          <m:t>,</m:t>
+        </m:r>
+        <m:r>
+          <m:t>1</m:t>
+        </m:r>
+        <m:r>
+          <m:rPr>
+            <m:sty m:val="p"/>
+          </m:rPr>
+          <m:t>]</m:t>
+        </m:r>
+      </m:oMath>
+      <w:r>
+        <w:t xml:space="preserve">, and have mean</w:t>
+      </w:r>
+      <w:r>
+        <w:t xml:space="preserve"> </w:t>
+      </w:r>
+      <m:oMath>
+        <m:r>
+          <m:t>1</m:t>
+        </m:r>
+        <m:r>
+          <m:rPr>
+            <m:sty m:val="p"/>
+          </m:rPr>
+          <m:t>−</m:t>
+        </m:r>
+        <m:r>
+          <m:t>μ</m:t>
+        </m:r>
+      </m:oMath>
+      <w:r>
+        <w:t xml:space="preserve">.</w:t>
+      </w:r>
+      <w:r>
+        <w:t xml:space="preserve"> </w:t>
+      </w:r>
+      <w:r>
+        <w:t xml:space="preserve">Their average is</w:t>
+      </w:r>
+      <w:r>
+        <w:t xml:space="preserve"> </w:t>
+      </w:r>
+      <m:oMath>
+        <m:r>
+          <m:t>1</m:t>
+        </m:r>
+        <m:r>
+          <m:rPr>
+            <m:sty m:val="p"/>
+          </m:rPr>
+          <m:t>−</m:t>
+        </m:r>
+        <m:sSub>
+          <m:e>
+            <m:acc>
+              <m:accPr>
+                <m:chr m:val="‾"/>
+              </m:accPr>
+              <m:e>
+                <m:r>
+                  <m:t>X</m:t>
+                </m:r>
+              </m:e>
+            </m:acc>
+          </m:e>
+          <m:sub>
+            <m:r>
+              <m:t>n</m:t>
+            </m:r>
+          </m:sub>
+        </m:sSub>
+      </m:oMath>
+      <w:r>
+        <w:t xml:space="preserve">,</w:t>
+      </w:r>
+      <w:r>
+        <w:t xml:space="preserve"> </w:t>
+      </w:r>
+      <w:r>
+        <w:t xml:space="preserve">so</w:t>
+      </w:r>
+      <w:r>
+        <w:t xml:space="preserve"> </w:t>
+      </w:r>
+      <w:hyperlink w:anchor="thm-hoeffding">
+        <w:r>
+          <w:rPr>
+            <w:rStyle w:val="Hyperlink"/>
+          </w:rPr>
+          <w:t xml:space="preserve">Theorem 4</w:t>
+        </w:r>
+      </w:hyperlink>
+      <w:r>
+        <w:t xml:space="preserve"> </w:t>
+      </w:r>
+      <w:r>
+        <w:t xml:space="preserve">applied to them gives</w:t>
+      </w:r>
+    </w:p>
+    <w:p>
+      <w:pPr>
+        <w:pStyle w:val="BodyText"/>
+      </w:pPr>
+      <m:oMathPara>
+        <m:oMathParaPr>
+          <m:jc m:val="center"/>
+        </m:oMathParaPr>
+        <m:oMath>
+          <m:eqArr>
+            <m:e>
+              <m:r>
+                <m:rPr>
+                  <m:sty m:val="p"/>
+                </m:rPr>
+                <m:t>Pr</m:t>
+              </m:r>
+              <m:r>
+                <m:t>​</m:t>
+              </m:r>
+              <m:d>
+                <m:dPr>
+                  <m:begChr m:val="("/>
+                  <m:sepChr m:val=""/>
+                  <m:endChr m:val=")"/>
+                  <m:grow/>
+                </m:dPr>
+                <m:e>
+                  <m:r>
+                    <m:t>μ</m:t>
+                  </m:r>
+                  <m:r>
+                    <m:rPr>
+                      <m:sty m:val="p"/>
+                    </m:rPr>
+                    <m:t>−</m:t>
+                  </m:r>
+                  <m:sSub>
+                    <m:e>
+                      <m:acc>
+                        <m:accPr>
+                          <m:chr m:val="‾"/>
+                        </m:accPr>
+                        <m:e>
+                          <m:r>
+                            <m:t>X</m:t>
+                          </m:r>
+                        </m:e>
+                      </m:acc>
+                    </m:e>
+                    <m:sub>
+                      <m:r>
+                        <m:t>n</m:t>
+                      </m:r>
+                    </m:sub>
+                  </m:sSub>
+                  <m:r>
+                    <m:rPr>
+                      <m:sty m:val="p"/>
+                    </m:rPr>
+                    <m:t>≥</m:t>
+                  </m:r>
+                  <m:r>
+                    <m:t>ε</m:t>
+                  </m:r>
+                </m:e>
+              </m:d>
+              <m:r>
+                <m:t>​</m:t>
+              </m:r>
+              <m:r>
+                <m:t>&amp;</m:t>
+              </m:r>
+              <m:r>
+                <m:rPr>
+                  <m:sty m:val="p"/>
+                </m:rPr>
+                <m:t>=</m:t>
+              </m:r>
+              <m:r>
+                <m:rPr>
+                  <m:sty m:val="p"/>
+                </m:rPr>
+                <m:t>Pr</m:t>
+              </m:r>
+              <m:r>
+                <m:t>​</m:t>
+              </m:r>
+              <m:d>
+                <m:dPr>
+                  <m:begChr m:val="("/>
+                  <m:sepChr m:val=""/>
+                  <m:endChr m:val=")"/>
+                  <m:grow/>
+                </m:dPr>
+                <m:e>
+                  <m:r>
+                    <m:rPr>
+                      <m:sty m:val="p"/>
+                    </m:rPr>
+                    <m:t>(</m:t>
+                  </m:r>
+                  <m:r>
+                    <m:t>1</m:t>
+                  </m:r>
+                  <m:r>
+                    <m:rPr>
+                      <m:sty m:val="p"/>
+                    </m:rPr>
+                    <m:t>−</m:t>
+                  </m:r>
+                  <m:sSub>
+                    <m:e>
+                      <m:acc>
+                        <m:accPr>
+                          <m:chr m:val="‾"/>
+                        </m:accPr>
+                        <m:e>
+                          <m:r>
+                            <m:t>X</m:t>
+                          </m:r>
+                        </m:e>
+                      </m:acc>
+                    </m:e>
+                    <m:sub>
+                      <m:r>
+                        <m:t>n</m:t>
+                      </m:r>
+                    </m:sub>
+                  </m:sSub>
+                  <m:r>
+                    <m:rPr>
+                      <m:sty m:val="p"/>
+                    </m:rPr>
+                    <m:t>)</m:t>
+                  </m:r>
+                  <m:r>
+                    <m:rPr>
+                      <m:sty m:val="p"/>
+                    </m:rPr>
+                    <m:t>−</m:t>
+                  </m:r>
+                  <m:r>
+                    <m:rPr>
+                      <m:sty m:val="p"/>
+                    </m:rPr>
+                    <m:t>(</m:t>
+                  </m:r>
+                  <m:r>
+                    <m:t>1</m:t>
+                  </m:r>
+                  <m:r>
+                    <m:rPr>
+                      <m:sty m:val="p"/>
+                    </m:rPr>
+                    <m:t>−</m:t>
+                  </m:r>
+                  <m:r>
+                    <m:t>μ</m:t>
+                  </m:r>
+                  <m:r>
+                    <m:rPr>
+                      <m:sty m:val="p"/>
+                    </m:rPr>
+                    <m:t>)</m:t>
+                  </m:r>
+                  <m:r>
+                    <m:rPr>
+                      <m:sty m:val="p"/>
+                    </m:rPr>
+                    <m:t>≥</m:t>
+                  </m:r>
+                  <m:r>
+                    <m:t>ε</m:t>
+                  </m:r>
+                </m:e>
+              </m:d>
+              <m:r>
+                <m:t>​</m:t>
+              </m:r>
+              <m:r>
+                <m:t>&amp;</m:t>
+              </m:r>
+              <m:r>
+                <m:t>&amp;</m:t>
+              </m:r>
+              <m:r>
+                <m:rPr>
+                  <m:nor/>
+                  <m:sty m:val="p"/>
+                </m:rPr>
+                <m:t>(rearrange the event)</m:t>
+              </m:r>
+            </m:e>
+            <m:e>
+              <m:r>
+                <m:t>&amp;</m:t>
+              </m:r>
+              <m:r>
+                <m:rPr>
+                  <m:sty m:val="p"/>
+                </m:rPr>
+                <m:t>≤</m:t>
+              </m:r>
+              <m:sSup>
+                <m:e>
+                  <m:r>
+                    <m:t>e</m:t>
+                  </m:r>
+                </m:e>
+                <m:sup>
+                  <m:r>
+                    <m:rPr>
+                      <m:sty m:val="p"/>
+                    </m:rPr>
+                    <m:t>−</m:t>
+                  </m:r>
+                  <m:r>
+                    <m:t>2</m:t>
+                  </m:r>
+                  <m:r>
+                    <m:t>n</m:t>
+                  </m:r>
+                  <m:sSup>
+                    <m:e>
+                      <m:r>
+                        <m:t>ε</m:t>
+                      </m:r>
+                    </m:e>
+                    <m:sup>
+                      <m:r>
+                        <m:t>2</m:t>
+                      </m:r>
+                    </m:sup>
+                  </m:sSup>
+                </m:sup>
+              </m:sSup>
+              <m:r>
+                <m:t>&amp;</m:t>
+              </m:r>
+              <m:r>
+                <m:t>&amp;</m:t>
+              </m:r>
+              <m:r>
+                <m:rPr>
+                  <m:nor/>
+                  <m:sty m:val="p"/>
+                </m:rPr>
+                <m:t>(Hoeffding’s inequality for </m:t>
+              </m:r>
+              <m:r>
+                <m:t>1</m:t>
+              </m:r>
+              <m:r>
+                <m:rPr>
+                  <m:sty m:val="p"/>
+                </m:rPr>
+                <m:t>−</m:t>
+              </m:r>
+              <m:sSub>
+                <m:e>
+                  <m:r>
+                    <m:t>X</m:t>
+                  </m:r>
+                </m:e>
+                <m:sub>
+                  <m:r>
+                    <m:t>i</m:t>
+                  </m:r>
+                </m:sub>
+              </m:sSub>
+              <m:r>
+                <m:rPr>
+                  <m:nor/>
+                  <m:sty m:val="p"/>
+                </m:rPr>
+                <m:t>)</m:t>
+              </m:r>
+            </m:e>
+          </m:eqArr>
+        </m:oMath>
+      </m:oMathPara>
+    </w:p>
+    <w:p>
+      <w:pPr>
+        <w:pStyle w:val="FirstParagraph"/>
+      </w:pPr>
+      <w:r>
+        <w:t xml:space="preserve">The event</w:t>
+      </w:r>
+      <w:r>
+        <w:t xml:space="preserve"> </w:t>
+      </w:r>
+      <m:oMath>
+        <m:r>
+          <m:t>​</m:t>
+        </m:r>
+        <m:d>
+          <m:dPr>
+            <m:begChr m:val="{"/>
+            <m:sepChr m:val=""/>
+            <m:endChr m:val="}"/>
+            <m:grow/>
+          </m:dPr>
+          <m:e>
+            <m:r>
+              <m:t>​</m:t>
+            </m:r>
+            <m:d>
+              <m:dPr>
+                <m:begChr m:val="|"/>
+                <m:sepChr m:val=""/>
+                <m:endChr m:val="|"/>
+                <m:grow/>
+              </m:dPr>
+              <m:e>
+                <m:sSub>
+                  <m:e>
+                    <m:acc>
+                      <m:accPr>
+                        <m:chr m:val="‾"/>
+                      </m:accPr>
+                      <m:e>
+                        <m:r>
+                          <m:t>X</m:t>
+                        </m:r>
+                      </m:e>
+                    </m:acc>
+                  </m:e>
+                  <m:sub>
+                    <m:r>
+                      <m:t>n</m:t>
+                    </m:r>
+                  </m:sub>
+                </m:sSub>
+                <m:r>
+                  <m:rPr>
+                    <m:sty m:val="p"/>
+                  </m:rPr>
+                  <m:t>−</m:t>
+                </m:r>
+                <m:r>
+                  <m:t>μ</m:t>
+                </m:r>
+              </m:e>
+            </m:d>
+            <m:r>
+              <m:t>​</m:t>
+            </m:r>
+            <m:r>
+              <m:rPr>
+                <m:sty m:val="p"/>
+              </m:rPr>
+              <m:t>≥</m:t>
+            </m:r>
+            <m:r>
+              <m:t>ε</m:t>
+            </m:r>
+          </m:e>
+        </m:d>
+        <m:r>
+          <m:t>​</m:t>
+        </m:r>
+      </m:oMath>
+      <w:r>
+        <w:t xml:space="preserve"> </w:t>
+      </w:r>
+      <w:r>
+        <w:t xml:space="preserve">is the union of</w:t>
+      </w:r>
+      <w:r>
+        <w:t xml:space="preserve"> </w:t>
+      </w:r>
+      <m:oMath>
+        <m:r>
+          <m:t>​</m:t>
+        </m:r>
+        <m:d>
+          <m:dPr>
+            <m:begChr m:val="{"/>
+            <m:sepChr m:val=""/>
+            <m:endChr m:val="}"/>
+            <m:grow/>
+          </m:dPr>
+          <m:e>
+            <m:sSub>
+              <m:e>
+                <m:acc>
+                  <m:accPr>
+                    <m:chr m:val="‾"/>
+                  </m:accPr>
+                  <m:e>
+                    <m:r>
+                      <m:t>X</m:t>
+                    </m:r>
+                  </m:e>
+                </m:acc>
+              </m:e>
+              <m:sub>
+                <m:r>
+                  <m:t>n</m:t>
+                </m:r>
+              </m:sub>
+            </m:sSub>
+            <m:r>
+              <m:rPr>
+                <m:sty m:val="p"/>
+              </m:rPr>
+              <m:t>−</m:t>
+            </m:r>
+            <m:r>
+              <m:t>μ</m:t>
+            </m:r>
+            <m:r>
+              <m:rPr>
+                <m:sty m:val="p"/>
+              </m:rPr>
+              <m:t>≥</m:t>
+            </m:r>
+            <m:r>
+              <m:t>ε</m:t>
+            </m:r>
+          </m:e>
+        </m:d>
+        <m:r>
+          <m:t>​</m:t>
+        </m:r>
+      </m:oMath>
+      <w:r>
+        <w:t xml:space="preserve"> </w:t>
+      </w:r>
+      <w:r>
+        <w:t xml:space="preserve">and</w:t>
+      </w:r>
+      <w:r>
+        <w:t xml:space="preserve"> </w:t>
+      </w:r>
+      <m:oMath>
+        <m:r>
+          <m:t>​</m:t>
+        </m:r>
+        <m:d>
+          <m:dPr>
+            <m:begChr m:val="{"/>
+            <m:sepChr m:val=""/>
+            <m:endChr m:val="}"/>
+            <m:grow/>
+          </m:dPr>
+          <m:e>
+            <m:r>
+              <m:t>μ</m:t>
+            </m:r>
+            <m:r>
+              <m:rPr>
+                <m:sty m:val="p"/>
+              </m:rPr>
+              <m:t>−</m:t>
+            </m:r>
+            <m:sSub>
+              <m:e>
+                <m:acc>
+                  <m:accPr>
+                    <m:chr m:val="‾"/>
+                  </m:accPr>
+                  <m:e>
+                    <m:r>
+                      <m:t>X</m:t>
+                    </m:r>
+                  </m:e>
+                </m:acc>
+              </m:e>
+              <m:sub>
+                <m:r>
+                  <m:t>n</m:t>
+                </m:r>
+              </m:sub>
+            </m:sSub>
+            <m:r>
+              <m:rPr>
+                <m:sty m:val="p"/>
+              </m:rPr>
+              <m:t>≥</m:t>
+            </m:r>
+            <m:r>
+              <m:t>ε</m:t>
+            </m:r>
+          </m:e>
+        </m:d>
+        <m:r>
+          <m:t>​</m:t>
+        </m:r>
+      </m:oMath>
+      <w:r>
+        <w:t xml:space="preserve">.</w:t>
+      </w:r>
+      <w:r>
+        <w:t xml:space="preserve"> </w:t>
+      </w:r>
+      <w:r>
+        <w:t xml:space="preserve">The probability of a union is at most the sum of the probabilities,</w:t>
+      </w:r>
+      <w:r>
+        <w:t xml:space="preserve"> </w:t>
+      </w:r>
+      <w:r>
+        <w:t xml:space="preserve">so</w:t>
+      </w:r>
+    </w:p>
+    <w:p>
+      <w:pPr>
+        <w:pStyle w:val="BodyText"/>
+      </w:pPr>
+      <m:oMathPara>
+        <m:oMathParaPr>
+          <m:jc m:val="center"/>
+        </m:oMathParaPr>
+        <m:oMath>
+          <m:eqArr>
+            <m:e>
+              <m:r>
+                <m:rPr>
+                  <m:sty m:val="p"/>
+                </m:rPr>
+                <m:t>Pr</m:t>
+              </m:r>
+              <m:r>
+                <m:t>​</m:t>
+              </m:r>
+              <m:d>
+                <m:dPr>
+                  <m:begChr m:val="("/>
+                  <m:sepChr m:val=""/>
+                  <m:endChr m:val=")"/>
+                  <m:grow/>
+                </m:dPr>
+                <m:e>
+                  <m:r>
+                    <m:t>​</m:t>
+                  </m:r>
+                  <m:d>
+                    <m:dPr>
+                      <m:begChr m:val="|"/>
+                      <m:sepChr m:val=""/>
+                      <m:endChr m:val="|"/>
+                      <m:grow/>
+                    </m:dPr>
+                    <m:e>
+                      <m:sSub>
+                        <m:e>
+                          <m:acc>
+                            <m:accPr>
+                              <m:chr m:val="‾"/>
+                            </m:accPr>
+                            <m:e>
+                              <m:r>
+                                <m:t>X</m:t>
+                              </m:r>
+                            </m:e>
+                          </m:acc>
+                        </m:e>
+                        <m:sub>
+                          <m:r>
+                            <m:t>n</m:t>
+                          </m:r>
+                        </m:sub>
+                      </m:sSub>
+                      <m:r>
+                        <m:rPr>
+                          <m:sty m:val="p"/>
+                        </m:rPr>
+                        <m:t>−</m:t>
+                      </m:r>
+                      <m:r>
+                        <m:t>μ</m:t>
+                      </m:r>
+                    </m:e>
+                  </m:d>
+                  <m:r>
+                    <m:t>​</m:t>
+                  </m:r>
+                  <m:r>
+                    <m:rPr>
+                      <m:sty m:val="p"/>
+                    </m:rPr>
+                    <m:t>≥</m:t>
+                  </m:r>
+                  <m:r>
+                    <m:t>ε</m:t>
+                  </m:r>
+                </m:e>
+              </m:d>
+              <m:r>
+                <m:t>​</m:t>
+              </m:r>
+              <m:r>
+                <m:t>&amp;</m:t>
+              </m:r>
+              <m:r>
+                <m:rPr>
+                  <m:sty m:val="p"/>
+                </m:rPr>
+                <m:t>≤</m:t>
+              </m:r>
+              <m:r>
+                <m:rPr>
+                  <m:sty m:val="p"/>
+                </m:rPr>
+                <m:t>Pr</m:t>
+              </m:r>
+              <m:r>
+                <m:t>​</m:t>
+              </m:r>
+              <m:d>
+                <m:dPr>
+                  <m:begChr m:val="("/>
+                  <m:sepChr m:val=""/>
+                  <m:endChr m:val=")"/>
+                  <m:grow/>
+                </m:dPr>
+                <m:e>
+                  <m:sSub>
+                    <m:e>
+                      <m:acc>
+                        <m:accPr>
+                          <m:chr m:val="‾"/>
+                        </m:accPr>
+                        <m:e>
+                          <m:r>
+                            <m:t>X</m:t>
+                          </m:r>
+                        </m:e>
+                      </m:acc>
+                    </m:e>
+                    <m:sub>
+                      <m:r>
+                        <m:t>n</m:t>
+                      </m:r>
+                    </m:sub>
+                  </m:sSub>
+                  <m:r>
+                    <m:rPr>
+                      <m:sty m:val="p"/>
+                    </m:rPr>
+                    <m:t>−</m:t>
+                  </m:r>
+                  <m:r>
+                    <m:t>μ</m:t>
+                  </m:r>
+                  <m:r>
+                    <m:rPr>
+                      <m:sty m:val="p"/>
+                    </m:rPr>
+                    <m:t>≥</m:t>
+                  </m:r>
+                  <m:r>
+                    <m:t>ε</m:t>
+                  </m:r>
+                </m:e>
+              </m:d>
+              <m:r>
+                <m:t>​</m:t>
+              </m:r>
+              <m:r>
+                <m:rPr>
+                  <m:sty m:val="p"/>
+                </m:rPr>
+                <m:t>+</m:t>
+              </m:r>
+              <m:r>
+                <m:rPr>
+                  <m:sty m:val="p"/>
+                </m:rPr>
+                <m:t>Pr</m:t>
+              </m:r>
+              <m:r>
+                <m:t>​</m:t>
+              </m:r>
+              <m:d>
+                <m:dPr>
+                  <m:begChr m:val="("/>
+                  <m:sepChr m:val=""/>
+                  <m:endChr m:val=")"/>
+                  <m:grow/>
+                </m:dPr>
+                <m:e>
+                  <m:r>
+                    <m:t>μ</m:t>
+                  </m:r>
+                  <m:r>
+                    <m:rPr>
+                      <m:sty m:val="p"/>
+                    </m:rPr>
+                    <m:t>−</m:t>
+                  </m:r>
+                  <m:sSub>
+                    <m:e>
+                      <m:acc>
+                        <m:accPr>
+                          <m:chr m:val="‾"/>
+                        </m:accPr>
+                        <m:e>
+                          <m:r>
+                            <m:t>X</m:t>
+                          </m:r>
+                        </m:e>
+                      </m:acc>
+                    </m:e>
+                    <m:sub>
+                      <m:r>
+                        <m:t>n</m:t>
+                      </m:r>
+                    </m:sub>
+                  </m:sSub>
+                  <m:r>
+                    <m:rPr>
+                      <m:sty m:val="p"/>
+                    </m:rPr>
+                    <m:t>≥</m:t>
+                  </m:r>
+                  <m:r>
+                    <m:t>ε</m:t>
+                  </m:r>
+                </m:e>
+              </m:d>
+              <m:r>
+                <m:t>​</m:t>
+              </m:r>
+              <m:r>
+                <m:t>&amp;</m:t>
+              </m:r>
+              <m:r>
+                <m:t>&amp;</m:t>
+              </m:r>
+              <m:r>
+                <m:rPr>
+                  <m:nor/>
+                  <m:sty m:val="p"/>
+                </m:rPr>
+                <m:t>(union bound)</m:t>
+              </m:r>
+            </m:e>
+            <m:e>
+              <m:r>
+                <m:t>&amp;</m:t>
+              </m:r>
+              <m:r>
+                <m:rPr>
+                  <m:sty m:val="p"/>
+                </m:rPr>
+                <m:t>≤</m:t>
+              </m:r>
+              <m:sSup>
+                <m:e>
+                  <m:r>
+                    <m:t>e</m:t>
+                  </m:r>
+                </m:e>
+                <m:sup>
+                  <m:r>
+                    <m:rPr>
+                      <m:sty m:val="p"/>
+                    </m:rPr>
+                    <m:t>−</m:t>
+                  </m:r>
+                  <m:r>
+                    <m:t>2</m:t>
+                  </m:r>
+                  <m:r>
+                    <m:t>n</m:t>
+                  </m:r>
+                  <m:sSup>
+                    <m:e>
+                      <m:r>
+                        <m:t>ε</m:t>
+                      </m:r>
+                    </m:e>
+                    <m:sup>
+                      <m:r>
+                        <m:t>2</m:t>
+                      </m:r>
+                    </m:sup>
+                  </m:sSup>
+                </m:sup>
+              </m:sSup>
+              <m:r>
+                <m:rPr>
+                  <m:sty m:val="p"/>
+                </m:rPr>
+                <m:t>+</m:t>
+              </m:r>
+              <m:sSup>
+                <m:e>
+                  <m:r>
+                    <m:t>e</m:t>
+                  </m:r>
+                </m:e>
+                <m:sup>
+                  <m:r>
+                    <m:rPr>
+                      <m:sty m:val="p"/>
+                    </m:rPr>
+                    <m:t>−</m:t>
+                  </m:r>
+                  <m:r>
+                    <m:t>2</m:t>
+                  </m:r>
+                  <m:r>
+                    <m:t>n</m:t>
+                  </m:r>
+                  <m:sSup>
+                    <m:e>
+                      <m:r>
+                        <m:t>ε</m:t>
+                      </m:r>
+                    </m:e>
+                    <m:sup>
+                      <m:r>
+                        <m:t>2</m:t>
+                      </m:r>
+                    </m:sup>
+                  </m:sSup>
+                </m:sup>
+              </m:sSup>
+              <m:r>
+                <m:t>&amp;</m:t>
+              </m:r>
+              <m:r>
+                <m:t>&amp;</m:t>
+              </m:r>
+              <m:r>
+                <m:rPr>
+                  <m:nor/>
+                  <m:sty m:val="p"/>
+                </m:rPr>
+                <m:t>(Hoeffding’s inequality, twice)</m:t>
+              </m:r>
+            </m:e>
+            <m:e>
+              <m:r>
+                <m:t>&amp;</m:t>
+              </m:r>
+              <m:r>
+                <m:rPr>
+                  <m:sty m:val="p"/>
+                </m:rPr>
+                <m:t>=</m:t>
+              </m:r>
+              <m:r>
+                <m:t>2</m:t>
+              </m:r>
+              <m:sSup>
+                <m:e>
+                  <m:r>
+                    <m:t>e</m:t>
+                  </m:r>
+                </m:e>
+                <m:sup>
+                  <m:r>
+                    <m:rPr>
+                      <m:sty m:val="p"/>
+                    </m:rPr>
+                    <m:t>−</m:t>
+                  </m:r>
+                  <m:r>
+                    <m:t>2</m:t>
+                  </m:r>
+                  <m:r>
+                    <m:t>n</m:t>
+                  </m:r>
+                  <m:sSup>
+                    <m:e>
+                      <m:r>
+                        <m:t>ε</m:t>
+                      </m:r>
+                    </m:e>
+                    <m:sup>
+                      <m:r>
+                        <m:t>2</m:t>
+                      </m:r>
+                    </m:sup>
+                  </m:sSup>
+                </m:sup>
+              </m:sSup>
+              <m:r>
+                <m:t>&amp;</m:t>
+              </m:r>
+              <m:r>
+                <m:t>&amp;</m:t>
+              </m:r>
+              <m:r>
+                <m:rPr>
+                  <m:nor/>
+                  <m:sty m:val="p"/>
+                </m:rPr>
+                <m:t>(combine like terms)</m:t>
+              </m:r>
+            </m:e>
+          </m:eqArr>
+        </m:oMath>
+      </m:oMathPara>
+    </w:p>
+    <w:p>
+      <w:pPr>
+        <w:pStyle w:val="FirstParagraph"/>
+      </w:pPr>
+      <w:r>
+        <w:rPr>
+          <w:i/>
+          <w:iCs/>
+        </w:rPr>
+        <w:t xml:space="preserve">Remark</w:t>
+      </w:r>
+      <w:r>
+        <w:t xml:space="preserve">. </w:t>
+      </w:r>
+      <w:r>
+        <w:t xml:space="preserve">Hoeffding stated the inequality for sums of independent bounded random variables, with different bounds for each term</w:t>
+      </w:r>
+      <w:r>
+        <w:t xml:space="preserve"> </w:t>
+      </w:r>
+      <w:r>
+        <w:t xml:space="preserve">(Hoeffding 1963)</w:t>
+      </w:r>
+      <w:r>
+        <w:t xml:space="preserve">.</w:t>
+      </w:r>
+      <w:r>
+        <w:t xml:space="preserve"> </w:t>
+      </w:r>
+      <w:r>
+        <w:t xml:space="preserve">This page states the case of an average of IID variables in</w:t>
+      </w:r>
+      <w:r>
+        <w:t xml:space="preserve"> </w:t>
+      </w:r>
+      <m:oMath>
+        <m:r>
+          <m:rPr>
+            <m:sty m:val="p"/>
+          </m:rPr>
+          <m:t>[</m:t>
+        </m:r>
+        <m:r>
+          <m:t>0</m:t>
+        </m:r>
+        <m:r>
+          <m:rPr>
+            <m:sty m:val="p"/>
+          </m:rPr>
+          <m:t>,</m:t>
+        </m:r>
+        <m:r>
+          <m:t>1</m:t>
+        </m:r>
+        <m:r>
+          <m:rPr>
+            <m:sty m:val="p"/>
+          </m:rPr>
+          <m:t>]</m:t>
+        </m:r>
+      </m:oMath>
+      <w:r>
+        <w:t xml:space="preserve">,</w:t>
+      </w:r>
+      <w:r>
+        <w:t xml:space="preserve"> </w:t>
+      </w:r>
+      <w:r>
+        <w:t xml:space="preserve">which is the case that bounds the gap between a sample proportion and the probability it estimates.</w:t>
+      </w:r>
+      <w:r>
+        <w:t xml:space="preserve"> </w:t>
+      </w:r>
+      <w:r>
+        <w:t xml:space="preserve">For an indicator variable,</w:t>
+      </w:r>
+      <w:r>
+        <w:t xml:space="preserve"> </w:t>
+      </w:r>
+      <m:oMath>
+        <m:r>
+          <m:t>μ</m:t>
+        </m:r>
+      </m:oMath>
+      <w:r>
+        <w:t xml:space="preserve"> </w:t>
+      </w:r>
+      <w:r>
+        <w:t xml:space="preserve">is the probability of the event and</w:t>
+      </w:r>
+      <w:r>
+        <w:t xml:space="preserve"> </w:t>
+      </w:r>
+      <m:oMath>
+        <m:sSub>
+          <m:e>
+            <m:acc>
+              <m:accPr>
+                <m:chr m:val="‾"/>
+              </m:accPr>
+              <m:e>
+                <m:r>
+                  <m:t>X</m:t>
+                </m:r>
+              </m:e>
+            </m:acc>
+          </m:e>
+          <m:sub>
+            <m:r>
+              <m:t>n</m:t>
+            </m:r>
+          </m:sub>
+        </m:sSub>
+      </m:oMath>
+      <w:r>
+        <w:t xml:space="preserve"> </w:t>
+      </w:r>
+      <w:r>
+        <w:t xml:space="preserve">is the share of the</w:t>
+      </w:r>
+      <w:r>
+        <w:t xml:space="preserve"> </w:t>
+      </w:r>
+      <m:oMath>
+        <m:r>
+          <m:t>n</m:t>
+        </m:r>
+      </m:oMath>
+      <w:r>
+        <w:t xml:space="preserve"> </w:t>
+      </w:r>
+      <w:r>
+        <w:t xml:space="preserve">draws in which it occurs.</w:t>
+      </w:r>
+    </w:p>
+    <w:bookmarkStart w:id="48" w:name="exm-hoeffding-auto"/>
+    <w:p>
+      <w:pPr>
+        <w:pStyle w:val="BodyText"/>
+      </w:pPr>
+      <w:r>
+        <w:rPr>
+          <w:b/>
+          <w:bCs/>
+        </w:rPr>
+        <w:t xml:space="preserve">Example 4 (How loose is Hoeffding’s bound for the share of efficient cars?)</w:t>
+      </w:r>
+      <w:r>
+        <w:t xml:space="preserve"> </w:t>
+      </w:r>
+      <w:r>
+        <w:t xml:space="preserve">Take the 392 cars in the Auto data described in</w:t>
+      </w:r>
+      <w:r>
+        <w:t xml:space="preserve"> </w:t>
+      </w:r>
+      <w:hyperlink w:anchor="exm-clt-auto">
+        <w:r>
+          <w:rPr>
+            <w:rStyle w:val="Hyperlink"/>
+          </w:rPr>
+          <w:t xml:space="preserve">Example 2</w:t>
+        </w:r>
+      </w:hyperlink>
+      <w:r>
+        <w:t xml:space="preserve"> </w:t>
+      </w:r>
+      <w:r>
+        <w:t xml:space="preserve">as the whole population,</w:t>
+      </w:r>
+      <w:r>
+        <w:t xml:space="preserve"> </w:t>
+      </w:r>
+      <w:r>
+        <w:t xml:space="preserve">and call a car efficient if its fuel economy (</w:t>
+      </w:r>
+      <w:r>
+        <w:rPr>
+          <w:rStyle w:val="VerbatimChar"/>
+        </w:rPr>
+        <w:t xml:space="preserve">mpg</w:t>
+      </w:r>
+      <w:r>
+        <w:t xml:space="preserve">) is above</w:t>
+      </w:r>
+      <w:r>
+        <w:t xml:space="preserve"> </w:t>
+      </w:r>
+      <m:oMath>
+        <m:r>
+          <m:t>25</m:t>
+        </m:r>
+      </m:oMath>
+      <w:r>
+        <w:t xml:space="preserve">.</w:t>
+      </w:r>
+      <w:r>
+        <w:t xml:space="preserve"> </w:t>
+      </w:r>
+      <w:r>
+        <w:t xml:space="preserve">Let</w:t>
+      </w:r>
+      <w:r>
+        <w:t xml:space="preserve"> </w:t>
+      </w:r>
+      <m:oMath>
+        <m:sSub>
+          <m:e>
+            <m:r>
+              <m:t>X</m:t>
+            </m:r>
+          </m:e>
+          <m:sub>
+            <m:r>
+              <m:t>i</m:t>
+            </m:r>
+          </m:sub>
+        </m:sSub>
+        <m:r>
+          <m:rPr>
+            <m:sty m:val="p"/>
+          </m:rPr>
+          <m:t>=</m:t>
+        </m:r>
+        <m:r>
+          <m:t>1</m:t>
+        </m:r>
+      </m:oMath>
+      <w:r>
+        <w:t xml:space="preserve"> </w:t>
+      </w:r>
+      <w:r>
+        <w:t xml:space="preserve">if the</w:t>
+      </w:r>
+      <w:r>
+        <w:t xml:space="preserve"> </w:t>
+      </w:r>
+      <m:oMath>
+        <m:r>
+          <m:t>i</m:t>
+        </m:r>
+      </m:oMath>
+      <w:r>
+        <w:t xml:space="preserve">th car drawn at random is efficient and</w:t>
+      </w:r>
+      <w:r>
+        <w:t xml:space="preserve"> </w:t>
+      </w:r>
+      <m:oMath>
+        <m:sSub>
+          <m:e>
+            <m:r>
+              <m:t>X</m:t>
+            </m:r>
+          </m:e>
+          <m:sub>
+            <m:r>
+              <m:t>i</m:t>
+            </m:r>
+          </m:sub>
+        </m:sSub>
+        <m:r>
+          <m:rPr>
+            <m:sty m:val="p"/>
+          </m:rPr>
+          <m:t>=</m:t>
+        </m:r>
+        <m:r>
+          <m:t>0</m:t>
+        </m:r>
+      </m:oMath>
+      <w:r>
+        <w:t xml:space="preserve"> </w:t>
+      </w:r>
+      <w:r>
+        <w:t xml:space="preserve">otherwise,</w:t>
+      </w:r>
+      <w:r>
+        <w:t xml:space="preserve"> </w:t>
+      </w:r>
+      <w:r>
+        <w:t xml:space="preserve">so</w:t>
+      </w:r>
+      <w:r>
+        <w:t xml:space="preserve"> </w:t>
+      </w:r>
+      <m:oMath>
+        <m:r>
+          <m:t>μ</m:t>
+        </m:r>
+      </m:oMath>
+      <w:r>
+        <w:t xml:space="preserve"> </w:t>
+      </w:r>
+      <w:r>
+        <w:t xml:space="preserve">is the share of efficient cars and</w:t>
+      </w:r>
+      <w:r>
+        <w:t xml:space="preserve"> </w:t>
+      </w:r>
+      <m:oMath>
+        <m:sSub>
+          <m:e>
+            <m:acc>
+              <m:accPr>
+                <m:chr m:val="‾"/>
+              </m:accPr>
+              <m:e>
+                <m:r>
+                  <m:t>X</m:t>
+                </m:r>
+              </m:e>
+            </m:acc>
+          </m:e>
+          <m:sub>
+            <m:r>
+              <m:t>n</m:t>
+            </m:r>
+          </m:sub>
+        </m:sSub>
+      </m:oMath>
+      <w:r>
+        <w:t xml:space="preserve"> </w:t>
+      </w:r>
+      <w:r>
+        <w:t xml:space="preserve">is the share in a sample of</w:t>
+      </w:r>
+      <w:r>
+        <w:t xml:space="preserve"> </w:t>
+      </w:r>
+      <m:oMath>
+        <m:r>
+          <m:t>n</m:t>
+        </m:r>
+      </m:oMath>
+      <w:r>
+        <w:t xml:space="preserve"> </w:t>
+      </w:r>
+      <w:r>
+        <w:t xml:space="preserve">draws.</w:t>
+      </w:r>
+      <w:r>
+        <w:t xml:space="preserve"> </w:t>
+      </w:r>
+      <w:r>
+        <w:t xml:space="preserve">Each</w:t>
+      </w:r>
+      <w:r>
+        <w:t xml:space="preserve"> </w:t>
+      </w:r>
+      <m:oMath>
+        <m:sSub>
+          <m:e>
+            <m:r>
+              <m:t>X</m:t>
+            </m:r>
+          </m:e>
+          <m:sub>
+            <m:r>
+              <m:t>i</m:t>
+            </m:r>
+          </m:sub>
+        </m:sSub>
+      </m:oMath>
+      <w:r>
+        <w:t xml:space="preserve"> </w:t>
+      </w:r>
+      <w:r>
+        <w:t xml:space="preserve">lies in</w:t>
+      </w:r>
+      <w:r>
+        <w:t xml:space="preserve"> </w:t>
+      </w:r>
+      <m:oMath>
+        <m:r>
+          <m:rPr>
+            <m:sty m:val="p"/>
+          </m:rPr>
+          <m:t>[</m:t>
+        </m:r>
+        <m:r>
+          <m:t>0</m:t>
+        </m:r>
+        <m:r>
+          <m:rPr>
+            <m:sty m:val="p"/>
+          </m:rPr>
+          <m:t>,</m:t>
+        </m:r>
+        <m:r>
+          <m:t>1</m:t>
+        </m:r>
+        <m:r>
+          <m:rPr>
+            <m:sty m:val="p"/>
+          </m:rPr>
+          <m:t>]</m:t>
+        </m:r>
+      </m:oMath>
+      <w:r>
+        <w:t xml:space="preserve">,</w:t>
+      </w:r>
+      <w:r>
+        <w:t xml:space="preserve"> </w:t>
+      </w:r>
+      <w:r>
+        <w:t xml:space="preserve">and the draws are made with replacement, so the</w:t>
+      </w:r>
+      <w:r>
+        <w:t xml:space="preserve"> </w:t>
+      </w:r>
+      <m:oMath>
+        <m:sSub>
+          <m:e>
+            <m:r>
+              <m:t>X</m:t>
+            </m:r>
+          </m:e>
+          <m:sub>
+            <m:r>
+              <m:t>i</m:t>
+            </m:r>
+          </m:sub>
+        </m:sSub>
+      </m:oMath>
+      <w:r>
+        <w:t xml:space="preserve"> </w:t>
+      </w:r>
+      <w:r>
+        <w:t xml:space="preserve">are IID</w:t>
+      </w:r>
+      <w:r>
+        <w:t xml:space="preserve"> </w:t>
+      </w:r>
+      <w:r>
+        <w:t xml:space="preserve">and</w:t>
+      </w:r>
+      <w:r>
+        <w:t xml:space="preserve"> </w:t>
+      </w:r>
+      <w:hyperlink w:anchor="cor-hoeffding-two-sided">
+        <w:r>
+          <w:rPr>
+            <w:rStyle w:val="Hyperlink"/>
+          </w:rPr>
+          <w:t xml:space="preserve">Corollary 2</w:t>
+        </w:r>
+      </w:hyperlink>
+      <w:r>
+        <w:t xml:space="preserve"> </w:t>
+      </w:r>
+      <w:r>
+        <w:t xml:space="preserve">applies.</w:t>
+      </w:r>
+      <w:r>
+        <w:t xml:space="preserve"> </w:t>
+      </w:r>
+      <w:r>
+        <w:t xml:space="preserve">The code below draws</w:t>
+      </w:r>
+      <w:r>
+        <w:t xml:space="preserve"> </w:t>
+      </w:r>
+      <m:oMath>
+        <m:r>
+          <m:t>10</m:t>
+        </m:r>
+        <m:r>
+          <m:rPr>
+            <m:sty m:val="p"/>
+          </m:rPr>
+          <m:t>,</m:t>
+        </m:r>
+        <m:r>
+          <m:t>000</m:t>
+        </m:r>
+      </m:oMath>
+      <w:r>
+        <w:t xml:space="preserve"> </w:t>
+      </w:r>
+      <w:r>
+        <w:t xml:space="preserve">samples of each size,</w:t>
+      </w:r>
+      <w:r>
+        <w:t xml:space="preserve"> </w:t>
+      </w:r>
+      <w:r>
+        <w:t xml:space="preserve">computes the proportion of samples whose share misses</w:t>
+      </w:r>
+      <w:r>
+        <w:t xml:space="preserve"> </w:t>
+      </w:r>
+      <m:oMath>
+        <m:r>
+          <m:t>μ</m:t>
+        </m:r>
+      </m:oMath>
+      <w:r>
+        <w:t xml:space="preserve"> </w:t>
+      </w:r>
+      <w:r>
+        <w:t xml:space="preserve">by at least</w:t>
+      </w:r>
+      <w:r>
+        <w:t xml:space="preserve"> </w:t>
+      </w:r>
+      <m:oMath>
+        <m:r>
+          <m:t>ε</m:t>
+        </m:r>
+        <m:r>
+          <m:rPr>
+            <m:sty m:val="p"/>
+          </m:rPr>
+          <m:t>=</m:t>
+        </m:r>
+        <m:r>
+          <m:t>0.1</m:t>
+        </m:r>
+      </m:oMath>
+      <w:r>
+        <w:t xml:space="preserve">,</w:t>
+      </w:r>
+      <w:r>
+        <w:t xml:space="preserve"> </w:t>
+      </w:r>
+      <w:r>
+        <w:t xml:space="preserve">and sets that proportion beside the bound</w:t>
+      </w:r>
+      <w:r>
+        <w:t xml:space="preserve"> </w:t>
+      </w:r>
+      <m:oMath>
+        <m:r>
+          <m:t>2</m:t>
+        </m:r>
+        <m:sSup>
+          <m:e>
+            <m:r>
+              <m:t>e</m:t>
+            </m:r>
+          </m:e>
+          <m:sup>
+            <m:r>
+              <m:rPr>
+                <m:sty m:val="p"/>
+              </m:rPr>
+              <m:t>−</m:t>
+            </m:r>
+            <m:r>
+              <m:t>2</m:t>
+            </m:r>
+            <m:r>
+              <m:t>n</m:t>
+            </m:r>
+            <m:sSup>
+              <m:e>
+                <m:r>
+                  <m:t>ε</m:t>
+                </m:r>
+              </m:e>
+              <m:sup>
+                <m:r>
+                  <m:t>2</m:t>
+                </m:r>
+              </m:sup>
+            </m:sSup>
+          </m:sup>
+        </m:sSup>
+      </m:oMath>
+      <w:r>
+        <w:t xml:space="preserve"> </w:t>
+      </w:r>
+      <w:r>
+        <w:t xml:space="preserve">of</w:t>
+      </w:r>
+      <w:r>
+        <w:t xml:space="preserve"> </w:t>
+      </w:r>
+      <w:hyperlink w:anchor="eq-hoeffding">
+        <w:r>
+          <w:rPr>
+            <w:rStyle w:val="Hyperlink"/>
+          </w:rPr>
+          <w:t xml:space="preserve">Equation 2</w:t>
+        </w:r>
+      </w:hyperlink>
+      <w:r>
+        <w:t xml:space="preserve"> </w:t>
+      </w:r>
+      <w:r>
+        <w:t xml:space="preserve">and the bound</w:t>
+      </w:r>
+      <w:r>
+        <w:t xml:space="preserve"> </w:t>
+      </w:r>
+      <m:oMath>
+        <m:sSup>
+          <m:e>
+            <m:r>
+              <m:t>σ</m:t>
+            </m:r>
+          </m:e>
+          <m:sup>
+            <m:r>
+              <m:t>2</m:t>
+            </m:r>
+          </m:sup>
+        </m:sSup>
+        <m:r>
+          <m:rPr>
+            <m:sty m:val="p"/>
+          </m:rPr>
+          <m:t>/</m:t>
+        </m:r>
+        <m:r>
+          <m:rPr>
+            <m:sty m:val="p"/>
+          </m:rPr>
+          <m:t>(</m:t>
+        </m:r>
+        <m:r>
+          <m:t>n</m:t>
+        </m:r>
+        <m:sSup>
+          <m:e>
+            <m:r>
+              <m:t>ε</m:t>
+            </m:r>
+          </m:e>
+          <m:sup>
+            <m:r>
+              <m:t>2</m:t>
+            </m:r>
+          </m:sup>
+        </m:sSup>
+        <m:r>
+          <m:rPr>
+            <m:sty m:val="p"/>
+          </m:rPr>
+          <m:t>)</m:t>
+        </m:r>
+      </m:oMath>
+      <w:r>
+        <w:t xml:space="preserve"> </w:t>
+      </w:r>
+      <w:r>
+        <w:t xml:space="preserve">that Chebyshev’s inequality gives</w:t>
+      </w:r>
+      <w:r>
+        <w:t xml:space="preserve"> </w:t>
+      </w:r>
+      <w:r>
+        <w:t xml:space="preserve">(</w:t>
+      </w:r>
+      <w:hyperlink w:anchor="exr-chebyshev-sample-size">
+        <w:r>
+          <w:rPr>
+            <w:rStyle w:val="Hyperlink"/>
+          </w:rPr>
+          <w:t xml:space="preserve">Exercise 1</w:t>
+        </w:r>
+      </w:hyperlink>
+      <w:r>
+        <w:t xml:space="preserve">).</w:t>
+      </w:r>
+    </w:p>
+    <w:p>
+      <w:pPr>
+        <w:pStyle w:val="SourceCode"/>
+      </w:pPr>
+      <w:r>
+        <w:rPr>
+          <w:rStyle w:val="NormalTok"/>
+        </w:rPr>
+        <w:t xml:space="preserve">mpg </w:t>
+      </w:r>
+      <w:r>
+        <w:rPr>
+          <w:rStyle w:val="OtherTok"/>
+        </w:rPr>
+        <w:t xml:space="preserve">&lt;-</w:t>
+      </w:r>
+      <w:r>
+        <w:rPr>
+          <w:rStyle w:val="NormalTok"/>
+        </w:rPr>
+        <w:t xml:space="preserve"> </w:t>
+      </w:r>
+      <w:r>
+        <w:rPr>
+          <w:rStyle w:val="FunctionTok"/>
+        </w:rPr>
+        <w:t xml:space="preserve">read.csv</w:t>
+      </w:r>
+      <w:r>
+        <w:rPr>
+          <w:rStyle w:val="NormalTok"/>
+        </w:rPr>
+        <w:t xml:space="preserve">(</w:t>
+      </w:r>
+      <w:r>
+        <w:rPr>
+          <w:rStyle w:val="StringTok"/>
+        </w:rPr>
+        <w:t xml:space="preserve">"data/auto.csv"</w:t>
+      </w:r>
+      <w:r>
+        <w:rPr>
+          <w:rStyle w:val="NormalTok"/>
+        </w:rPr>
+        <w:t xml:space="preserve">)</w:t>
+      </w:r>
+      <w:r>
+        <w:rPr>
+          <w:rStyle w:val="SpecialCharTok"/>
+        </w:rPr>
+        <w:t xml:space="preserve">$</w:t>
+      </w:r>
+      <w:r>
+        <w:rPr>
+          <w:rStyle w:val="NormalTok"/>
+        </w:rPr>
+        <w:t xml:space="preserve">mpg</w:t>
+      </w:r>
+      <w:r>
+        <w:br/>
+      </w:r>
+      <w:r>
+        <w:rPr>
+          <w:rStyle w:val="NormalTok"/>
+        </w:rPr>
+        <w:t xml:space="preserve">efficient </w:t>
+      </w:r>
+      <w:r>
+        <w:rPr>
+          <w:rStyle w:val="OtherTok"/>
+        </w:rPr>
+        <w:t xml:space="preserve">&lt;-</w:t>
+      </w:r>
+      <w:r>
+        <w:rPr>
+          <w:rStyle w:val="NormalTok"/>
+        </w:rPr>
+        <w:t xml:space="preserve"> </w:t>
+      </w:r>
+      <w:r>
+        <w:rPr>
+          <w:rStyle w:val="FunctionTok"/>
+        </w:rPr>
+        <w:t xml:space="preserve">as.numeric</w:t>
+      </w:r>
+      <w:r>
+        <w:rPr>
+          <w:rStyle w:val="NormalTok"/>
+        </w:rPr>
+        <w:t xml:space="preserve">(mpg </w:t>
+      </w:r>
+      <w:r>
+        <w:rPr>
+          <w:rStyle w:val="SpecialCharTok"/>
+        </w:rPr>
+        <w:t xml:space="preserve">&gt;</w:t>
+      </w:r>
+      <w:r>
+        <w:rPr>
+          <w:rStyle w:val="NormalTok"/>
+        </w:rPr>
+        <w:t xml:space="preserve"> </w:t>
+      </w:r>
+      <w:r>
+        <w:rPr>
+          <w:rStyle w:val="DecValTok"/>
+        </w:rPr>
+        <w:t xml:space="preserve">25</w:t>
+      </w:r>
+      <w:r>
+        <w:rPr>
+          <w:rStyle w:val="NormalTok"/>
+        </w:rPr>
+        <w:t xml:space="preserve">)</w:t>
+      </w:r>
+      <w:r>
+        <w:br/>
+      </w:r>
+      <w:r>
+        <w:rPr>
+          <w:rStyle w:val="NormalTok"/>
+        </w:rPr>
+        <w:t xml:space="preserve">mu </w:t>
+      </w:r>
+      <w:r>
+        <w:rPr>
+          <w:rStyle w:val="OtherTok"/>
+        </w:rPr>
+        <w:t xml:space="preserve">&lt;-</w:t>
+      </w:r>
+      <w:r>
+        <w:rPr>
+          <w:rStyle w:val="NormalTok"/>
+        </w:rPr>
+        <w:t xml:space="preserve"> </w:t>
+      </w:r>
+      <w:r>
+        <w:rPr>
+          <w:rStyle w:val="FunctionTok"/>
+        </w:rPr>
+        <w:t xml:space="preserve">mean</w:t>
+      </w:r>
+      <w:r>
+        <w:rPr>
+          <w:rStyle w:val="NormalTok"/>
+        </w:rPr>
+        <w:t xml:space="preserve">(efficient)</w:t>
+      </w:r>
+      <w:r>
+        <w:br/>
+      </w:r>
+      <w:r>
+        <w:rPr>
+          <w:rStyle w:val="NormalTok"/>
+        </w:rPr>
+        <w:t xml:space="preserve">sigma2 </w:t>
+      </w:r>
+      <w:r>
+        <w:rPr>
+          <w:rStyle w:val="OtherTok"/>
+        </w:rPr>
+        <w:t xml:space="preserve">&lt;-</w:t>
+      </w:r>
+      <w:r>
+        <w:rPr>
+          <w:rStyle w:val="NormalTok"/>
+        </w:rPr>
+        <w:t xml:space="preserve"> </w:t>
+      </w:r>
+      <w:r>
+        <w:rPr>
+          <w:rStyle w:val="FunctionTok"/>
+        </w:rPr>
+        <w:t xml:space="preserve">mean</w:t>
+      </w:r>
+      <w:r>
+        <w:rPr>
+          <w:rStyle w:val="NormalTok"/>
+        </w:rPr>
+        <w:t xml:space="preserve">((efficient </w:t>
+      </w:r>
+      <w:r>
+        <w:rPr>
+          <w:rStyle w:val="SpecialCharTok"/>
+        </w:rPr>
+        <w:t xml:space="preserve">-</w:t>
+      </w:r>
+      <w:r>
+        <w:rPr>
+          <w:rStyle w:val="NormalTok"/>
+        </w:rPr>
+        <w:t xml:space="preserve"> mu)</w:t>
+      </w:r>
+      <w:r>
+        <w:rPr>
+          <w:rStyle w:val="SpecialCharTok"/>
+        </w:rPr>
+        <w:t xml:space="preserve">^</w:t>
+      </w:r>
+      <w:r>
+        <w:rPr>
+          <w:rStyle w:val="DecValTok"/>
+        </w:rPr>
+        <w:t xml:space="preserve">2</w:t>
+      </w:r>
+      <w:r>
+        <w:rPr>
+          <w:rStyle w:val="NormalTok"/>
+        </w:rPr>
+        <w:t xml:space="preserve">)</w:t>
+      </w:r>
+      <w:r>
+        <w:br/>
+      </w:r>
+      <w:r>
+        <w:rPr>
+          <w:rStyle w:val="NormalTok"/>
+        </w:rPr>
+        <w:t xml:space="preserve">tol </w:t>
+      </w:r>
+      <w:r>
+        <w:rPr>
+          <w:rStyle w:val="OtherTok"/>
+        </w:rPr>
+        <w:t xml:space="preserve">&lt;-</w:t>
+      </w:r>
+      <w:r>
+        <w:rPr>
+          <w:rStyle w:val="NormalTok"/>
+        </w:rPr>
+        <w:t xml:space="preserve"> </w:t>
+      </w:r>
+      <w:r>
+        <w:rPr>
+          <w:rStyle w:val="FloatTok"/>
+        </w:rPr>
+        <w:t xml:space="preserve">0.1</w:t>
+      </w:r>
+      <w:r>
+        <w:br/>
+      </w:r>
+      <w:r>
+        <w:br/>
+      </w:r>
+      <w:r>
+        <w:rPr>
+          <w:rStyle w:val="NormalTok"/>
+        </w:rPr>
+        <w:t xml:space="preserve">n </w:t>
+      </w:r>
+      <w:r>
+        <w:rPr>
+          <w:rStyle w:val="OtherTok"/>
+        </w:rPr>
+        <w:t xml:space="preserve">&lt;-</w:t>
+      </w:r>
+      <w:r>
+        <w:rPr>
+          <w:rStyle w:val="NormalTok"/>
+        </w:rPr>
+        <w:t xml:space="preserve"> </w:t>
+      </w:r>
+      <w:r>
+        <w:rPr>
+          <w:rStyle w:val="FunctionTok"/>
+        </w:rPr>
+        <w:t xml:space="preserve">c</w:t>
+      </w:r>
+      <w:r>
+        <w:rPr>
+          <w:rStyle w:val="NormalTok"/>
+        </w:rPr>
+        <w:t xml:space="preserve">(</w:t>
+      </w:r>
+      <w:r>
+        <w:rPr>
+          <w:rStyle w:val="DecValTok"/>
+        </w:rPr>
+        <w:t xml:space="preserve">50</w:t>
+      </w:r>
+      <w:r>
+        <w:rPr>
+          <w:rStyle w:val="NormalTok"/>
+        </w:rPr>
+        <w:t xml:space="preserve">, </w:t>
+      </w:r>
+      <w:r>
+        <w:rPr>
+          <w:rStyle w:val="DecValTok"/>
+        </w:rPr>
+        <w:t xml:space="preserve">100</w:t>
+      </w:r>
+      <w:r>
+        <w:rPr>
+          <w:rStyle w:val="NormalTok"/>
+        </w:rPr>
+        <w:t xml:space="preserve">, </w:t>
+      </w:r>
+      <w:r>
+        <w:rPr>
+          <w:rStyle w:val="DecValTok"/>
+        </w:rPr>
+        <w:t xml:space="preserve">200</w:t>
+      </w:r>
+      <w:r>
+        <w:rPr>
+          <w:rStyle w:val="NormalTok"/>
+        </w:rPr>
+        <w:t xml:space="preserve">, </w:t>
+      </w:r>
+      <w:r>
+        <w:rPr>
+          <w:rStyle w:val="DecValTok"/>
+        </w:rPr>
+        <w:t xml:space="preserve">400</w:t>
+      </w:r>
+      <w:r>
+        <w:rPr>
+          <w:rStyle w:val="NormalTok"/>
+        </w:rPr>
+        <w:t xml:space="preserve">)</w:t>
+      </w:r>
+      <w:r>
+        <w:br/>
+      </w:r>
+      <w:r>
+        <w:rPr>
+          <w:rStyle w:val="FunctionTok"/>
+        </w:rPr>
+        <w:t xml:space="preserve">set.seed</w:t>
+      </w:r>
+      <w:r>
+        <w:rPr>
+          <w:rStyle w:val="NormalTok"/>
+        </w:rPr>
+        <w:t xml:space="preserve">(</w:t>
+      </w:r>
+      <w:r>
+        <w:rPr>
+          <w:rStyle w:val="DecValTok"/>
+        </w:rPr>
+        <w:t xml:space="preserve">571</w:t>
+      </w:r>
+      <w:r>
+        <w:rPr>
+          <w:rStyle w:val="NormalTok"/>
+        </w:rPr>
+        <w:t xml:space="preserve">)</w:t>
+      </w:r>
+      <w:r>
+        <w:br/>
+      </w:r>
+      <w:r>
+        <w:rPr>
+          <w:rStyle w:val="NormalTok"/>
+        </w:rPr>
+        <w:t xml:space="preserve">share_missed </w:t>
+      </w:r>
+      <w:r>
+        <w:rPr>
+          <w:rStyle w:val="OtherTok"/>
+        </w:rPr>
+        <w:t xml:space="preserve">&lt;-</w:t>
+      </w:r>
+      <w:r>
+        <w:rPr>
+          <w:rStyle w:val="NormalTok"/>
+        </w:rPr>
+        <w:t xml:space="preserve"> </w:t>
+      </w:r>
+      <w:r>
+        <w:rPr>
+          <w:rStyle w:val="FunctionTok"/>
+        </w:rPr>
+        <w:t xml:space="preserve">sapply</w:t>
+      </w:r>
+      <w:r>
+        <w:rPr>
+          <w:rStyle w:val="NormalTok"/>
+        </w:rPr>
+        <w:t xml:space="preserve">(n, </w:t>
+      </w:r>
+      <w:r>
+        <w:rPr>
+          <w:rStyle w:val="ControlFlowTok"/>
+        </w:rPr>
+        <w:t xml:space="preserve">function</w:t>
+      </w:r>
+      <w:r>
+        <w:rPr>
+          <w:rStyle w:val="NormalTok"/>
+        </w:rPr>
+        <w:t xml:space="preserve">(nn) {</w:t>
+      </w:r>
+      <w:r>
+        <w:br/>
+      </w:r>
+      <w:r>
+        <w:rPr>
+          <w:rStyle w:val="NormalTok"/>
+        </w:rPr>
+        <w:t xml:space="preserve">  xbar </w:t>
+      </w:r>
+      <w:r>
+        <w:rPr>
+          <w:rStyle w:val="OtherTok"/>
+        </w:rPr>
+        <w:t xml:space="preserve">&lt;-</w:t>
+      </w:r>
+      <w:r>
+        <w:rPr>
+          <w:rStyle w:val="NormalTok"/>
+        </w:rPr>
+        <w:t xml:space="preserve"> </w:t>
+      </w:r>
+      <w:r>
+        <w:rPr>
+          <w:rStyle w:val="FunctionTok"/>
+        </w:rPr>
+        <w:t xml:space="preserve">replicate</w:t>
+      </w:r>
+      <w:r>
+        <w:rPr>
+          <w:rStyle w:val="NormalTok"/>
+        </w:rPr>
+        <w:t xml:space="preserve">(</w:t>
+      </w:r>
+      <w:r>
+        <w:rPr>
+          <w:rStyle w:val="DecValTok"/>
+        </w:rPr>
+        <w:t xml:space="preserve">10000</w:t>
+      </w:r>
+      <w:r>
+        <w:rPr>
+          <w:rStyle w:val="NormalTok"/>
+        </w:rPr>
+        <w:t xml:space="preserve">, </w:t>
+      </w:r>
+      <w:r>
+        <w:rPr>
+          <w:rStyle w:val="FunctionTok"/>
+        </w:rPr>
+        <w:t xml:space="preserve">mean</w:t>
+      </w:r>
+      <w:r>
+        <w:rPr>
+          <w:rStyle w:val="NormalTok"/>
+        </w:rPr>
+        <w:t xml:space="preserve">(</w:t>
+      </w:r>
+      <w:r>
+        <w:rPr>
+          <w:rStyle w:val="FunctionTok"/>
+        </w:rPr>
+        <w:t xml:space="preserve">sample</w:t>
+      </w:r>
+      <w:r>
+        <w:rPr>
+          <w:rStyle w:val="NormalTok"/>
+        </w:rPr>
+        <w:t xml:space="preserve">(efficient, nn, </w:t>
+      </w:r>
+      <w:r>
+        <w:rPr>
+          <w:rStyle w:val="AttributeTok"/>
+        </w:rPr>
+        <w:t xml:space="preserve">replace =</w:t>
+      </w:r>
+      <w:r>
+        <w:rPr>
+          <w:rStyle w:val="NormalTok"/>
+        </w:rPr>
+        <w:t xml:space="preserve"> </w:t>
+      </w:r>
+      <w:r>
+        <w:rPr>
+          <w:rStyle w:val="ConstantTok"/>
+        </w:rPr>
+        <w:t xml:space="preserve">TRUE</w:t>
+      </w:r>
+      <w:r>
+        <w:rPr>
+          <w:rStyle w:val="NormalTok"/>
+        </w:rPr>
+        <w:t xml:space="preserve">)))</w:t>
+      </w:r>
+      <w:r>
+        <w:br/>
+      </w:r>
+      <w:r>
+        <w:rPr>
+          <w:rStyle w:val="NormalTok"/>
+        </w:rPr>
+        <w:t xml:space="preserve">  </w:t>
+      </w:r>
+      <w:r>
+        <w:rPr>
+          <w:rStyle w:val="FunctionTok"/>
+        </w:rPr>
+        <w:t xml:space="preserve">mean</w:t>
+      </w:r>
+      <w:r>
+        <w:rPr>
+          <w:rStyle w:val="NormalTok"/>
+        </w:rPr>
+        <w:t xml:space="preserve">(</w:t>
+      </w:r>
+      <w:r>
+        <w:rPr>
+          <w:rStyle w:val="FunctionTok"/>
+        </w:rPr>
+        <w:t xml:space="preserve">abs</w:t>
+      </w:r>
+      <w:r>
+        <w:rPr>
+          <w:rStyle w:val="NormalTok"/>
+        </w:rPr>
+        <w:t xml:space="preserve">(xbar </w:t>
+      </w:r>
+      <w:r>
+        <w:rPr>
+          <w:rStyle w:val="SpecialCharTok"/>
+        </w:rPr>
+        <w:t xml:space="preserve">-</w:t>
+      </w:r>
+      <w:r>
+        <w:rPr>
+          <w:rStyle w:val="NormalTok"/>
+        </w:rPr>
+        <w:t xml:space="preserve"> mu) </w:t>
+      </w:r>
+      <w:r>
+        <w:rPr>
+          <w:rStyle w:val="SpecialCharTok"/>
+        </w:rPr>
+        <w:t xml:space="preserve">&gt;=</w:t>
+      </w:r>
+      <w:r>
+        <w:rPr>
+          <w:rStyle w:val="NormalTok"/>
+        </w:rPr>
+        <w:t xml:space="preserve"> tol)</w:t>
+      </w:r>
+      <w:r>
+        <w:br/>
+      </w:r>
+      <w:r>
+        <w:rPr>
+          <w:rStyle w:val="NormalTok"/>
+        </w:rPr>
+        <w:t xml:space="preserve">})</w:t>
+      </w:r>
+      <w:r>
+        <w:br/>
+      </w:r>
+      <w:r>
+        <w:rPr>
+          <w:rStyle w:val="NormalTok"/>
+        </w:rPr>
+        <w:t xml:space="preserve">hoeffding_bound </w:t>
+      </w:r>
+      <w:r>
+        <w:rPr>
+          <w:rStyle w:val="OtherTok"/>
+        </w:rPr>
+        <w:t xml:space="preserve">&lt;-</w:t>
+      </w:r>
+      <w:r>
+        <w:rPr>
+          <w:rStyle w:val="NormalTok"/>
+        </w:rPr>
+        <w:t xml:space="preserve"> </w:t>
+      </w:r>
+      <w:r>
+        <w:rPr>
+          <w:rStyle w:val="FunctionTok"/>
+        </w:rPr>
+        <w:t xml:space="preserve">pmin</w:t>
+      </w:r>
+      <w:r>
+        <w:rPr>
+          <w:rStyle w:val="NormalTok"/>
+        </w:rPr>
+        <w:t xml:space="preserve">(</w:t>
+      </w:r>
+      <w:r>
+        <w:rPr>
+          <w:rStyle w:val="DecValTok"/>
+        </w:rPr>
+        <w:t xml:space="preserve">1</w:t>
+      </w:r>
+      <w:r>
+        <w:rPr>
+          <w:rStyle w:val="NormalTok"/>
+        </w:rPr>
+        <w:t xml:space="preserve">, </w:t>
+      </w:r>
+      <w:r>
+        <w:rPr>
+          <w:rStyle w:val="DecValTok"/>
+        </w:rPr>
+        <w:t xml:space="preserve">2</w:t>
+      </w:r>
+      <w:r>
+        <w:rPr>
+          <w:rStyle w:val="NormalTok"/>
+        </w:rPr>
+        <w:t xml:space="preserve"> </w:t>
+      </w:r>
+      <w:r>
+        <w:rPr>
+          <w:rStyle w:val="SpecialCharTok"/>
+        </w:rPr>
+        <w:t xml:space="preserve">*</w:t>
+      </w:r>
+      <w:r>
+        <w:rPr>
+          <w:rStyle w:val="NormalTok"/>
+        </w:rPr>
+        <w:t xml:space="preserve"> </w:t>
+      </w:r>
+      <w:r>
+        <w:rPr>
+          <w:rStyle w:val="FunctionTok"/>
+        </w:rPr>
+        <w:t xml:space="preserve">exp</w:t>
+      </w:r>
+      <w:r>
+        <w:rPr>
+          <w:rStyle w:val="NormalTok"/>
+        </w:rPr>
+        <w:t xml:space="preserve">(</w:t>
+      </w:r>
+      <w:r>
+        <w:rPr>
+          <w:rStyle w:val="SpecialCharTok"/>
+        </w:rPr>
+        <w:t xml:space="preserve">-</w:t>
+      </w:r>
+      <w:r>
+        <w:rPr>
+          <w:rStyle w:val="DecValTok"/>
+        </w:rPr>
+        <w:t xml:space="preserve">2</w:t>
+      </w:r>
+      <w:r>
+        <w:rPr>
+          <w:rStyle w:val="NormalTok"/>
+        </w:rPr>
+        <w:t xml:space="preserve"> </w:t>
+      </w:r>
+      <w:r>
+        <w:rPr>
+          <w:rStyle w:val="SpecialCharTok"/>
+        </w:rPr>
+        <w:t xml:space="preserve">*</w:t>
+      </w:r>
+      <w:r>
+        <w:rPr>
+          <w:rStyle w:val="NormalTok"/>
+        </w:rPr>
+        <w:t xml:space="preserve"> n </w:t>
+      </w:r>
+      <w:r>
+        <w:rPr>
+          <w:rStyle w:val="SpecialCharTok"/>
+        </w:rPr>
+        <w:t xml:space="preserve">*</w:t>
+      </w:r>
+      <w:r>
+        <w:rPr>
+          <w:rStyle w:val="NormalTok"/>
+        </w:rPr>
+        <w:t xml:space="preserve"> tol</w:t>
+      </w:r>
+      <w:r>
+        <w:rPr>
+          <w:rStyle w:val="SpecialCharTok"/>
+        </w:rPr>
+        <w:t xml:space="preserve">^</w:t>
+      </w:r>
+      <w:r>
+        <w:rPr>
+          <w:rStyle w:val="DecValTok"/>
+        </w:rPr>
+        <w:t xml:space="preserve">2</w:t>
+      </w:r>
+      <w:r>
+        <w:rPr>
+          <w:rStyle w:val="NormalTok"/>
+        </w:rPr>
+        <w:t xml:space="preserve">))</w:t>
+      </w:r>
+      <w:r>
+        <w:br/>
+      </w:r>
+      <w:r>
+        <w:rPr>
+          <w:rStyle w:val="NormalTok"/>
+        </w:rPr>
+        <w:t xml:space="preserve">chebyshev_bound </w:t>
+      </w:r>
+      <w:r>
+        <w:rPr>
+          <w:rStyle w:val="OtherTok"/>
+        </w:rPr>
+        <w:t xml:space="preserve">&lt;-</w:t>
+      </w:r>
+      <w:r>
+        <w:rPr>
+          <w:rStyle w:val="NormalTok"/>
+        </w:rPr>
+        <w:t xml:space="preserve"> </w:t>
+      </w:r>
+      <w:r>
+        <w:rPr>
+          <w:rStyle w:val="FunctionTok"/>
+        </w:rPr>
+        <w:t xml:space="preserve">pmin</w:t>
+      </w:r>
+      <w:r>
+        <w:rPr>
+          <w:rStyle w:val="NormalTok"/>
+        </w:rPr>
+        <w:t xml:space="preserve">(</w:t>
+      </w:r>
+      <w:r>
+        <w:rPr>
+          <w:rStyle w:val="DecValTok"/>
+        </w:rPr>
+        <w:t xml:space="preserve">1</w:t>
+      </w:r>
+      <w:r>
+        <w:rPr>
+          <w:rStyle w:val="NormalTok"/>
+        </w:rPr>
+        <w:t xml:space="preserve">, sigma2 </w:t>
+      </w:r>
+      <w:r>
+        <w:rPr>
+          <w:rStyle w:val="SpecialCharTok"/>
+        </w:rPr>
+        <w:t xml:space="preserve">/</w:t>
+      </w:r>
+      <w:r>
+        <w:rPr>
+          <w:rStyle w:val="NormalTok"/>
+        </w:rPr>
+        <w:t xml:space="preserve"> (n </w:t>
+      </w:r>
+      <w:r>
+        <w:rPr>
+          <w:rStyle w:val="SpecialCharTok"/>
+        </w:rPr>
+        <w:t xml:space="preserve">*</w:t>
+      </w:r>
+      <w:r>
+        <w:rPr>
+          <w:rStyle w:val="NormalTok"/>
+        </w:rPr>
+        <w:t xml:space="preserve"> tol</w:t>
+      </w:r>
+      <w:r>
+        <w:rPr>
+          <w:rStyle w:val="SpecialCharTok"/>
+        </w:rPr>
+        <w:t xml:space="preserve">^</w:t>
+      </w:r>
+      <w:r>
+        <w:rPr>
+          <w:rStyle w:val="DecValTok"/>
+        </w:rPr>
+        <w:t xml:space="preserve">2</w:t>
+      </w:r>
+      <w:r>
+        <w:rPr>
+          <w:rStyle w:val="NormalTok"/>
+        </w:rPr>
+        <w:t xml:space="preserve">))</w:t>
+      </w:r>
+      <w:r>
+        <w:br/>
+      </w:r>
+      <w:r>
+        <w:rPr>
+          <w:rStyle w:val="FunctionTok"/>
+        </w:rPr>
+        <w:t xml:space="preserve">data.frame</w:t>
+      </w:r>
+      <w:r>
+        <w:rPr>
+          <w:rStyle w:val="NormalTok"/>
+        </w:rPr>
+        <w:t xml:space="preserve">(</w:t>
+      </w:r>
+      <w:r>
+        <w:br/>
+      </w:r>
+      <w:r>
+        <w:rPr>
+          <w:rStyle w:val="NormalTok"/>
+        </w:rPr>
+        <w:t xml:space="preserve">  </w:t>
+      </w:r>
+      <w:r>
+        <w:rPr>
+          <w:rStyle w:val="AttributeTok"/>
+        </w:rPr>
+        <w:t xml:space="preserve">n =</w:t>
+      </w:r>
+      <w:r>
+        <w:rPr>
+          <w:rStyle w:val="NormalTok"/>
+        </w:rPr>
+        <w:t xml:space="preserve"> n,</w:t>
+      </w:r>
+      <w:r>
+        <w:br/>
+      </w:r>
+      <w:r>
+        <w:rPr>
+          <w:rStyle w:val="NormalTok"/>
+        </w:rPr>
+        <w:t xml:space="preserve">  </w:t>
+      </w:r>
+      <w:r>
+        <w:rPr>
+          <w:rStyle w:val="AttributeTok"/>
+        </w:rPr>
+        <w:t xml:space="preserve">share_missed =</w:t>
+      </w:r>
+      <w:r>
+        <w:rPr>
+          <w:rStyle w:val="NormalTok"/>
+        </w:rPr>
+        <w:t xml:space="preserve"> share_missed,</w:t>
+      </w:r>
+      <w:r>
+        <w:br/>
+      </w:r>
+      <w:r>
+        <w:rPr>
+          <w:rStyle w:val="NormalTok"/>
+        </w:rPr>
+        <w:t xml:space="preserve">  </w:t>
+      </w:r>
+      <w:r>
+        <w:rPr>
+          <w:rStyle w:val="AttributeTok"/>
+        </w:rPr>
+        <w:t xml:space="preserve">hoeffding_bound =</w:t>
+      </w:r>
+      <w:r>
+        <w:rPr>
+          <w:rStyle w:val="NormalTok"/>
+        </w:rPr>
+        <w:t xml:space="preserve"> hoeffding_bound,</w:t>
+      </w:r>
+      <w:r>
+        <w:br/>
+      </w:r>
+      <w:r>
+        <w:rPr>
+          <w:rStyle w:val="NormalTok"/>
+        </w:rPr>
+        <w:t xml:space="preserve">  </w:t>
+      </w:r>
+      <w:r>
+        <w:rPr>
+          <w:rStyle w:val="AttributeTok"/>
+        </w:rPr>
+        <w:t xml:space="preserve">chebyshev_bound =</w:t>
+      </w:r>
+      <w:r>
+        <w:rPr>
+          <w:rStyle w:val="NormalTok"/>
+        </w:rPr>
+        <w:t xml:space="preserve"> chebyshev_bound</w:t>
+      </w:r>
+      <w:r>
+        <w:br/>
+      </w:r>
+      <w:r>
+        <w:rPr>
+          <w:rStyle w:val="NormalTok"/>
+        </w:rPr>
+        <w:t xml:space="preserve">)</w:t>
+      </w:r>
+      <w:r>
+        <w:br/>
+      </w:r>
+      <w:r>
+        <w:rPr>
+          <w:rStyle w:val="CommentTok"/>
+        </w:rPr>
+        <w:t xml:space="preserve">#&gt; # A tibble: 4 × 4</w:t>
+      </w:r>
+      <w:r>
+        <w:br/>
+      </w:r>
+      <w:r>
+        <w:rPr>
+          <w:rStyle w:val="CommentTok"/>
+        </w:rPr>
+        <w:t xml:space="preserve">#&gt;       n share_missed hoeffding_bound chebyshev_bound</w:t>
+      </w:r>
+      <w:r>
+        <w:br/>
+      </w:r>
+      <w:r>
+        <w:rPr>
+          <w:rStyle w:val="CommentTok"/>
+        </w:rPr>
+        <w:t xml:space="preserve">#&gt;   &lt;dbl&gt;        &lt;dbl&gt;           &lt;dbl&gt;           &lt;dbl&gt;</w:t>
+      </w:r>
+      <w:r>
+        <w:br/>
+      </w:r>
+      <w:r>
+        <w:rPr>
+          <w:rStyle w:val="CommentTok"/>
+        </w:rPr>
+        <w:t xml:space="preserve">#&gt; 1    50       0.148         0.736             0.479 </w:t>
+      </w:r>
+      <w:r>
+        <w:br/>
+      </w:r>
+      <w:r>
+        <w:rPr>
+          <w:rStyle w:val="CommentTok"/>
+        </w:rPr>
+        <w:t xml:space="preserve">#&gt; 2   100       0.0408        0.271             0.240 </w:t>
+      </w:r>
+      <w:r>
+        <w:br/>
+      </w:r>
+      <w:r>
+        <w:rPr>
+          <w:rStyle w:val="CommentTok"/>
+        </w:rPr>
+        <w:t xml:space="preserve">#&gt; 3   200       0.0042        0.0366            0.120 </w:t>
+      </w:r>
+      <w:r>
+        <w:br/>
+      </w:r>
+      <w:r>
+        <w:rPr>
+          <w:rStyle w:val="CommentTok"/>
+        </w:rPr>
+        <w:t xml:space="preserve">#&gt; 4   400       0             0.000671          0.0599</w:t>
+      </w:r>
+    </w:p>
+    <w:p>
+      <w:pPr>
+        <w:pStyle w:val="FirstParagraph"/>
+      </w:pPr>
+      <w:r>
+        <w:t xml:space="preserve">The simulated proportions lie below both bounds at every sample size, as they should: the bounds apply to the true probabilities these proportions estimate.</w:t>
+      </w:r>
+      <w:r>
+        <w:t xml:space="preserve"> </w:t>
+      </w:r>
+      <w:r>
+        <w:t xml:space="preserve">The share of efficient cars is 0.398.</w:t>
+      </w:r>
+      <w:r>
+        <w:t xml:space="preserve"> </w:t>
+      </w:r>
+      <w:r>
+        <w:t xml:space="preserve">For</w:t>
+      </w:r>
+      <w:r>
+        <w:t xml:space="preserve"> </w:t>
+      </w:r>
+      <m:oMath>
+        <m:r>
+          <m:t>n</m:t>
+        </m:r>
+        <m:r>
+          <m:rPr>
+            <m:sty m:val="p"/>
+          </m:rPr>
+          <m:t>=</m:t>
+        </m:r>
+        <m:r>
+          <m:t>50</m:t>
+        </m:r>
+      </m:oMath>
+      <w:r>
+        <w:t xml:space="preserve"> </w:t>
+      </w:r>
+      <w:r>
+        <w:t xml:space="preserve">and</w:t>
+      </w:r>
+      <w:r>
+        <w:t xml:space="preserve"> </w:t>
+      </w:r>
+      <m:oMath>
+        <m:r>
+          <m:t>n</m:t>
+        </m:r>
+        <m:r>
+          <m:rPr>
+            <m:sty m:val="p"/>
+          </m:rPr>
+          <m:t>=</m:t>
+        </m:r>
+        <m:r>
+          <m:t>100</m:t>
+        </m:r>
+      </m:oMath>
+      <w:r>
+        <w:t xml:space="preserve"> </w:t>
+      </w:r>
+      <w:r>
+        <w:t xml:space="preserve">Chebyshev’s bound is the smaller of the two,</w:t>
+      </w:r>
+      <w:r>
+        <w:t xml:space="preserve"> </w:t>
+      </w:r>
+      <w:r>
+        <w:t xml:space="preserve">but the Hoeffding bound falls exponentially in</w:t>
+      </w:r>
+      <w:r>
+        <w:t xml:space="preserve"> </w:t>
+      </w:r>
+      <m:oMath>
+        <m:r>
+          <m:t>n</m:t>
+        </m:r>
+      </m:oMath>
+      <w:r>
+        <w:t xml:space="preserve"> </w:t>
+      </w:r>
+      <w:r>
+        <w:t xml:space="preserve">while the Chebyshev bound falls only like</w:t>
+      </w:r>
+      <w:r>
+        <w:t xml:space="preserve"> </w:t>
+      </w:r>
+      <m:oMath>
+        <m:r>
+          <m:t>1</m:t>
+        </m:r>
+        <m:r>
+          <m:rPr>
+            <m:sty m:val="p"/>
+          </m:rPr>
+          <m:t>/</m:t>
+        </m:r>
+        <m:r>
+          <m:t>n</m:t>
+        </m:r>
+      </m:oMath>
+      <w:r>
+        <w:t xml:space="preserve">,</w:t>
+      </w:r>
+      <w:r>
+        <w:t xml:space="preserve"> </w:t>
+      </w:r>
+      <w:r>
+        <w:t xml:space="preserve">so at</w:t>
+      </w:r>
+      <w:r>
+        <w:t xml:space="preserve"> </w:t>
+      </w:r>
+      <m:oMath>
+        <m:r>
+          <m:t>n</m:t>
+        </m:r>
+        <m:r>
+          <m:rPr>
+            <m:sty m:val="p"/>
+          </m:rPr>
+          <m:t>=</m:t>
+        </m:r>
+        <m:r>
+          <m:t>200</m:t>
+        </m:r>
+      </m:oMath>
+      <w:r>
+        <w:t xml:space="preserve"> </w:t>
+      </w:r>
+      <w:r>
+        <w:t xml:space="preserve">and</w:t>
+      </w:r>
+      <w:r>
+        <w:t xml:space="preserve"> </w:t>
+      </w:r>
+      <m:oMath>
+        <m:r>
+          <m:t>n</m:t>
+        </m:r>
+        <m:r>
+          <m:rPr>
+            <m:sty m:val="p"/>
+          </m:rPr>
+          <m:t>=</m:t>
+        </m:r>
+        <m:r>
+          <m:t>400</m:t>
+        </m:r>
+      </m:oMath>
+      <w:r>
+        <w:t xml:space="preserve"> </w:t>
+      </w:r>
+      <w:r>
+        <w:t xml:space="preserve">Hoeffding’s is the smaller.</w:t>
+      </w:r>
+      <w:r>
+        <w:t xml:space="preserve"> </w:t>
+      </w:r>
+      <w:r>
+        <w:t xml:space="preserve">At</w:t>
+      </w:r>
+      <w:r>
+        <w:t xml:space="preserve"> </w:t>
+      </w:r>
+      <m:oMath>
+        <m:r>
+          <m:t>n</m:t>
+        </m:r>
+        <m:r>
+          <m:rPr>
+            <m:sty m:val="p"/>
+          </m:rPr>
+          <m:t>=</m:t>
+        </m:r>
+        <m:r>
+          <m:t>400</m:t>
+        </m:r>
+      </m:oMath>
+      <w:r>
+        <w:t xml:space="preserve"> </w:t>
+      </w:r>
+      <w:r>
+        <w:t xml:space="preserve">the Hoeffding bound is 0.00067,</w:t>
+      </w:r>
+      <w:r>
+        <w:t xml:space="preserve"> </w:t>
+      </w:r>
+      <w:r>
+        <w:t xml:space="preserve">against 0.06 for Chebyshev,</w:t>
+      </w:r>
+      <w:r>
+        <w:t xml:space="preserve"> </w:t>
+      </w:r>
+      <w:r>
+        <w:t xml:space="preserve">and 0 of the 10,000 samples missed.</w:t>
+      </w:r>
+      <w:r>
+        <w:t xml:space="preserve"> </w:t>
+      </w:r>
+      <w:r>
+        <w:t xml:space="preserve">Both bounds are loose because they must hold for every distribution of this kind, not only for this one.</w:t>
+      </w:r>
+    </w:p>
+    <w:bookmarkEnd w:id="48"/>
+    <w:bookmarkEnd w:id="49"/>
+    <w:bookmarkStart w:id="64" w:name="references"/>
     <w:p>
       <w:pPr>
         <w:pStyle w:val="Heading2"/>
@@ -11988,8 +21406,8 @@
         <w:t xml:space="preserve">References</w:t>
       </w:r>
     </w:p>
-    <w:bookmarkStart w:id="55" w:name="refs"/>
-    <w:bookmarkStart w:id="45" w:name="ref-fiveminuteai_probstat"/>
+    <w:bookmarkStart w:id="63" w:name="refs"/>
+    <w:bookmarkStart w:id="51" w:name="ref-fiveminuteai_probstat"/>
     <w:p>
       <w:pPr>
         <w:pStyle w:val="Bibliography"/>
@@ -12013,7 +21431,7 @@
       <w:r>
         <w:t xml:space="preserve"> </w:t>
       </w:r>
-      <w:hyperlink r:id="rId44">
+      <w:hyperlink r:id="rId50">
         <w:r>
           <w:rPr>
             <w:rStyle w:val="Hyperlink"/>
@@ -12025,8 +21443,8 @@
         <w:t xml:space="preserve">.</w:t>
       </w:r>
     </w:p>
-    <w:bookmarkEnd w:id="45"/>
-    <w:bookmarkStart w:id="47" w:name="ref-bienayme1853"/>
+    <w:bookmarkEnd w:id="51"/>
+    <w:bookmarkStart w:id="53" w:name="ref-bienayme1853"/>
     <w:p>
       <w:pPr>
         <w:pStyle w:val="Bibliography"/>
@@ -12071,7 +21489,7 @@
       <w:r>
         <w:t xml:space="preserve"> </w:t>
       </w:r>
-      <w:hyperlink r:id="rId46">
+      <w:hyperlink r:id="rId52">
         <w:r>
           <w:rPr>
             <w:rStyle w:val="Hyperlink"/>
@@ -12083,8 +21501,8 @@
         <w:t xml:space="preserve">.</w:t>
       </w:r>
     </w:p>
-    <w:bookmarkEnd w:id="47"/>
-    <w:bookmarkStart w:id="48" w:name="ref-billingsley1995probability"/>
+    <w:bookmarkEnd w:id="53"/>
+    <w:bookmarkStart w:id="54" w:name="ref-billingsley1995probability"/>
     <w:p>
       <w:pPr>
         <w:pStyle w:val="Bibliography"/>
@@ -12106,8 +21524,8 @@
         <w:t xml:space="preserve">. 3rd ed. Wiley Series in Probability and Mathematical Statistics. Wiley.</w:t>
       </w:r>
     </w:p>
-    <w:bookmarkEnd w:id="48"/>
-    <w:bookmarkStart w:id="50" w:name="ref-blitzstein2019introduction"/>
+    <w:bookmarkEnd w:id="54"/>
+    <w:bookmarkStart w:id="56" w:name="ref-blitzstein2019introduction"/>
     <w:p>
       <w:pPr>
         <w:pStyle w:val="Bibliography"/>
@@ -12131,7 +21549,7 @@
       <w:r>
         <w:t xml:space="preserve"> </w:t>
       </w:r>
-      <w:hyperlink r:id="rId49">
+      <w:hyperlink r:id="rId55">
         <w:r>
           <w:rPr>
             <w:rStyle w:val="Hyperlink"/>
@@ -12143,20 +21561,20 @@
         <w:t xml:space="preserve">.</w:t>
       </w:r>
     </w:p>
-    <w:bookmarkEnd w:id="50"/>
-    <w:bookmarkStart w:id="52" w:name="ref-seneta2013"/>
+    <w:bookmarkEnd w:id="56"/>
+    <w:bookmarkStart w:id="58" w:name="ref-hoeffding1963"/>
     <w:p>
       <w:pPr>
         <w:pStyle w:val="Bibliography"/>
       </w:pPr>
       <w:r>
-        <w:t xml:space="preserve">Seneta, Eugene. 2013.</w:t>
-      </w:r>
-      <w:r>
-        <w:t xml:space="preserve"> </w:t>
-      </w:r>
-      <w:r>
-        <w:t xml:space="preserve">“A Tricentenary History of the Law of Large Numbers.”</w:t>
+        <w:t xml:space="preserve">Hoeffding, Wassily. 1963.</w:t>
+      </w:r>
+      <w:r>
+        <w:t xml:space="preserve"> </w:t>
+      </w:r>
+      <w:r>
+        <w:t xml:space="preserve">“Probability Inequalities for Sums of Bounded Random Variables.”</w:t>
       </w:r>
       <w:r>
         <w:t xml:space="preserve"> </w:t>
@@ -12166,6 +21584,52 @@
           <w:i/>
           <w:iCs/>
         </w:rPr>
+        <w:t xml:space="preserve">Journal of the American Statistical Association</w:t>
+      </w:r>
+      <w:r>
+        <w:t xml:space="preserve"> </w:t>
+      </w:r>
+      <w:r>
+        <w:t xml:space="preserve">58 (301): 13–30.</w:t>
+      </w:r>
+      <w:r>
+        <w:t xml:space="preserve"> </w:t>
+      </w:r>
+      <w:hyperlink r:id="rId57">
+        <w:r>
+          <w:rPr>
+            <w:rStyle w:val="Hyperlink"/>
+          </w:rPr>
+          <w:t xml:space="preserve">https://doi.org/10.1080/01621459.1963.10500830</w:t>
+        </w:r>
+      </w:hyperlink>
+      <w:r>
+        <w:t xml:space="preserve">.</w:t>
+      </w:r>
+    </w:p>
+    <w:bookmarkEnd w:id="58"/>
+    <w:bookmarkStart w:id="60" w:name="ref-seneta2013"/>
+    <w:p>
+      <w:pPr>
+        <w:pStyle w:val="Bibliography"/>
+      </w:pPr>
+      <w:r>
+        <w:t xml:space="preserve">Seneta, Eugene. 2013.</w:t>
+      </w:r>
+      <w:r>
+        <w:t xml:space="preserve"> </w:t>
+      </w:r>
+      <w:r>
+        <w:t xml:space="preserve">“A Tricentenary History of the Law of Large Numbers.”</w:t>
+      </w:r>
+      <w:r>
+        <w:t xml:space="preserve"> </w:t>
+      </w:r>
+      <w:r>
+        <w:rPr>
+          <w:i/>
+          <w:iCs/>
+        </w:rPr>
         <w:t xml:space="preserve">Bernoulli</w:t>
       </w:r>
       <w:r>
@@ -12177,7 +21641,7 @@
       <w:r>
         <w:t xml:space="preserve"> </w:t>
       </w:r>
-      <w:hyperlink r:id="rId51">
+      <w:hyperlink r:id="rId59">
         <w:r>
           <w:rPr>
             <w:rStyle w:val="Hyperlink"/>
@@ -12189,8 +21653,8 @@
         <w:t xml:space="preserve">.</w:t>
       </w:r>
     </w:p>
-    <w:bookmarkEnd w:id="52"/>
-    <w:bookmarkStart w:id="54" w:name="ref-tchebichef1867"/>
+    <w:bookmarkEnd w:id="60"/>
+    <w:bookmarkStart w:id="62" w:name="ref-tchebichef1867"/>
     <w:p>
       <w:pPr>
         <w:pStyle w:val="Bibliography"/>
@@ -12220,7 +21684,7 @@
       <w:r>
         <w:t xml:space="preserve"> </w:t>
       </w:r>
-      <w:hyperlink r:id="rId53">
+      <w:hyperlink r:id="rId61">
         <w:r>
           <w:rPr>
             <w:rStyle w:val="Hyperlink"/>
@@ -12232,9 +21696,9 @@
         <w:t xml:space="preserve">.</w:t>
       </w:r>
     </w:p>
-    <w:bookmarkEnd w:id="54"/>
-    <w:bookmarkEnd w:id="55"/>
-    <w:bookmarkEnd w:id="56"/>
+    <w:bookmarkEnd w:id="62"/>
+    <w:bookmarkEnd w:id="63"/>
+    <w:bookmarkEnd w:id="64"/>
     <w:sectPr>
       <w:footnotePr>
         <w:numRestart w:val="eachSect"/>
